--- a/07-驱动电路/03-功率器件栅极驱动/隔离栅极驱动电路/隔离栅极驱动电路.docx
+++ b/07-驱动电路/03-功率器件栅极驱动/隔离栅极驱动电路/隔离栅极驱动电路.docx
@@ -2550,6 +2550,20 @@
     </w:p>
     <w:bookmarkEnd w:id="26"/>
     <w:bookmarkEnd w:id="27"/>
+    <w:p>
+      <w:pPr>
+        <w:spacing w:before="360"/>
+        <w:jc w:val="center"/>
+      </w:pPr>
+      <w:r>
+        <w:rPr>
+          <w:rFonts w:ascii="Times New Roman" w:hAnsi="Times New Roman"/>
+          <w:color w:val="555555"/>
+          <w:sz w:val="21"/>
+        </w:rPr>
+        <w:t>材料收集者：杜文杰</w:t>
+      </w:r>
+    </w:p>
     <w:sectPr>
       <w:headerReference r:id="rId9" w:type="default"/>
       <w:footerReference r:id="rId10" w:type="default"/>

--- a/07-驱动电路/03-功率器件栅极驱动/隔离栅极驱动电路/隔离栅极驱动电路.docx
+++ b/07-驱动电路/03-功率器件栅极驱动/隔离栅极驱动电路/隔离栅极驱动电路.docx
@@ -1,6 +1,6 @@
 
 <file path=word/document.xml><?xml version="1.0" encoding="utf-8"?>
-<w:document xmlns:w="http://schemas.openxmlformats.org/wordprocessingml/2006/main" xmlns:m="http://schemas.openxmlformats.org/officeDocument/2006/math" xmlns:r="http://schemas.openxmlformats.org/officeDocument/2006/relationships" xmlns:o="urn:schemas-microsoft-com:office:office" xmlns:v="urn:schemas-microsoft-com:vml" xmlns:w10="urn:schemas-microsoft-com:office:word" xmlns:a="http://schemas.openxmlformats.org/drawingml/2006/main" xmlns:pic="http://schemas.openxmlformats.org/drawingml/2006/picture" xmlns:wp="http://schemas.openxmlformats.org/drawingml/2006/wordprocessingDrawing">
+<w:document xmlns:m="http://schemas.openxmlformats.org/officeDocument/2006/math" xmlns:r="http://schemas.openxmlformats.org/officeDocument/2006/relationships" xmlns:w="http://schemas.openxmlformats.org/wordprocessingml/2006/main" xmlns:o="urn:schemas-microsoft-com:office:office" xmlns:v="urn:schemas-microsoft-com:vml" xmlns:w10="urn:schemas-microsoft-com:office:word" xmlns:a="http://schemas.openxmlformats.org/drawingml/2006/main" xmlns:pic="http://schemas.openxmlformats.org/drawingml/2006/picture" xmlns:wp="http://schemas.openxmlformats.org/drawingml/2006/wordprocessingDrawing">
   <w:body>
     <w:bookmarkStart w:id="27" w:name="隔离栅极驱动电路"/>
     <w:p>
@@ -9,7 +9,7 @@
       </w:pPr>
       <w:r>
         <w:rPr>
-          <w:rFonts w:hint="eastAsia"/>
+          <w:rFonts w:hint="eastAsia" w:eastAsia="黑体"/>
         </w:rPr>
         <w:t xml:space="preserve">隔离栅极驱动电路</w:t>
       </w:r>
@@ -21,7 +21,7 @@
       </w:pPr>
       <w:r>
         <w:rPr>
-          <w:rFonts w:hint="eastAsia"/>
+          <w:rFonts w:hint="eastAsia" w:eastAsia="黑体"/>
         </w:rPr>
         <w:t xml:space="preserve">拓扑描述</w:t>
       </w:r>
@@ -32,13 +32,13 @@
       </w:pPr>
       <w:r>
         <w:rPr>
-          <w:rFonts w:hint="eastAsia"/>
+          <w:rFonts w:hint="eastAsia" w:eastAsia="黑体"/>
         </w:rPr>
         <w:t xml:space="preserve">元件组成与节点定义：电路由</w:t>
       </w:r>
       <w:r>
         <w:rPr>
-          <w:rFonts w:hint="eastAsia"/>
+          <w:rFonts w:hint="eastAsia" w:eastAsia="黑体"/>
           <w:b/>
           <w:bCs/>
         </w:rPr>
@@ -46,6 +46,7 @@
       </w:r>
       <w:r>
         <w:rPr>
+          <w:rFonts w:eastAsia="黑体"/>
           <w:b/>
           <w:bCs/>
         </w:rPr>
@@ -53,18 +54,21 @@
       </w:r>
       <w:r>
         <w:rPr>
-          <w:rFonts w:hint="eastAsia"/>
+          <w:rFonts w:hint="eastAsia" w:eastAsia="黑体"/>
           <w:b/>
           <w:bCs/>
         </w:rPr>
         <w:t xml:space="preserve">U1（光耦/数字隔离器/变压器）</w:t>
       </w:r>
       <w:r>
+        <w:rPr>
+          <w:rFonts w:eastAsia="黑体"/>
+        </w:rPr>
         <w:t xml:space="preserve">、</w:t>
       </w:r>
       <w:r>
         <w:rPr>
-          <w:rFonts w:hint="eastAsia"/>
+          <w:rFonts w:hint="eastAsia" w:eastAsia="黑体"/>
           <w:b/>
           <w:bCs/>
         </w:rPr>
@@ -72,17 +76,21 @@
       </w:r>
       <w:r>
         <w:rPr>
+          <w:rFonts w:eastAsia="黑体"/>
           <w:b/>
           <w:bCs/>
         </w:rPr>
         <w:t xml:space="preserve"> U2</w:t>
       </w:r>
       <w:r>
+        <w:rPr>
+          <w:rFonts w:eastAsia="黑体"/>
+        </w:rPr>
         <w:t xml:space="preserve">、</w:t>
       </w:r>
       <w:r>
         <w:rPr>
-          <w:rFonts w:hint="eastAsia"/>
+          <w:rFonts w:hint="eastAsia" w:eastAsia="黑体"/>
           <w:b/>
           <w:bCs/>
         </w:rPr>
@@ -90,6 +98,7 @@
       </w:r>
       <w:r>
         <w:rPr>
+          <w:rFonts w:eastAsia="黑体"/>
           <w:b/>
           <w:bCs/>
         </w:rPr>
@@ -110,17 +119,20 @@
         </m:sSub>
       </m:oMath>
       <w:r>
+        <w:rPr>
+          <w:rFonts w:eastAsia="黑体"/>
+        </w:rPr>
         <w:t xml:space="preserve"> </w:t>
       </w:r>
       <w:r>
         <w:rPr>
-          <w:rFonts w:hint="eastAsia"/>
+          <w:rFonts w:hint="eastAsia" w:eastAsia="黑体"/>
         </w:rPr>
         <w:t xml:space="preserve">与</w:t>
       </w:r>
       <w:r>
         <w:rPr>
-          <w:rFonts w:hint="eastAsia"/>
+          <w:rFonts w:hint="eastAsia" w:eastAsia="黑体"/>
           <w:b/>
           <w:bCs/>
         </w:rPr>
@@ -128,32 +140,39 @@
       </w:r>
       <w:r>
         <w:rPr>
+          <w:rFonts w:eastAsia="黑体"/>
           <w:b/>
           <w:bCs/>
         </w:rPr>
         <w:t xml:space="preserve"> MOSFET/IGBT Q1</w:t>
       </w:r>
       <w:r>
+        <w:rPr>
+          <w:rFonts w:eastAsia="黑体"/>
+        </w:rPr>
         <w:t xml:space="preserve"> </w:t>
       </w:r>
       <w:r>
         <w:rPr>
-          <w:rFonts w:hint="eastAsia"/>
+          <w:rFonts w:hint="eastAsia" w:eastAsia="黑体"/>
         </w:rPr>
         <w:t xml:space="preserve">组成，输入侧由低压电源供电、输出侧由独立隔离电源供电。电路共有</w:t>
       </w:r>
       <w:r>
+        <w:rPr>
+          <w:rFonts w:eastAsia="黑体"/>
+        </w:rPr>
         <w:t xml:space="preserve"> 7 </w:t>
       </w:r>
       <w:r>
         <w:rPr>
-          <w:rFonts w:hint="eastAsia"/>
+          <w:rFonts w:hint="eastAsia" w:eastAsia="黑体"/>
         </w:rPr>
         <w:t xml:space="preserve">个关键节点：</w:t>
       </w:r>
       <w:r>
         <w:rPr>
-          <w:rFonts w:hint="eastAsia"/>
+          <w:rFonts w:hint="eastAsia" w:eastAsia="黑体"/>
           <w:b/>
           <w:bCs/>
         </w:rPr>
@@ -161,6 +180,7 @@
       </w:r>
       <w:r>
         <w:rPr>
+          <w:rFonts w:eastAsia="黑体"/>
           <w:b/>
           <w:bCs/>
         </w:rPr>
@@ -168,7 +188,7 @@
       </w:r>
       <w:r>
         <w:rPr>
-          <w:rFonts w:hint="eastAsia"/>
+          <w:rFonts w:hint="eastAsia" w:eastAsia="黑体"/>
           <w:b/>
           <w:bCs/>
         </w:rPr>
@@ -176,6 +196,7 @@
       </w:r>
       <w:r>
         <w:rPr>
+          <w:rFonts w:eastAsia="黑体"/>
           <w:b/>
           <w:bCs/>
         </w:rPr>
@@ -203,31 +224,37 @@
       </m:oMath>
       <w:r>
         <w:rPr>
-          <w:rFonts w:hint="eastAsia"/>
+          <w:rFonts w:hint="eastAsia" w:eastAsia="黑体"/>
         </w:rPr>
         <w:t xml:space="preserve">（连</w:t>
       </w:r>
       <w:r>
+        <w:rPr>
+          <w:rFonts w:eastAsia="黑体"/>
+        </w:rPr>
         <w:t xml:space="preserve"> U1 </w:t>
       </w:r>
       <w:r>
         <w:rPr>
-          <w:rFonts w:hint="eastAsia"/>
+          <w:rFonts w:hint="eastAsia" w:eastAsia="黑体"/>
         </w:rPr>
         <w:t xml:space="preserve">输入脚，接控制</w:t>
       </w:r>
       <w:r>
+        <w:rPr>
+          <w:rFonts w:eastAsia="黑体"/>
+        </w:rPr>
         <w:t xml:space="preserve"> </w:t>
       </w:r>
       <w:r>
         <w:rPr>
-          <w:rFonts w:hint="eastAsia"/>
+          <w:rFonts w:hint="eastAsia" w:eastAsia="黑体"/>
         </w:rPr>
         <w:t xml:space="preserve">PWM）；</w:t>
       </w:r>
       <w:r>
         <w:rPr>
-          <w:rFonts w:hint="eastAsia"/>
+          <w:rFonts w:hint="eastAsia" w:eastAsia="黑体"/>
           <w:b/>
           <w:bCs/>
         </w:rPr>
@@ -235,6 +262,7 @@
       </w:r>
       <w:r>
         <w:rPr>
+          <w:rFonts w:eastAsia="黑体"/>
           <w:b/>
           <w:bCs/>
         </w:rPr>
@@ -242,7 +270,7 @@
       </w:r>
       <w:r>
         <w:rPr>
-          <w:rFonts w:hint="eastAsia"/>
+          <w:rFonts w:hint="eastAsia" w:eastAsia="黑体"/>
           <w:b/>
           <w:bCs/>
         </w:rPr>
@@ -250,6 +278,7 @@
       </w:r>
       <w:r>
         <w:rPr>
+          <w:rFonts w:eastAsia="黑体"/>
           <w:b/>
           <w:bCs/>
         </w:rPr>
@@ -257,22 +286,25 @@
       </w:r>
       <w:r>
         <w:rPr>
-          <w:rFonts w:hint="eastAsia"/>
+          <w:rFonts w:hint="eastAsia" w:eastAsia="黑体"/>
         </w:rPr>
         <w:t xml:space="preserve">（连</w:t>
       </w:r>
       <w:r>
+        <w:rPr>
+          <w:rFonts w:eastAsia="黑体"/>
+        </w:rPr>
         <w:t xml:space="preserve"> U1 </w:t>
       </w:r>
       <w:r>
         <w:rPr>
-          <w:rFonts w:hint="eastAsia"/>
+          <w:rFonts w:hint="eastAsia" w:eastAsia="黑体"/>
         </w:rPr>
         <w:t xml:space="preserve">输入侧地脚与低压电源地）；</w:t>
       </w:r>
       <w:r>
         <w:rPr>
-          <w:rFonts w:hint="eastAsia"/>
+          <w:rFonts w:hint="eastAsia" w:eastAsia="黑体"/>
           <w:b/>
           <w:bCs/>
         </w:rPr>
@@ -280,6 +312,7 @@
       </w:r>
       <w:r>
         <w:rPr>
+          <w:rFonts w:eastAsia="黑体"/>
           <w:b/>
           <w:bCs/>
         </w:rPr>
@@ -287,7 +320,7 @@
       </w:r>
       <w:r>
         <w:rPr>
-          <w:rFonts w:hint="eastAsia"/>
+          <w:rFonts w:hint="eastAsia" w:eastAsia="黑体"/>
           <w:b/>
           <w:bCs/>
         </w:rPr>
@@ -295,6 +328,7 @@
       </w:r>
       <w:r>
         <w:rPr>
+          <w:rFonts w:eastAsia="黑体"/>
           <w:b/>
           <w:bCs/>
         </w:rPr>
@@ -322,22 +356,25 @@
       </m:oMath>
       <w:r>
         <w:rPr>
-          <w:rFonts w:hint="eastAsia"/>
+          <w:rFonts w:hint="eastAsia" w:eastAsia="黑体"/>
         </w:rPr>
         <w:t xml:space="preserve">（连</w:t>
       </w:r>
       <w:r>
+        <w:rPr>
+          <w:rFonts w:eastAsia="黑体"/>
+        </w:rPr>
         <w:t xml:space="preserve"> U2 </w:t>
       </w:r>
       <w:r>
         <w:rPr>
-          <w:rFonts w:hint="eastAsia"/>
+          <w:rFonts w:hint="eastAsia" w:eastAsia="黑体"/>
         </w:rPr>
         <w:t xml:space="preserve">供电脚与隔离电源正端）；</w:t>
       </w:r>
       <w:r>
         <w:rPr>
-          <w:rFonts w:hint="eastAsia"/>
+          <w:rFonts w:hint="eastAsia" w:eastAsia="黑体"/>
           <w:b/>
           <w:bCs/>
         </w:rPr>
@@ -345,6 +382,7 @@
       </w:r>
       <w:r>
         <w:rPr>
+          <w:rFonts w:eastAsia="黑体"/>
           <w:b/>
           <w:bCs/>
         </w:rPr>
@@ -352,7 +390,7 @@
       </w:r>
       <w:r>
         <w:rPr>
-          <w:rFonts w:hint="eastAsia"/>
+          <w:rFonts w:hint="eastAsia" w:eastAsia="黑体"/>
           <w:b/>
           <w:bCs/>
         </w:rPr>
@@ -360,6 +398,7 @@
       </w:r>
       <w:r>
         <w:rPr>
+          <w:rFonts w:eastAsia="黑体"/>
           <w:b/>
           <w:bCs/>
         </w:rPr>
@@ -367,31 +406,37 @@
       </w:r>
       <w:r>
         <w:rPr>
-          <w:rFonts w:hint="eastAsia"/>
+          <w:rFonts w:hint="eastAsia" w:eastAsia="黑体"/>
         </w:rPr>
         <w:t xml:space="preserve">（连</w:t>
       </w:r>
       <w:r>
+        <w:rPr>
+          <w:rFonts w:eastAsia="黑体"/>
+        </w:rPr>
         <w:t xml:space="preserve"> U2 </w:t>
       </w:r>
       <w:r>
         <w:rPr>
-          <w:rFonts w:hint="eastAsia"/>
+          <w:rFonts w:hint="eastAsia" w:eastAsia="黑体"/>
         </w:rPr>
         <w:t xml:space="preserve">地脚、隔离电源负端与</w:t>
       </w:r>
       <w:r>
+        <w:rPr>
+          <w:rFonts w:eastAsia="黑体"/>
+        </w:rPr>
         <w:t xml:space="preserve"> Q1 </w:t>
       </w:r>
       <w:r>
         <w:rPr>
-          <w:rFonts w:hint="eastAsia"/>
+          <w:rFonts w:hint="eastAsia" w:eastAsia="黑体"/>
         </w:rPr>
         <w:t xml:space="preserve">源极/发射极）；</w:t>
       </w:r>
       <w:r>
         <w:rPr>
-          <w:rFonts w:hint="eastAsia"/>
+          <w:rFonts w:hint="eastAsia" w:eastAsia="黑体"/>
           <w:b/>
           <w:bCs/>
         </w:rPr>
@@ -399,6 +444,7 @@
       </w:r>
       <w:r>
         <w:rPr>
+          <w:rFonts w:eastAsia="黑体"/>
           <w:b/>
           <w:bCs/>
         </w:rPr>
@@ -406,7 +452,7 @@
       </w:r>
       <w:r>
         <w:rPr>
-          <w:rFonts w:hint="eastAsia"/>
+          <w:rFonts w:hint="eastAsia" w:eastAsia="黑体"/>
           <w:b/>
           <w:bCs/>
         </w:rPr>
@@ -414,6 +460,7 @@
       </w:r>
       <w:r>
         <w:rPr>
+          <w:rFonts w:eastAsia="黑体"/>
           <w:b/>
           <w:bCs/>
         </w:rPr>
@@ -435,20 +482,26 @@
       </m:oMath>
       <w:r>
         <w:rPr>
-          <w:rFonts w:hint="eastAsia"/>
+          <w:rFonts w:hint="eastAsia" w:eastAsia="黑体"/>
         </w:rPr>
         <w:t xml:space="preserve">（连</w:t>
       </w:r>
       <w:r>
+        <w:rPr>
+          <w:rFonts w:eastAsia="黑体"/>
+        </w:rPr>
         <w:t xml:space="preserve"> U2 </w:t>
       </w:r>
       <w:r>
         <w:rPr>
-          <w:rFonts w:hint="eastAsia"/>
+          <w:rFonts w:hint="eastAsia" w:eastAsia="黑体"/>
         </w:rPr>
         <w:t xml:space="preserve">输出脚经</w:t>
       </w:r>
       <w:r>
+        <w:rPr>
+          <w:rFonts w:eastAsia="黑体"/>
+        </w:rPr>
         <w:t xml:space="preserve"> </w:t>
       </w:r>
       <m:oMath>
@@ -466,26 +519,32 @@
         </m:sSub>
       </m:oMath>
       <w:r>
+        <w:rPr>
+          <w:rFonts w:eastAsia="黑体"/>
+        </w:rPr>
         <w:t xml:space="preserve"> </w:t>
       </w:r>
       <w:r>
         <w:rPr>
-          <w:rFonts w:hint="eastAsia"/>
+          <w:rFonts w:hint="eastAsia" w:eastAsia="黑体"/>
         </w:rPr>
         <w:t xml:space="preserve">与</w:t>
       </w:r>
       <w:r>
+        <w:rPr>
+          <w:rFonts w:eastAsia="黑体"/>
+        </w:rPr>
         <w:t xml:space="preserve"> Q1 </w:t>
       </w:r>
       <w:r>
         <w:rPr>
-          <w:rFonts w:hint="eastAsia"/>
+          <w:rFonts w:hint="eastAsia" w:eastAsia="黑体"/>
         </w:rPr>
         <w:t xml:space="preserve">栅/基极）；</w:t>
       </w:r>
       <w:r>
         <w:rPr>
-          <w:rFonts w:hint="eastAsia"/>
+          <w:rFonts w:hint="eastAsia" w:eastAsia="黑体"/>
           <w:b/>
           <w:bCs/>
         </w:rPr>
@@ -493,6 +552,7 @@
       </w:r>
       <w:r>
         <w:rPr>
+          <w:rFonts w:eastAsia="黑体"/>
           <w:b/>
           <w:bCs/>
         </w:rPr>
@@ -500,7 +560,7 @@
       </w:r>
       <w:r>
         <w:rPr>
-          <w:rFonts w:hint="eastAsia"/>
+          <w:rFonts w:hint="eastAsia" w:eastAsia="黑体"/>
           <w:b/>
           <w:bCs/>
         </w:rPr>
@@ -508,22 +568,25 @@
       </w:r>
       <w:r>
         <w:rPr>
-          <w:rFonts w:hint="eastAsia"/>
+          <w:rFonts w:hint="eastAsia" w:eastAsia="黑体"/>
         </w:rPr>
         <w:t xml:space="preserve">（连</w:t>
       </w:r>
       <w:r>
+        <w:rPr>
+          <w:rFonts w:eastAsia="黑体"/>
+        </w:rPr>
         <w:t xml:space="preserve"> Q1 </w:t>
       </w:r>
       <w:r>
         <w:rPr>
-          <w:rFonts w:hint="eastAsia"/>
+          <w:rFonts w:hint="eastAsia" w:eastAsia="黑体"/>
         </w:rPr>
         <w:t xml:space="preserve">漏极/集电极，接母线）；</w:t>
       </w:r>
       <w:r>
         <w:rPr>
-          <w:rFonts w:hint="eastAsia"/>
+          <w:rFonts w:hint="eastAsia" w:eastAsia="黑体"/>
           <w:b/>
           <w:bCs/>
         </w:rPr>
@@ -531,6 +594,7 @@
       </w:r>
       <w:r>
         <w:rPr>
+          <w:rFonts w:eastAsia="黑体"/>
           <w:b/>
           <w:bCs/>
         </w:rPr>
@@ -538,7 +602,7 @@
       </w:r>
       <w:r>
         <w:rPr>
-          <w:rFonts w:hint="eastAsia"/>
+          <w:rFonts w:hint="eastAsia" w:eastAsia="黑体"/>
           <w:b/>
           <w:bCs/>
         </w:rPr>
@@ -546,16 +610,19 @@
       </w:r>
       <w:r>
         <w:rPr>
-          <w:rFonts w:hint="eastAsia"/>
+          <w:rFonts w:hint="eastAsia" w:eastAsia="黑体"/>
         </w:rPr>
         <w:t xml:space="preserve">（连</w:t>
       </w:r>
       <w:r>
+        <w:rPr>
+          <w:rFonts w:eastAsia="黑体"/>
+        </w:rPr>
         <w:t xml:space="preserve"> Q1 </w:t>
       </w:r>
       <w:r>
         <w:rPr>
-          <w:rFonts w:hint="eastAsia"/>
+          <w:rFonts w:hint="eastAsia" w:eastAsia="黑体"/>
         </w:rPr>
         <w:t xml:space="preserve">源极/发射极）。</w:t>
       </w:r>
@@ -564,38 +631,50 @@
       <w:pPr/>
       <w:r>
         <w:rPr>
-          <w:rFonts w:hint="eastAsia"/>
+          <w:rFonts w:hint="eastAsia" w:eastAsia="黑体"/>
         </w:rPr>
         <w:t xml:space="preserve">各元件管脚连接：U1</w:t>
       </w:r>
       <w:r>
+        <w:rPr>
+          <w:rFonts w:eastAsia="黑体"/>
+        </w:rPr>
         <w:t xml:space="preserve"> </w:t>
       </w:r>
       <w:r>
         <w:rPr>
-          <w:rFonts w:hint="eastAsia"/>
+          <w:rFonts w:hint="eastAsia" w:eastAsia="黑体"/>
         </w:rPr>
         <w:t xml:space="preserve">的输入脚接节点①、输入侧地脚接节点②，其输出脚接</w:t>
       </w:r>
       <w:r>
+        <w:rPr>
+          <w:rFonts w:eastAsia="黑体"/>
+        </w:rPr>
         <w:t xml:space="preserve"> U2 </w:t>
       </w:r>
       <w:r>
         <w:rPr>
-          <w:rFonts w:hint="eastAsia"/>
+          <w:rFonts w:hint="eastAsia" w:eastAsia="黑体"/>
         </w:rPr>
         <w:t xml:space="preserve">的输入脚；U2</w:t>
       </w:r>
       <w:r>
+        <w:rPr>
+          <w:rFonts w:eastAsia="黑体"/>
+        </w:rPr>
         <w:t xml:space="preserve"> </w:t>
       </w:r>
       <w:r>
         <w:rPr>
-          <w:rFonts w:hint="eastAsia"/>
+          <w:rFonts w:hint="eastAsia" w:eastAsia="黑体"/>
         </w:rPr>
         <w:t xml:space="preserve">的供电脚接节点③、地脚接节点④、输出脚经</w:t>
       </w:r>
       <w:r>
+        <w:rPr>
+          <w:rFonts w:eastAsia="黑体"/>
+        </w:rPr>
         <w:t xml:space="preserve"> </w:t>
       </w:r>
       <m:oMath>
@@ -613,11 +692,14 @@
         </m:sSub>
       </m:oMath>
       <w:r>
+        <w:rPr>
+          <w:rFonts w:eastAsia="黑体"/>
+        </w:rPr>
         <w:t xml:space="preserve"> </w:t>
       </w:r>
       <w:r>
         <w:rPr>
-          <w:rFonts w:hint="eastAsia"/>
+          <w:rFonts w:hint="eastAsia" w:eastAsia="黑体"/>
         </w:rPr>
         <w:t xml:space="preserve">接节点⑤；</w:t>
       </w:r>
@@ -636,65 +718,86 @@
         </m:sSub>
       </m:oMath>
       <w:r>
+        <w:rPr>
+          <w:rFonts w:eastAsia="黑体"/>
+        </w:rPr>
         <w:t xml:space="preserve"> </w:t>
       </w:r>
       <w:r>
         <w:rPr>
-          <w:rFonts w:hint="eastAsia"/>
+          <w:rFonts w:hint="eastAsia" w:eastAsia="黑体"/>
         </w:rPr>
         <w:t xml:space="preserve">一端接</w:t>
       </w:r>
       <w:r>
+        <w:rPr>
+          <w:rFonts w:eastAsia="黑体"/>
+        </w:rPr>
         <w:t xml:space="preserve"> U2 </w:t>
       </w:r>
       <w:r>
         <w:rPr>
-          <w:rFonts w:hint="eastAsia"/>
+          <w:rFonts w:hint="eastAsia" w:eastAsia="黑体"/>
         </w:rPr>
         <w:t xml:space="preserve">输出、另一端接节点⑤；Q1</w:t>
       </w:r>
       <w:r>
+        <w:rPr>
+          <w:rFonts w:eastAsia="黑体"/>
+        </w:rPr>
         <w:t xml:space="preserve"> </w:t>
       </w:r>
       <w:r>
         <w:rPr>
-          <w:rFonts w:hint="eastAsia"/>
+          <w:rFonts w:hint="eastAsia" w:eastAsia="黑体"/>
         </w:rPr>
         <w:t xml:space="preserve">的栅极（或基极）G</w:t>
       </w:r>
       <w:r>
+        <w:rPr>
+          <w:rFonts w:eastAsia="黑体"/>
+        </w:rPr>
         <w:t xml:space="preserve"> </w:t>
       </w:r>
       <w:r>
         <w:rPr>
-          <w:rFonts w:hint="eastAsia"/>
+          <w:rFonts w:hint="eastAsia" w:eastAsia="黑体"/>
         </w:rPr>
         <w:t xml:space="preserve">接节点⑤、源极（或发射极）S</w:t>
       </w:r>
       <w:r>
+        <w:rPr>
+          <w:rFonts w:eastAsia="黑体"/>
+        </w:rPr>
         <w:t xml:space="preserve"> </w:t>
       </w:r>
       <w:r>
         <w:rPr>
-          <w:rFonts w:hint="eastAsia"/>
+          <w:rFonts w:hint="eastAsia" w:eastAsia="黑体"/>
         </w:rPr>
         <w:t xml:space="preserve">接节点④、漏极（或集电极）D</w:t>
       </w:r>
       <w:r>
+        <w:rPr>
+          <w:rFonts w:eastAsia="黑体"/>
+        </w:rPr>
         <w:t xml:space="preserve"> </w:t>
       </w:r>
       <w:r>
         <w:rPr>
-          <w:rFonts w:hint="eastAsia"/>
+          <w:rFonts w:hint="eastAsia" w:eastAsia="黑体"/>
         </w:rPr>
         <w:t xml:space="preserve">接节点⑥。输入</w:t>
       </w:r>
       <w:r>
+        <w:rPr>
+          <w:rFonts w:eastAsia="黑体"/>
+        </w:rPr>
         <w:t xml:space="preserve"> PWM </w:t>
       </w:r>
       <w:r>
         <w:rPr>
-          <w:rFonts w:hint="eastAsia"/>
+          <w:rFonts w:hint="eastAsia" w:eastAsia="黑体"/>
         </w:rPr>
         <w:t xml:space="preserve">经隔离屏障传到输出侧，输出级在隔离电源供电下对栅极充放电，实现控制侧与功率侧的电气隔离。</w:t>
       </w:r>
@@ -703,34 +806,43 @@
       <w:pPr/>
       <w:r>
         <w:rPr>
-          <w:rFonts w:hint="eastAsia"/>
+          <w:rFonts w:hint="eastAsia" w:eastAsia="黑体"/>
         </w:rPr>
         <w:t xml:space="preserve">由此构成”隔离屏障</w:t>
       </w:r>
       <w:r>
+        <w:rPr>
+          <w:rFonts w:eastAsia="黑体"/>
+        </w:rPr>
         <w:t xml:space="preserve"> + </w:t>
       </w:r>
       <w:r>
         <w:rPr>
-          <w:rFonts w:hint="eastAsia"/>
+          <w:rFonts w:hint="eastAsia" w:eastAsia="黑体"/>
         </w:rPr>
         <w:t xml:space="preserve">独立隔离电源输出级”的隔离栅极驱动组态，阻断共模电压与高压窜入控制侧，用于高边驱动、桥式电路或安全隔离场合；输出侧地</w:t>
       </w:r>
       <w:r>
+        <w:rPr>
+          <w:rFonts w:eastAsia="黑体"/>
+        </w:rPr>
         <w:t xml:space="preserve"> GND2 </w:t>
       </w:r>
       <w:r>
         <w:rPr>
-          <w:rFonts w:hint="eastAsia"/>
+          <w:rFonts w:hint="eastAsia" w:eastAsia="黑体"/>
         </w:rPr>
         <w:t xml:space="preserve">与输入侧地</w:t>
       </w:r>
       <w:r>
+        <w:rPr>
+          <w:rFonts w:eastAsia="黑体"/>
+        </w:rPr>
         <w:t xml:space="preserve"> GND1 </w:t>
       </w:r>
       <w:r>
         <w:rPr>
-          <w:rFonts w:hint="eastAsia"/>
+          <w:rFonts w:hint="eastAsia" w:eastAsia="黑体"/>
         </w:rPr>
         <w:t xml:space="preserve">完全隔离。</w:t>
       </w:r>
@@ -743,7 +855,7 @@
       </w:pPr>
       <w:r>
         <w:rPr>
-          <w:rFonts w:hint="eastAsia"/>
+          <w:rFonts w:hint="eastAsia" w:eastAsia="黑体"/>
         </w:rPr>
         <w:t xml:space="preserve">工作原理</w:t>
       </w:r>
@@ -754,16 +866,19 @@
       </w:pPr>
       <w:r>
         <w:rPr>
-          <w:rFonts w:hint="eastAsia"/>
+          <w:rFonts w:hint="eastAsia" w:eastAsia="黑体"/>
         </w:rPr>
         <w:t xml:space="preserve">输入</w:t>
       </w:r>
       <w:r>
+        <w:rPr>
+          <w:rFonts w:eastAsia="黑体"/>
+        </w:rPr>
         <w:t xml:space="preserve"> PWM </w:t>
       </w:r>
       <w:r>
         <w:rPr>
-          <w:rFonts w:hint="eastAsia"/>
+          <w:rFonts w:hint="eastAsia" w:eastAsia="黑体"/>
         </w:rPr>
         <w:t xml:space="preserve">经隔离通道（光、磁或容性耦合）传递到输出侧，输出级在隔离电源供电下对栅极充电、放电，使功率器件开关。隔离屏障阻断共模电压与高压窜入控制侧。</w:t>
       </w:r>
@@ -776,7 +891,7 @@
       </w:pPr>
       <w:r>
         <w:rPr>
-          <w:rFonts w:hint="eastAsia"/>
+          <w:rFonts w:hint="eastAsia" w:eastAsia="黑体"/>
         </w:rPr>
         <w:t xml:space="preserve">关键计算公式</w:t>
       </w:r>
@@ -790,7 +905,7 @@
       </w:pPr>
       <w:r>
         <w:rPr>
-          <w:rFonts w:hint="eastAsia"/>
+          <w:rFonts w:hint="eastAsia" w:eastAsia="黑体"/>
         </w:rPr>
         <w:t xml:space="preserve">隔离耐压（爬电/间隙决定，选型依据）：</w:t>
       </w:r>
@@ -872,7 +987,7 @@
       </w:pPr>
       <w:r>
         <w:rPr>
-          <w:rFonts w:hint="eastAsia"/>
+          <w:rFonts w:hint="eastAsia" w:eastAsia="黑体"/>
         </w:rPr>
         <w:t xml:space="preserve">栅极驱动电流：</w:t>
       </w:r>
@@ -995,7 +1110,7 @@
       </w:pPr>
       <w:r>
         <w:rPr>
-          <w:rFonts w:hint="eastAsia"/>
+          <w:rFonts w:hint="eastAsia" w:eastAsia="黑体"/>
         </w:rPr>
         <w:t xml:space="preserve">驱动功耗：</w:t>
       </w:r>
@@ -1097,7 +1212,7 @@
       </w:pPr>
       <w:r>
         <w:rPr>
-          <w:rFonts w:hint="eastAsia"/>
+          <w:rFonts w:hint="eastAsia" w:eastAsia="黑体"/>
         </w:rPr>
         <w:t xml:space="preserve">共模瞬态抗扰度（选型参数）：</w:t>
       </w:r>
@@ -1172,7 +1287,7 @@
       </w:pPr>
       <w:r>
         <w:rPr>
-          <w:rFonts w:hint="eastAsia"/>
+          <w:rFonts w:hint="eastAsia" w:eastAsia="黑体"/>
         </w:rPr>
         <w:t xml:space="preserve">传播延迟与延迟失配（死区影响）：</w:t>
       </w:r>
@@ -1290,7 +1405,7 @@
             </w:pPr>
             <w:r>
               <w:rPr>
-                <w:rFonts w:hint="eastAsia"/>
+                <w:rFonts w:hint="eastAsia" w:eastAsia="黑体"/>
               </w:rPr>
               <w:t xml:space="preserve">符号</w:t>
             </w:r>
@@ -1304,7 +1419,7 @@
             </w:pPr>
             <w:r>
               <w:rPr>
-                <w:rFonts w:hint="eastAsia"/>
+                <w:rFonts w:hint="eastAsia" w:eastAsia="黑体"/>
               </w:rPr>
               <w:t xml:space="preserve">含义</w:t>
             </w:r>
@@ -1318,7 +1433,7 @@
             </w:pPr>
             <w:r>
               <w:rPr>
-                <w:rFonts w:hint="eastAsia"/>
+                <w:rFonts w:hint="eastAsia" w:eastAsia="黑体"/>
               </w:rPr>
               <w:t xml:space="preserve">单位</w:t>
             </w:r>
@@ -1353,6 +1468,9 @@
               </m:sSub>
             </m:oMath>
             <w:r>
+              <w:rPr>
+                <w:rFonts w:eastAsia="黑体"/>
+              </w:rPr>
               <w:t xml:space="preserve">​</w:t>
             </w:r>
           </w:p>
@@ -1365,7 +1483,7 @@
             </w:pPr>
             <w:r>
               <w:rPr>
-                <w:rFonts w:hint="eastAsia"/>
+                <w:rFonts w:hint="eastAsia" w:eastAsia="黑体"/>
               </w:rPr>
               <w:t xml:space="preserve">隔离耐压</w:t>
             </w:r>
@@ -1378,6 +1496,9 @@
               <w:pStyle w:val="Compact"/>
             </w:pPr>
             <w:r>
+              <w:rPr>
+                <w:rFonts w:eastAsia="黑体"/>
+              </w:rPr>
               <w:t xml:space="preserve">V</w:t>
             </w:r>
           </w:p>
@@ -1411,6 +1532,9 @@
               </m:sSub>
             </m:oMath>
             <w:r>
+              <w:rPr>
+                <w:rFonts w:eastAsia="黑体"/>
+              </w:rPr>
               <w:t xml:space="preserve">​</w:t>
             </w:r>
           </w:p>
@@ -1423,7 +1547,7 @@
             </w:pPr>
             <w:r>
               <w:rPr>
-                <w:rFonts w:hint="eastAsia"/>
+                <w:rFonts w:hint="eastAsia" w:eastAsia="黑体"/>
               </w:rPr>
               <w:t xml:space="preserve">输出侧供电电压</w:t>
             </w:r>
@@ -1436,6 +1560,9 @@
               <w:pStyle w:val="Compact"/>
             </w:pPr>
             <w:r>
+              <w:rPr>
+                <w:rFonts w:eastAsia="黑体"/>
+              </w:rPr>
               <w:t xml:space="preserve">V</w:t>
             </w:r>
           </w:p>
@@ -1463,6 +1590,9 @@
               </m:sSub>
             </m:oMath>
             <w:r>
+              <w:rPr>
+                <w:rFonts w:eastAsia="黑体"/>
+              </w:rPr>
               <w:t xml:space="preserve">​</w:t>
             </w:r>
           </w:p>
@@ -1475,7 +1605,7 @@
             </w:pPr>
             <w:r>
               <w:rPr>
-                <w:rFonts w:hint="eastAsia"/>
+                <w:rFonts w:hint="eastAsia" w:eastAsia="黑体"/>
               </w:rPr>
               <w:t xml:space="preserve">栅极总电荷</w:t>
             </w:r>
@@ -1488,6 +1618,9 @@
               <w:pStyle w:val="Compact"/>
             </w:pPr>
             <w:r>
+              <w:rPr>
+                <w:rFonts w:eastAsia="黑体"/>
+              </w:rPr>
               <w:t xml:space="preserve">C</w:t>
             </w:r>
           </w:p>
@@ -1518,6 +1651,9 @@
               </m:sSub>
             </m:oMath>
             <w:r>
+              <w:rPr>
+                <w:rFonts w:eastAsia="黑体"/>
+              </w:rPr>
               <w:t xml:space="preserve">​</w:t>
             </w:r>
           </w:p>
@@ -1530,7 +1666,7 @@
             </w:pPr>
             <w:r>
               <w:rPr>
-                <w:rFonts w:hint="eastAsia"/>
+                <w:rFonts w:hint="eastAsia" w:eastAsia="黑体"/>
               </w:rPr>
               <w:t xml:space="preserve">开关频率</w:t>
             </w:r>
@@ -1543,6 +1679,9 @@
               <w:pStyle w:val="Compact"/>
             </w:pPr>
             <w:r>
+              <w:rPr>
+                <w:rFonts w:eastAsia="黑体"/>
+              </w:rPr>
               <w:t xml:space="preserve">Hz</w:t>
             </w:r>
           </w:p>
@@ -1600,6 +1739,9 @@
               </m:sSub>
             </m:oMath>
             <w:r>
+              <w:rPr>
+                <w:rFonts w:eastAsia="黑体"/>
+              </w:rPr>
               <w:t xml:space="preserve">​</w:t>
             </w:r>
           </w:p>
@@ -1612,7 +1754,7 @@
             </w:pPr>
             <w:r>
               <w:rPr>
-                <w:rFonts w:hint="eastAsia"/>
+                <w:rFonts w:hint="eastAsia" w:eastAsia="黑体"/>
               </w:rPr>
               <w:t xml:space="preserve">传播延迟</w:t>
             </w:r>
@@ -1625,6 +1767,9 @@
               <w:pStyle w:val="Compact"/>
             </w:pPr>
             <w:r>
+              <w:rPr>
+                <w:rFonts w:eastAsia="黑体"/>
+              </w:rPr>
               <w:t xml:space="preserve">s</w:t>
             </w:r>
           </w:p>
@@ -1661,6 +1806,9 @@
               </m:sSub>
             </m:oMath>
             <w:r>
+              <w:rPr>
+                <w:rFonts w:eastAsia="黑体"/>
+              </w:rPr>
               <w:t xml:space="preserve">​</w:t>
             </w:r>
           </w:p>
@@ -1673,7 +1821,7 @@
             </w:pPr>
             <w:r>
               <w:rPr>
-                <w:rFonts w:hint="eastAsia"/>
+                <w:rFonts w:hint="eastAsia" w:eastAsia="黑体"/>
               </w:rPr>
               <w:t xml:space="preserve">死区时间</w:t>
             </w:r>
@@ -1686,6 +1834,9 @@
               <w:pStyle w:val="Compact"/>
             </w:pPr>
             <w:r>
+              <w:rPr>
+                <w:rFonts w:eastAsia="黑体"/>
+              </w:rPr>
               <w:t xml:space="preserve">s</w:t>
             </w:r>
           </w:p>
@@ -1700,7 +1851,7 @@
       </w:pPr>
       <w:r>
         <w:rPr>
-          <w:rFonts w:hint="eastAsia"/>
+          <w:rFonts w:hint="eastAsia" w:eastAsia="黑体"/>
         </w:rPr>
         <w:t xml:space="preserve">元件调整影响</w:t>
       </w:r>
@@ -1715,30 +1866,39 @@
       </w:pPr>
       <w:r>
         <w:rPr>
-          <w:rFonts w:hint="eastAsia"/>
+          <w:rFonts w:hint="eastAsia" w:eastAsia="黑体"/>
           <w:b/>
           <w:bCs/>
         </w:rPr>
         <w:t xml:space="preserve">隔离电源电压升高</w:t>
       </w:r>
       <w:r>
+        <w:rPr>
+          <w:rFonts w:eastAsia="黑体"/>
+        </w:rPr>
         <w:t xml:space="preserve"> </w:t>
       </w:r>
       <w:r>
+        <w:rPr>
+          <w:rFonts w:eastAsia="黑体"/>
+        </w:rPr>
         <w:t xml:space="preserve">→ </w:t>
       </w:r>
       <w:r>
         <w:rPr>
-          <w:rFonts w:hint="eastAsia"/>
+          <w:rFonts w:hint="eastAsia" w:eastAsia="黑体"/>
         </w:rPr>
         <w:t xml:space="preserve">驱动电流增大、开关加快，但栅极应力与</w:t>
       </w:r>
       <w:r>
+        <w:rPr>
+          <w:rFonts w:eastAsia="黑体"/>
+        </w:rPr>
         <w:t xml:space="preserve"> EMI </w:t>
       </w:r>
       <w:r>
         <w:rPr>
-          <w:rFonts w:hint="eastAsia"/>
+          <w:rFonts w:hint="eastAsia" w:eastAsia="黑体"/>
         </w:rPr>
         <w:t xml:space="preserve">增大。</w:t>
       </w:r>
@@ -1753,6 +1913,7 @@
       </w:pPr>
       <w:r>
         <w:rPr>
+          <w:rFonts w:eastAsia="黑体"/>
           <w:b/>
           <w:bCs/>
         </w:rPr>
@@ -1760,21 +1921,27 @@
       </w:r>
       <w:r>
         <w:rPr>
-          <w:rFonts w:hint="eastAsia"/>
+          <w:rFonts w:hint="eastAsia" w:eastAsia="黑体"/>
           <w:b/>
           <w:bCs/>
         </w:rPr>
         <w:t xml:space="preserve">增大</w:t>
       </w:r>
       <w:r>
+        <w:rPr>
+          <w:rFonts w:eastAsia="黑体"/>
+        </w:rPr>
         <w:t xml:space="preserve"> </w:t>
       </w:r>
       <w:r>
+        <w:rPr>
+          <w:rFonts w:eastAsia="黑体"/>
+        </w:rPr>
         <w:t xml:space="preserve">→ </w:t>
       </w:r>
       <w:r>
         <w:rPr>
-          <w:rFonts w:hint="eastAsia"/>
+          <w:rFonts w:hint="eastAsia" w:eastAsia="黑体"/>
         </w:rPr>
         <w:t xml:space="preserve">开关变慢、振铃减小。</w:t>
       </w:r>
@@ -1789,6 +1956,7 @@
       </w:pPr>
       <w:r>
         <w:rPr>
+          <w:rFonts w:eastAsia="黑体"/>
           <w:b/>
           <w:bCs/>
         </w:rPr>
@@ -1796,30 +1964,39 @@
       </w:r>
       <w:r>
         <w:rPr>
-          <w:rFonts w:hint="eastAsia"/>
+          <w:rFonts w:hint="eastAsia" w:eastAsia="黑体"/>
           <w:b/>
           <w:bCs/>
         </w:rPr>
         <w:t xml:space="preserve">不足</w:t>
       </w:r>
       <w:r>
+        <w:rPr>
+          <w:rFonts w:eastAsia="黑体"/>
+        </w:rPr>
         <w:t xml:space="preserve"> </w:t>
       </w:r>
       <w:r>
+        <w:rPr>
+          <w:rFonts w:eastAsia="黑体"/>
+        </w:rPr>
         <w:t xml:space="preserve">→ </w:t>
       </w:r>
       <w:r>
         <w:rPr>
-          <w:rFonts w:hint="eastAsia"/>
+          <w:rFonts w:hint="eastAsia" w:eastAsia="黑体"/>
         </w:rPr>
         <w:t xml:space="preserve">高速</w:t>
       </w:r>
       <w:r>
+        <w:rPr>
+          <w:rFonts w:eastAsia="黑体"/>
+        </w:rPr>
         <w:t xml:space="preserve"> dv/dt </w:t>
       </w:r>
       <w:r>
         <w:rPr>
-          <w:rFonts w:hint="eastAsia"/>
+          <w:rFonts w:hint="eastAsia" w:eastAsia="黑体"/>
         </w:rPr>
         <w:t xml:space="preserve">下误动作或数据丢失。</w:t>
       </w:r>
@@ -1834,21 +2011,27 @@
       </w:pPr>
       <w:r>
         <w:rPr>
-          <w:rFonts w:hint="eastAsia"/>
+          <w:rFonts w:hint="eastAsia" w:eastAsia="黑体"/>
           <w:b/>
           <w:bCs/>
         </w:rPr>
         <w:t xml:space="preserve">传播延迟失配增大</w:t>
       </w:r>
       <w:r>
+        <w:rPr>
+          <w:rFonts w:eastAsia="黑体"/>
+        </w:rPr>
         <w:t xml:space="preserve"> </w:t>
       </w:r>
       <w:r>
+        <w:rPr>
+          <w:rFonts w:eastAsia="黑体"/>
+        </w:rPr>
         <w:t xml:space="preserve">→ </w:t>
       </w:r>
       <w:r>
         <w:rPr>
-          <w:rFonts w:hint="eastAsia"/>
+          <w:rFonts w:hint="eastAsia" w:eastAsia="黑体"/>
         </w:rPr>
         <w:t xml:space="preserve">必须增加死区时间，损耗上升。</w:t>
       </w:r>
@@ -1861,7 +2044,7 @@
       </w:pPr>
       <w:r>
         <w:rPr>
-          <w:rFonts w:hint="eastAsia"/>
+          <w:rFonts w:hint="eastAsia" w:eastAsia="黑体"/>
         </w:rPr>
         <w:t xml:space="preserve">典型参数示例</w:t>
       </w:r>
@@ -1876,11 +2059,14 @@
       </w:pPr>
       <w:r>
         <w:rPr>
-          <w:rFonts w:hint="eastAsia"/>
+          <w:rFonts w:hint="eastAsia" w:eastAsia="黑体"/>
         </w:rPr>
         <w:t xml:space="preserve">取</w:t>
       </w:r>
       <w:r>
+        <w:rPr>
+          <w:rFonts w:eastAsia="黑体"/>
+        </w:rPr>
         <w:t xml:space="preserve"> </w:t>
       </w:r>
       <m:oMath>
@@ -1923,6 +2109,9 @@
         </m:r>
       </m:oMath>
       <w:r>
+        <w:rPr>
+          <w:rFonts w:eastAsia="黑体"/>
+        </w:rPr>
         <w:t xml:space="preserve">、</w:t>
       </w:r>
       <m:oMath>
@@ -1958,6 +2147,9 @@
         </m:r>
       </m:oMath>
       <w:r>
+        <w:rPr>
+          <w:rFonts w:eastAsia="黑体"/>
+        </w:rPr>
         <w:t xml:space="preserve">、</w:t>
       </w:r>
       <m:oMath>
@@ -2015,7 +2207,7 @@
       </m:oMath>
       <w:r>
         <w:rPr>
-          <w:rFonts w:hint="eastAsia"/>
+          <w:rFonts w:hint="eastAsia" w:eastAsia="黑体"/>
         </w:rPr>
         <w:t xml:space="preserve">：</w:t>
       </w:r>
@@ -2074,6 +2266,9 @@
         </m:r>
       </m:oMath>
       <w:r>
+        <w:rPr>
+          <w:rFonts w:eastAsia="黑体"/>
+        </w:rPr>
         <w:t xml:space="preserve">。</w:t>
       </w:r>
     </w:p>
@@ -2087,11 +2282,14 @@
       </w:pPr>
       <w:r>
         <w:rPr>
-          <w:rFonts w:hint="eastAsia"/>
+          <w:rFonts w:hint="eastAsia" w:eastAsia="黑体"/>
         </w:rPr>
         <w:t xml:space="preserve">取</w:t>
       </w:r>
       <w:r>
+        <w:rPr>
+          <w:rFonts w:eastAsia="黑体"/>
+        </w:rPr>
         <w:t xml:space="preserve"> </w:t>
       </w:r>
       <m:oMath>
@@ -2128,6 +2326,9 @@
         </m:r>
       </m:oMath>
       <w:r>
+        <w:rPr>
+          <w:rFonts w:eastAsia="黑体"/>
+        </w:rPr>
         <w:t xml:space="preserve">、</w:t>
       </w:r>
       <m:oMath>
@@ -2170,6 +2371,9 @@
         </m:r>
       </m:oMath>
       <w:r>
+        <w:rPr>
+          <w:rFonts w:eastAsia="黑体"/>
+        </w:rPr>
         <w:t xml:space="preserve">、</w:t>
       </w:r>
       <m:oMath>
@@ -2210,7 +2414,7 @@
       </m:oMath>
       <w:r>
         <w:rPr>
-          <w:rFonts w:hint="eastAsia"/>
+          <w:rFonts w:hint="eastAsia" w:eastAsia="黑体"/>
         </w:rPr>
         <w:t xml:space="preserve">：</w:t>
       </w:r>
@@ -2308,6 +2512,9 @@
         </m:r>
       </m:oMath>
       <w:r>
+        <w:rPr>
+          <w:rFonts w:eastAsia="黑体"/>
+        </w:rPr>
         <w:t xml:space="preserve">。</w:t>
       </w:r>
     </w:p>
@@ -2319,7 +2526,7 @@
       </w:pPr>
       <w:r>
         <w:rPr>
-          <w:rFonts w:hint="eastAsia"/>
+          <w:rFonts w:hint="eastAsia" w:eastAsia="黑体"/>
         </w:rPr>
         <w:t xml:space="preserve">常见器件型号</w:t>
       </w:r>
@@ -2334,7 +2541,7 @@
       </w:pPr>
       <w:r>
         <w:rPr>
-          <w:rFonts w:hint="eastAsia"/>
+          <w:rFonts w:hint="eastAsia" w:eastAsia="黑体"/>
         </w:rPr>
         <w:t xml:space="preserve">光耦隔离驱动：TLP250、HCPL-3120、ACPL-337J。</w:t>
       </w:r>
@@ -2349,7 +2556,7 @@
       </w:pPr>
       <w:r>
         <w:rPr>
-          <w:rFonts w:hint="eastAsia"/>
+          <w:rFonts w:hint="eastAsia" w:eastAsia="黑体"/>
         </w:rPr>
         <w:t xml:space="preserve">数字隔离驱动：ISO5852S、UCC21520、Si8261。</w:t>
       </w:r>
@@ -2364,25 +2571,31 @@
       </w:pPr>
       <w:r>
         <w:rPr>
-          <w:rFonts w:hint="eastAsia"/>
+          <w:rFonts w:hint="eastAsia" w:eastAsia="黑体"/>
         </w:rPr>
         <w:t xml:space="preserve">隔离电源：SN6505</w:t>
       </w:r>
       <w:r>
+        <w:rPr>
+          <w:rFonts w:eastAsia="黑体"/>
+        </w:rPr>
         <w:t xml:space="preserve"> + </w:t>
       </w:r>
       <w:r>
         <w:rPr>
-          <w:rFonts w:hint="eastAsia"/>
+          <w:rFonts w:hint="eastAsia" w:eastAsia="黑体"/>
         </w:rPr>
         <w:t xml:space="preserve">变压器、B0505S</w:t>
       </w:r>
       <w:r>
+        <w:rPr>
+          <w:rFonts w:eastAsia="黑体"/>
+        </w:rPr>
         <w:t xml:space="preserve"> </w:t>
       </w:r>
       <w:r>
         <w:rPr>
-          <w:rFonts w:hint="eastAsia"/>
+          <w:rFonts w:hint="eastAsia" w:eastAsia="黑体"/>
         </w:rPr>
         <w:t xml:space="preserve">模块。</w:t>
       </w:r>
@@ -2395,7 +2608,7 @@
       </w:pPr>
       <w:r>
         <w:rPr>
-          <w:rFonts w:hint="eastAsia"/>
+          <w:rFonts w:hint="eastAsia" w:eastAsia="黑体"/>
         </w:rPr>
         <w:t xml:space="preserve">注意事项</w:t>
       </w:r>
@@ -2410,7 +2623,7 @@
       </w:pPr>
       <w:r>
         <w:rPr>
-          <w:rFonts w:hint="eastAsia"/>
+          <w:rFonts w:hint="eastAsia" w:eastAsia="黑体"/>
         </w:rPr>
         <w:t xml:space="preserve">输出侧需独立隔离电源，输入/输出两侧地必须完全隔离。</w:t>
       </w:r>
@@ -2425,25 +2638,31 @@
       </w:pPr>
       <w:r>
         <w:rPr>
-          <w:rFonts w:hint="eastAsia"/>
+          <w:rFonts w:hint="eastAsia" w:eastAsia="黑体"/>
         </w:rPr>
         <w:t xml:space="preserve">关注</w:t>
       </w:r>
       <w:r>
+        <w:rPr>
+          <w:rFonts w:eastAsia="黑体"/>
+        </w:rPr>
         <w:t xml:space="preserve"> CMTI </w:t>
       </w:r>
       <w:r>
         <w:rPr>
-          <w:rFonts w:hint="eastAsia"/>
+          <w:rFonts w:hint="eastAsia" w:eastAsia="黑体"/>
         </w:rPr>
         <w:t xml:space="preserve">指标，高速开关场合选</w:t>
       </w:r>
       <w:r>
+        <w:rPr>
+          <w:rFonts w:eastAsia="黑体"/>
+        </w:rPr>
         <w:t xml:space="preserve"> ≥ 50 kV/μs </w:t>
       </w:r>
       <w:r>
         <w:rPr>
-          <w:rFonts w:hint="eastAsia"/>
+          <w:rFonts w:hint="eastAsia" w:eastAsia="黑体"/>
         </w:rPr>
         <w:t xml:space="preserve">的器件。</w:t>
       </w:r>
@@ -2458,7 +2677,7 @@
       </w:pPr>
       <w:r>
         <w:rPr>
-          <w:rFonts w:hint="eastAsia"/>
+          <w:rFonts w:hint="eastAsia" w:eastAsia="黑体"/>
         </w:rPr>
         <w:t xml:space="preserve">隔离距离与爬电要满足安规要求，布局遵守隔离带规则。</w:t>
       </w:r>
@@ -2473,7 +2692,7 @@
       </w:pPr>
       <w:r>
         <w:rPr>
-          <w:rFonts w:hint="eastAsia"/>
+          <w:rFonts w:hint="eastAsia" w:eastAsia="黑体"/>
         </w:rPr>
         <w:t xml:space="preserve">隔离电源纹波与去耦要保证输出级瞬态电流需求。</w:t>
       </w:r>
@@ -2486,7 +2705,7 @@
       </w:pPr>
       <w:r>
         <w:rPr>
-          <w:rFonts w:hint="eastAsia"/>
+          <w:rFonts w:hint="eastAsia" w:eastAsia="黑体"/>
         </w:rPr>
         <w:t xml:space="preserve">参考资料</w:t>
       </w:r>
@@ -2500,20 +2719,26 @@
         </w:numPr>
       </w:pPr>
       <w:r>
+        <w:rPr>
+          <w:rFonts w:eastAsia="黑体"/>
+        </w:rPr>
         <w:t xml:space="preserve">TI </w:t>
       </w:r>
       <w:r>
         <w:rPr>
-          <w:rFonts w:hint="eastAsia"/>
+          <w:rFonts w:hint="eastAsia" w:eastAsia="黑体"/>
         </w:rPr>
         <w:t xml:space="preserve">应用笔记</w:t>
       </w:r>
       <w:r>
+        <w:rPr>
+          <w:rFonts w:eastAsia="黑体"/>
+        </w:rPr>
         <w:t xml:space="preserve"> </w:t>
       </w:r>
       <w:r>
         <w:rPr>
-          <w:rFonts w:hint="eastAsia"/>
+          <w:rFonts w:hint="eastAsia" w:eastAsia="黑体"/>
         </w:rPr>
         <w:t xml:space="preserve">SLAU618（隔离栅极驱动设计）。</w:t>
       </w:r>
@@ -2527,11 +2752,14 @@
         </w:numPr>
       </w:pPr>
       <w:r>
+        <w:rPr>
+          <w:rFonts w:eastAsia="黑体"/>
+        </w:rPr>
         <w:t xml:space="preserve">ACPL-337J / TLP250 </w:t>
       </w:r>
       <w:r>
         <w:rPr>
-          <w:rFonts w:hint="eastAsia"/>
+          <w:rFonts w:hint="eastAsia" w:eastAsia="黑体"/>
         </w:rPr>
         <w:t xml:space="preserve">产品数据手册。</w:t>
       </w:r>
@@ -2545,6 +2773,9 @@
         </w:numPr>
       </w:pPr>
       <w:r>
+        <w:rPr>
+          <w:rFonts w:eastAsia="黑体"/>
+        </w:rPr>
         <w:t xml:space="preserve">Wikipedia: Galvanic isolation。</w:t>
       </w:r>
     </w:p>
@@ -2557,11 +2788,11 @@
       </w:pPr>
       <w:r>
         <w:rPr>
-          <w:rFonts w:ascii="Times New Roman" w:hAnsi="Times New Roman"/>
+          <w:rFonts w:ascii="Times New Roman" w:hAnsi="Times New Roman" w:eastAsia="黑体"/>
           <w:color w:val="555555"/>
           <w:sz w:val="21"/>
         </w:rPr>
-        <w:t>材料收集者：杜文杰</w:t>
+        <w:t>材料收集者：杜文杰，WX手机：19519196569，QQ:3478827729</w:t>
       </w:r>
     </w:p>
     <w:sectPr>
@@ -2581,7 +2812,7 @@
 </file>
 
 <file path=word/footer1.xml><?xml version="1.0" encoding="utf-8"?>
-<w:ftr xmlns:m="http://schemas.openxmlformats.org/officeDocument/2006/math" xmlns:mc="http://schemas.openxmlformats.org/markup-compatibility/2006" xmlns:mo="http://schemas.microsoft.com/office/mac/office/2008/main" xmlns:mv="urn:schemas-microsoft-com:mac:vml" xmlns:o="urn:schemas-microsoft-com:office:office" xmlns:r="http://schemas.openxmlformats.org/officeDocument/2006/relationships" xmlns:v="urn:schemas-microsoft-com:vml" xmlns:w10="urn:schemas-microsoft-com:office:word" xmlns:w14="http://schemas.microsoft.com/office/word/2010/wordml" xmlns:w="http://schemas.openxmlformats.org/wordprocessingml/2006/main" xmlns:wne="http://schemas.microsoft.com/office/word/2006/wordml" xmlns:wp14="http://schemas.microsoft.com/office/word/2010/wordprocessingDrawing" xmlns:wp="http://schemas.openxmlformats.org/drawingml/2006/wordprocessingDrawing" xmlns:wpc="http://schemas.microsoft.com/office/word/2010/wordprocessingCanvas" xmlns:wpg="http://schemas.microsoft.com/office/word/2010/wordprocessingGroup" xmlns:wpi="http://schemas.microsoft.com/office/word/2010/wordprocessingInk" xmlns:wps="http://schemas.microsoft.com/office/word/2010/wordprocessingShape" mc:Ignorable="w14 wp14">
+<w:ftr xmlns:mc="http://schemas.openxmlformats.org/markup-compatibility/2006" xmlns:w="http://schemas.openxmlformats.org/wordprocessingml/2006/main" xmlns:m="http://schemas.openxmlformats.org/officeDocument/2006/math" xmlns:mo="http://schemas.microsoft.com/office/mac/office/2008/main" xmlns:mv="urn:schemas-microsoft-com:mac:vml" xmlns:o="urn:schemas-microsoft-com:office:office" xmlns:r="http://schemas.openxmlformats.org/officeDocument/2006/relationships" xmlns:v="urn:schemas-microsoft-com:vml" xmlns:w10="urn:schemas-microsoft-com:office:word" xmlns:w14="http://schemas.microsoft.com/office/word/2010/wordml" xmlns:wne="http://schemas.microsoft.com/office/word/2006/wordml" xmlns:wp14="http://schemas.microsoft.com/office/word/2010/wordprocessingDrawing" xmlns:wp="http://schemas.openxmlformats.org/drawingml/2006/wordprocessingDrawing" xmlns:wpc="http://schemas.microsoft.com/office/word/2010/wordprocessingCanvas" xmlns:wpg="http://schemas.microsoft.com/office/word/2010/wordprocessingGroup" xmlns:wpi="http://schemas.microsoft.com/office/word/2010/wordprocessingInk" xmlns:wps="http://schemas.microsoft.com/office/word/2010/wordprocessingShape" mc:Ignorable="w14 wp14">
   <w:p>
     <w:pPr>
       <w:pStyle w:val="Footer"/>
@@ -2589,12 +2820,14 @@
     </w:pPr>
     <w:r>
       <w:rPr>
+        <w:rFonts w:eastAsia="黑体"/>
         <w:sz w:val="18"/>
       </w:rPr>
       <w:t xml:space="preserve">第 </w:t>
     </w:r>
     <w:r>
       <w:rPr>
+        <w:rFonts w:eastAsia="黑体"/>
         <w:sz w:val="18"/>
       </w:rPr>
       <w:fldChar w:fldCharType="begin"/>
@@ -2603,6 +2836,7 @@
     </w:r>
     <w:r>
       <w:rPr>
+        <w:rFonts w:eastAsia="黑体"/>
         <w:sz w:val="18"/>
       </w:rPr>
       <w:t xml:space="preserve"> 页</w:t>
@@ -2616,6 +2850,9 @@
   <w:footnote w:type="continuationSeparator" w:id="0">
     <w:p>
       <w:r>
+        <w:rPr>
+          <w:rFonts w:eastAsia="黑体"/>
+        </w:rPr>
         <w:continuationSeparator/>
       </w:r>
     </w:p>
@@ -2623,6 +2860,9 @@
   <w:footnote w:type="separator" w:id="-1">
     <w:p>
       <w:r>
+        <w:rPr>
+          <w:rFonts w:eastAsia="黑体"/>
+        </w:rPr>
         <w:separator/>
       </w:r>
     </w:p>
@@ -2631,7 +2871,7 @@
 </file>
 
 <file path=word/header1.xml><?xml version="1.0" encoding="utf-8"?>
-<w:hdr xmlns:m="http://schemas.openxmlformats.org/officeDocument/2006/math" xmlns:mc="http://schemas.openxmlformats.org/markup-compatibility/2006" xmlns:mo="http://schemas.microsoft.com/office/mac/office/2008/main" xmlns:mv="urn:schemas-microsoft-com:mac:vml" xmlns:o="urn:schemas-microsoft-com:office:office" xmlns:r="http://schemas.openxmlformats.org/officeDocument/2006/relationships" xmlns:v="urn:schemas-microsoft-com:vml" xmlns:w10="urn:schemas-microsoft-com:office:word" xmlns:w14="http://schemas.microsoft.com/office/word/2010/wordml" xmlns:w="http://schemas.openxmlformats.org/wordprocessingml/2006/main" xmlns:wne="http://schemas.microsoft.com/office/word/2006/wordml" xmlns:wp14="http://schemas.microsoft.com/office/word/2010/wordprocessingDrawing" xmlns:wp="http://schemas.openxmlformats.org/drawingml/2006/wordprocessingDrawing" xmlns:wpc="http://schemas.microsoft.com/office/word/2010/wordprocessingCanvas" xmlns:wpg="http://schemas.microsoft.com/office/word/2010/wordprocessingGroup" xmlns:wpi="http://schemas.microsoft.com/office/word/2010/wordprocessingInk" xmlns:wps="http://schemas.microsoft.com/office/word/2010/wordprocessingShape" mc:Ignorable="w14 wp14">
+<w:hdr xmlns:mc="http://schemas.openxmlformats.org/markup-compatibility/2006" xmlns:w="http://schemas.openxmlformats.org/wordprocessingml/2006/main" xmlns:m="http://schemas.openxmlformats.org/officeDocument/2006/math" xmlns:mo="http://schemas.microsoft.com/office/mac/office/2008/main" xmlns:mv="urn:schemas-microsoft-com:mac:vml" xmlns:o="urn:schemas-microsoft-com:office:office" xmlns:r="http://schemas.openxmlformats.org/officeDocument/2006/relationships" xmlns:v="urn:schemas-microsoft-com:vml" xmlns:w10="urn:schemas-microsoft-com:office:word" xmlns:w14="http://schemas.microsoft.com/office/word/2010/wordml" xmlns:wne="http://schemas.microsoft.com/office/word/2006/wordml" xmlns:wp14="http://schemas.microsoft.com/office/word/2010/wordprocessingDrawing" xmlns:wp="http://schemas.openxmlformats.org/drawingml/2006/wordprocessingDrawing" xmlns:wpc="http://schemas.microsoft.com/office/word/2010/wordprocessingCanvas" xmlns:wpg="http://schemas.microsoft.com/office/word/2010/wordprocessingGroup" xmlns:wpi="http://schemas.microsoft.com/office/word/2010/wordprocessingInk" xmlns:wps="http://schemas.microsoft.com/office/word/2010/wordprocessingShape" mc:Ignorable="w14 wp14">
   <w:p>
     <w:pPr>
       <w:pStyle w:val="Header"/>
@@ -2639,7 +2879,7 @@
     </w:pPr>
     <w:r>
       <w:rPr>
-        <w:rFonts w:ascii="Times New Roman" w:hAnsi="Times New Roman"/>
+        <w:rFonts w:ascii="Times New Roman" w:hAnsi="Times New Roman" w:eastAsia="黑体"/>
         <w:sz w:val="18"/>
         <w:rFonts w:eastAsia="黑体"/>
         <w:rFonts w:eastAsia="黑体"/>
@@ -2651,7 +2891,7 @@
 </file>
 
 <file path=word/numbering.xml><?xml version="1.0" encoding="utf-8"?>
-<w:numbering xmlns:m="http://schemas.openxmlformats.org/officeDocument/2006/math" xmlns:mc="http://schemas.openxmlformats.org/markup-compatibility/2006" xmlns:mo="http://schemas.microsoft.com/office/mac/office/2008/main" xmlns:mv="urn:schemas-microsoft-com:mac:vml" xmlns:o="urn:schemas-microsoft-com:office:office" xmlns:r="http://schemas.openxmlformats.org/officeDocument/2006/relationships" xmlns:v="urn:schemas-microsoft-com:vml" xmlns:w="http://schemas.openxmlformats.org/wordprocessingml/2006/main" xmlns:w10="urn:schemas-microsoft-com:office:word" xmlns:w14="http://schemas.microsoft.com/office/word/2010/wordml" xmlns:wne="http://schemas.microsoft.com/office/word/2006/wordml" xmlns:wp="http://schemas.openxmlformats.org/drawingml/2006/wordprocessingDrawing" xmlns:wp14="http://schemas.microsoft.com/office/word/2010/wordprocessingDrawing" xmlns:wpc="http://schemas.microsoft.com/office/word/2010/wordprocessingCanvas" xmlns:wpg="http://schemas.microsoft.com/office/word/2010/wordprocessingGroup" xmlns:wpi="http://schemas.microsoft.com/office/word/2010/wordprocessingInk" xmlns:wps="http://schemas.microsoft.com/office/word/2010/wordprocessingShape" mc:Ignorable="w14 wp14">
+<w:numbering xmlns:mc="http://schemas.openxmlformats.org/markup-compatibility/2006" xmlns:w="http://schemas.openxmlformats.org/wordprocessingml/2006/main" xmlns:m="http://schemas.openxmlformats.org/officeDocument/2006/math" xmlns:mo="http://schemas.microsoft.com/office/mac/office/2008/main" xmlns:mv="urn:schemas-microsoft-com:mac:vml" xmlns:o="urn:schemas-microsoft-com:office:office" xmlns:r="http://schemas.openxmlformats.org/officeDocument/2006/relationships" xmlns:v="urn:schemas-microsoft-com:vml" xmlns:w10="urn:schemas-microsoft-com:office:word" xmlns:w14="http://schemas.microsoft.com/office/word/2010/wordml" xmlns:wne="http://schemas.microsoft.com/office/word/2006/wordml" xmlns:wp="http://schemas.openxmlformats.org/drawingml/2006/wordprocessingDrawing" xmlns:wp14="http://schemas.microsoft.com/office/word/2010/wordprocessingDrawing" xmlns:wpc="http://schemas.microsoft.com/office/word/2010/wordprocessingCanvas" xmlns:wpg="http://schemas.microsoft.com/office/word/2010/wordprocessingGroup" xmlns:wpi="http://schemas.microsoft.com/office/word/2010/wordprocessingInk" xmlns:wps="http://schemas.microsoft.com/office/word/2010/wordprocessingShape" mc:Ignorable="w14 wp14">
   <w:abstractNum w:abstractNumId="0">
     <w:nsid w:val="FFFFFF7C"/>
     <w:multiLevelType w:val="singleLevel"/>
@@ -2738,7 +2978,7 @@
         <w:ind w:hanging="360" w:left="1440"/>
       </w:pPr>
       <w:rPr>
-        <w:rFonts w:ascii="Symbol" w:hAnsi="Symbol" w:hint="default"/>
+        <w:rFonts w:ascii="Symbol" w:hAnsi="Symbol" w:hint="default" w:eastAsia="黑体"/>
       </w:rPr>
     </w:lvl>
   </w:abstractNum>
@@ -2759,7 +2999,7 @@
         <w:ind w:hanging="360" w:left="1080"/>
       </w:pPr>
       <w:rPr>
-        <w:rFonts w:ascii="Symbol" w:hAnsi="Symbol" w:hint="default"/>
+        <w:rFonts w:ascii="Symbol" w:hAnsi="Symbol" w:hint="default" w:eastAsia="黑体"/>
       </w:rPr>
     </w:lvl>
   </w:abstractNum>
@@ -2780,7 +3020,7 @@
         <w:ind w:hanging="360" w:left="720"/>
       </w:pPr>
       <w:rPr>
-        <w:rFonts w:ascii="Symbol" w:hAnsi="Symbol" w:hint="default"/>
+        <w:rFonts w:ascii="Symbol" w:hAnsi="Symbol" w:hint="default" w:eastAsia="黑体"/>
       </w:rPr>
     </w:lvl>
   </w:abstractNum>
@@ -2819,7 +3059,7 @@
         <w:ind w:hanging="360" w:left="360"/>
       </w:pPr>
       <w:rPr>
-        <w:rFonts w:ascii="Symbol" w:hAnsi="Symbol" w:hint="default"/>
+        <w:rFonts w:ascii="Symbol" w:hAnsi="Symbol" w:hint="default" w:eastAsia="黑体"/>
       </w:rPr>
     </w:lvl>
   </w:abstractNum>
@@ -2910,7 +3150,7 @@
         <w:ind w:left="720" w:hanging="360"/>
       </w:pPr>
       <w:rPr>
-        <w:rFonts w:ascii="Symbol" w:hAnsi="Symbol" w:cs="Symbol" w:hint="default"/>
+        <w:rFonts w:ascii="Symbol" w:hAnsi="Symbol" w:cs="Symbol" w:hint="default" w:eastAsia="黑体"/>
       </w:rPr>
     </w:lvl>
     <w:lvl w:ilvl="1">
@@ -2921,7 +3161,7 @@
         <w:ind w:left="1440" w:hanging="360"/>
       </w:pPr>
       <w:rPr>
-        <w:rFonts w:ascii="Courier New" w:hAnsi="Courier New" w:cs="Courier New" w:hint="default"/>
+        <w:rFonts w:ascii="Courier New" w:hAnsi="Courier New" w:cs="Courier New" w:hint="default" w:eastAsia="黑体"/>
       </w:rPr>
     </w:lvl>
     <w:lvl w:ilvl="2">
@@ -2932,7 +3172,7 @@
         <w:ind w:left="2160" w:hanging="360"/>
       </w:pPr>
       <w:rPr>
-        <w:rFonts w:ascii="Wingdings" w:hAnsi="Wingdings" w:cs="Wingdings" w:hint="default"/>
+        <w:rFonts w:ascii="Wingdings" w:hAnsi="Wingdings" w:cs="Wingdings" w:hint="default" w:eastAsia="黑体"/>
       </w:rPr>
     </w:lvl>
     <w:lvl w:ilvl="3">
@@ -2943,7 +3183,7 @@
         <w:ind w:left="2880" w:hanging="360"/>
       </w:pPr>
       <w:rPr>
-        <w:rFonts w:ascii="Symbol" w:hAnsi="Symbol" w:cs="Symbol" w:hint="default"/>
+        <w:rFonts w:ascii="Symbol" w:hAnsi="Symbol" w:cs="Symbol" w:hint="default" w:eastAsia="黑体"/>
       </w:rPr>
     </w:lvl>
     <w:lvl w:ilvl="4">
@@ -2954,7 +3194,7 @@
         <w:ind w:left="3600" w:hanging="360"/>
       </w:pPr>
       <w:rPr>
-        <w:rFonts w:ascii="Courier New" w:hAnsi="Courier New" w:cs="Courier New" w:hint="default"/>
+        <w:rFonts w:ascii="Courier New" w:hAnsi="Courier New" w:cs="Courier New" w:hint="default" w:eastAsia="黑体"/>
       </w:rPr>
     </w:lvl>
     <w:lvl w:ilvl="5">
@@ -2965,7 +3205,7 @@
         <w:ind w:left="4320" w:hanging="360"/>
       </w:pPr>
       <w:rPr>
-        <w:rFonts w:ascii="Wingdings" w:hAnsi="Wingdings" w:cs="Wingdings" w:hint="default"/>
+        <w:rFonts w:ascii="Wingdings" w:hAnsi="Wingdings" w:cs="Wingdings" w:hint="default" w:eastAsia="黑体"/>
       </w:rPr>
     </w:lvl>
     <w:lvl w:ilvl="6">
@@ -2976,7 +3216,7 @@
         <w:ind w:left="5040" w:hanging="360"/>
       </w:pPr>
       <w:rPr>
-        <w:rFonts w:ascii="Symbol" w:hAnsi="Symbol" w:cs="Symbol" w:hint="default"/>
+        <w:rFonts w:ascii="Symbol" w:hAnsi="Symbol" w:cs="Symbol" w:hint="default" w:eastAsia="黑体"/>
       </w:rPr>
     </w:lvl>
     <w:lvl w:ilvl="7">
@@ -2987,7 +3227,7 @@
         <w:ind w:left="5760" w:hanging="360"/>
       </w:pPr>
       <w:rPr>
-        <w:rFonts w:ascii="Courier New" w:hAnsi="Courier New" w:cs="Courier New" w:hint="default"/>
+        <w:rFonts w:ascii="Courier New" w:hAnsi="Courier New" w:cs="Courier New" w:hint="default" w:eastAsia="黑体"/>
       </w:rPr>
     </w:lvl>
     <w:lvl w:ilvl="8">
@@ -2998,7 +3238,7 @@
         <w:ind w:left="6480" w:hanging="360"/>
       </w:pPr>
       <w:rPr>
-        <w:rFonts w:ascii="Wingdings" w:hAnsi="Wingdings" w:cs="Wingdings" w:hint="default"/>
+        <w:rFonts w:ascii="Wingdings" w:hAnsi="Wingdings" w:cs="Wingdings" w:hint="default" w:eastAsia="黑体"/>
       </w:rPr>
     </w:lvl>
   </w:abstractNum>
@@ -3054,11 +3294,11 @@
 </file>
 
 <file path=word/styles.xml><?xml version="1.0" encoding="utf-8"?>
-<w:styles xmlns:mc="http://schemas.openxmlformats.org/markup-compatibility/2006" xmlns:r="http://schemas.openxmlformats.org/officeDocument/2006/relationships" xmlns:w="http://schemas.openxmlformats.org/wordprocessingml/2006/main" xmlns:w14="http://schemas.microsoft.com/office/word/2010/wordml" mc:Ignorable="w14">
+<w:styles xmlns:mc="http://schemas.openxmlformats.org/markup-compatibility/2006" xmlns:w="http://schemas.openxmlformats.org/wordprocessingml/2006/main" xmlns:r="http://schemas.openxmlformats.org/officeDocument/2006/relationships" xmlns:w14="http://schemas.microsoft.com/office/word/2010/wordml" mc:Ignorable="w14">
   <w:docDefaults>
     <w:rPrDefault>
       <w:rPr>
-        <w:rFonts w:asciiTheme="minorHAnsi" w:cstheme="minorBidi" w:eastAsiaTheme="minorEastAsia" w:hAnsiTheme="minorHAnsi"/>
+        <w:rFonts w:asciiTheme="minorHAnsi" w:cstheme="minorBidi" w:hAnsiTheme="minorHAnsi" w:eastAsia="黑体"/>
         <w:sz w:val="22"/>
         <w:szCs w:val="22"/>
         <w:lang w:bidi="ar-SA" w:eastAsia="en-US" w:val="en-US"/>
@@ -3280,7 +3520,7 @@
       <w:outlineLvl w:val="0"/>
     </w:pPr>
     <w:rPr>
-      <w:rFonts w:ascii="Times New Roman" w:asciiTheme="majorHAnsi" w:cstheme="majorBidi" w:eastAsia="黑体" w:eastAsiaTheme="majorEastAsia" w:hAnsi="Times New Roman" w:hAnsiTheme="majorHAnsi"/>
+      <w:rFonts w:ascii="Times New Roman" w:asciiTheme="majorHAnsi" w:cstheme="majorBidi" w:eastAsia="黑体" w:hAnsi="Times New Roman" w:hAnsiTheme="majorHAnsi"/>
       <w:b/>
       <w:bCs/>
       <w:color w:val="1F3864"/>
@@ -3304,7 +3544,7 @@
       <w:outlineLvl w:val="1"/>
     </w:pPr>
     <w:rPr>
-      <w:rFonts w:ascii="Times New Roman" w:asciiTheme="majorHAnsi" w:cstheme="majorBidi" w:eastAsia="黑体" w:eastAsiaTheme="majorEastAsia" w:hAnsi="Times New Roman" w:hAnsiTheme="majorHAnsi"/>
+      <w:rFonts w:ascii="Times New Roman" w:asciiTheme="majorHAnsi" w:cstheme="majorBidi" w:eastAsia="黑体" w:hAnsi="Times New Roman" w:hAnsiTheme="majorHAnsi"/>
       <w:b/>
       <w:bCs/>
       <w:color w:val="2E4E7E"/>
@@ -3328,7 +3568,7 @@
       <w:outlineLvl w:val="2"/>
     </w:pPr>
     <w:rPr>
-      <w:rFonts w:ascii="Times New Roman" w:asciiTheme="majorHAnsi" w:cstheme="majorBidi" w:eastAsia="黑体" w:eastAsiaTheme="majorEastAsia" w:hAnsi="Times New Roman" w:hAnsiTheme="majorHAnsi"/>
+      <w:rFonts w:ascii="Times New Roman" w:asciiTheme="majorHAnsi" w:cstheme="majorBidi" w:eastAsia="黑体" w:hAnsi="Times New Roman" w:hAnsiTheme="majorHAnsi"/>
       <w:b/>
       <w:bCs/>
       <w:color w:val="2E4E7E"/>
@@ -3352,7 +3592,7 @@
       <w:outlineLvl w:val="3"/>
     </w:pPr>
     <w:rPr>
-      <w:rFonts w:ascii="Times New Roman" w:asciiTheme="majorHAnsi" w:cstheme="majorBidi" w:eastAsia="黑体" w:eastAsiaTheme="majorEastAsia" w:hAnsi="Times New Roman" w:hAnsiTheme="majorHAnsi"/>
+      <w:rFonts w:ascii="Times New Roman" w:asciiTheme="majorHAnsi" w:cstheme="majorBidi" w:eastAsia="黑体" w:hAnsi="Times New Roman" w:hAnsiTheme="majorHAnsi"/>
       <w:b/>
       <w:bCs/>
       <w:i/>
@@ -3378,7 +3618,7 @@
       <w:outlineLvl w:val="4"/>
     </w:pPr>
     <w:rPr>
-      <w:rFonts w:ascii="Times New Roman" w:asciiTheme="majorHAnsi" w:cstheme="majorBidi" w:eastAsia="黑体" w:eastAsiaTheme="majorEastAsia" w:hAnsi="Times New Roman" w:hAnsiTheme="majorHAnsi"/>
+      <w:rFonts w:ascii="Times New Roman" w:asciiTheme="majorHAnsi" w:cstheme="majorBidi" w:eastAsia="黑体" w:hAnsi="Times New Roman" w:hAnsiTheme="majorHAnsi"/>
       <w:b/>
       <w:color w:val="333333"/>
       <w:sz w:val="22"/>
@@ -3401,7 +3641,7 @@
       <w:outlineLvl w:val="5"/>
     </w:pPr>
     <w:rPr>
-      <w:rFonts w:asciiTheme="majorHAnsi" w:cstheme="majorBidi" w:eastAsiaTheme="majorEastAsia" w:hAnsiTheme="majorHAnsi"/>
+      <w:rFonts w:asciiTheme="majorHAnsi" w:cstheme="majorBidi" w:hAnsiTheme="majorHAnsi" w:eastAsia="黑体"/>
       <w:i/>
       <w:iCs/>
       <w:color w:themeColor="accent1" w:themeShade="7F" w:val="243F60"/>
@@ -3424,7 +3664,7 @@
       <w:outlineLvl w:val="6"/>
     </w:pPr>
     <w:rPr>
-      <w:rFonts w:asciiTheme="majorHAnsi" w:cstheme="majorBidi" w:eastAsiaTheme="majorEastAsia" w:hAnsiTheme="majorHAnsi"/>
+      <w:rFonts w:asciiTheme="majorHAnsi" w:cstheme="majorBidi" w:hAnsiTheme="majorHAnsi" w:eastAsia="黑体"/>
       <w:i/>
       <w:iCs/>
       <w:color w:themeColor="text1" w:themeTint="BF" w:val="404040"/>
@@ -3447,7 +3687,7 @@
       <w:outlineLvl w:val="7"/>
     </w:pPr>
     <w:rPr>
-      <w:rFonts w:asciiTheme="majorHAnsi" w:cstheme="majorBidi" w:eastAsiaTheme="majorEastAsia" w:hAnsiTheme="majorHAnsi"/>
+      <w:rFonts w:asciiTheme="majorHAnsi" w:cstheme="majorBidi" w:hAnsiTheme="majorHAnsi" w:eastAsia="黑体"/>
       <w:color w:themeColor="accent1" w:val="4F81BD"/>
       <w:sz w:val="20"/>
       <w:szCs w:val="20"/>
@@ -3470,7 +3710,7 @@
       <w:outlineLvl w:val="8"/>
     </w:pPr>
     <w:rPr>
-      <w:rFonts w:asciiTheme="majorHAnsi" w:cstheme="majorBidi" w:eastAsiaTheme="majorEastAsia" w:hAnsiTheme="majorHAnsi"/>
+      <w:rFonts w:asciiTheme="majorHAnsi" w:cstheme="majorBidi" w:hAnsiTheme="majorHAnsi" w:eastAsia="黑体"/>
       <w:i/>
       <w:iCs/>
       <w:color w:themeColor="text1" w:themeTint="BF" w:val="404040"/>
@@ -3521,7 +3761,7 @@
     <w:uiPriority w:val="9"/>
     <w:rsid w:val="00FC693F"/>
     <w:rPr>
-      <w:rFonts w:asciiTheme="majorHAnsi" w:cstheme="majorBidi" w:eastAsiaTheme="majorEastAsia" w:hAnsiTheme="majorHAnsi"/>
+      <w:rFonts w:asciiTheme="majorHAnsi" w:cstheme="majorBidi" w:hAnsiTheme="majorHAnsi" w:eastAsia="黑体"/>
       <w:b/>
       <w:bCs/>
       <w:color w:themeColor="accent1" w:themeShade="BF" w:val="365F91"/>
@@ -3536,7 +3776,7 @@
     <w:uiPriority w:val="9"/>
     <w:rsid w:val="00FC693F"/>
     <w:rPr>
-      <w:rFonts w:asciiTheme="majorHAnsi" w:cstheme="majorBidi" w:eastAsiaTheme="majorEastAsia" w:hAnsiTheme="majorHAnsi"/>
+      <w:rFonts w:asciiTheme="majorHAnsi" w:cstheme="majorBidi" w:hAnsiTheme="majorHAnsi" w:eastAsia="黑体"/>
       <w:b/>
       <w:bCs/>
       <w:color w:themeColor="accent1" w:val="4F81BD"/>
@@ -3551,7 +3791,7 @@
     <w:uiPriority w:val="9"/>
     <w:rsid w:val="00FC693F"/>
     <w:rPr>
-      <w:rFonts w:asciiTheme="majorHAnsi" w:cstheme="majorBidi" w:eastAsiaTheme="majorEastAsia" w:hAnsiTheme="majorHAnsi"/>
+      <w:rFonts w:asciiTheme="majorHAnsi" w:cstheme="majorBidi" w:hAnsiTheme="majorHAnsi" w:eastAsia="黑体"/>
       <w:b/>
       <w:bCs/>
       <w:color w:themeColor="accent1" w:val="4F81BD"/>
@@ -3574,7 +3814,7 @@
       <w:contextualSpacing/>
     </w:pPr>
     <w:rPr>
-      <w:rFonts w:ascii="Times New Roman" w:asciiTheme="majorHAnsi" w:cstheme="majorBidi" w:eastAsia="黑体" w:eastAsiaTheme="majorEastAsia" w:hAnsi="Times New Roman" w:hAnsiTheme="majorHAnsi"/>
+      <w:rFonts w:ascii="Times New Roman" w:asciiTheme="majorHAnsi" w:cstheme="majorBidi" w:eastAsia="黑体" w:hAnsi="Times New Roman" w:hAnsiTheme="majorHAnsi"/>
       <w:b/>
       <w:color w:val="1F3864"/>
       <w:spacing w:val="5"/>
@@ -3590,7 +3830,7 @@
     <w:uiPriority w:val="10"/>
     <w:rsid w:val="00FC693F"/>
     <w:rPr>
-      <w:rFonts w:asciiTheme="majorHAnsi" w:cstheme="majorBidi" w:eastAsiaTheme="majorEastAsia" w:hAnsiTheme="majorHAnsi"/>
+      <w:rFonts w:asciiTheme="majorHAnsi" w:cstheme="majorBidi" w:hAnsiTheme="majorHAnsi" w:eastAsia="黑体"/>
       <w:color w:themeColor="text2" w:themeShade="BF" w:val="17365D"/>
       <w:spacing w:val="5"/>
       <w:kern w:val="28"/>
@@ -3612,7 +3852,7 @@
       </w:numPr>
     </w:pPr>
     <w:rPr>
-      <w:rFonts w:asciiTheme="majorHAnsi" w:cstheme="majorBidi" w:eastAsiaTheme="majorEastAsia" w:hAnsiTheme="majorHAnsi"/>
+      <w:rFonts w:asciiTheme="majorHAnsi" w:cstheme="majorBidi" w:hAnsiTheme="majorHAnsi" w:eastAsia="黑体"/>
       <w:i/>
       <w:iCs/>
       <w:color w:themeColor="accent1" w:val="4F81BD"/>
@@ -3628,7 +3868,7 @@
     <w:uiPriority w:val="11"/>
     <w:rsid w:val="00FC693F"/>
     <w:rPr>
-      <w:rFonts w:asciiTheme="majorHAnsi" w:cstheme="majorBidi" w:eastAsiaTheme="majorEastAsia" w:hAnsiTheme="majorHAnsi"/>
+      <w:rFonts w:asciiTheme="majorHAnsi" w:cstheme="majorBidi" w:hAnsiTheme="majorHAnsi" w:eastAsia="黑体"/>
       <w:i/>
       <w:iCs/>
       <w:color w:themeColor="accent1" w:val="4F81BD"/>
@@ -3695,6 +3935,7 @@
       <w:spacing w:after="120"/>
     </w:pPr>
     <w:rPr>
+      <w:rFonts w:eastAsia="黑体"/>
       <w:sz w:val="16"/>
       <w:szCs w:val="16"/>
     </w:rPr>
@@ -3706,6 +3947,7 @@
     <w:uiPriority w:val="99"/>
     <w:rsid w:val="00AA1D8D"/>
     <w:rPr>
+      <w:rFonts w:eastAsia="黑体"/>
       <w:sz w:val="16"/>
       <w:szCs w:val="16"/>
     </w:rPr>
@@ -3875,7 +4117,7 @@
       </w:tabs>
     </w:pPr>
     <w:rPr>
-      <w:rFonts w:ascii="Courier" w:hAnsi="Courier"/>
+      <w:rFonts w:ascii="Courier" w:hAnsi="Courier" w:eastAsia="黑体"/>
       <w:sz w:val="20"/>
       <w:szCs w:val="20"/>
     </w:rPr>
@@ -3887,7 +4129,7 @@
     <w:uiPriority w:val="99"/>
     <w:rsid w:val="0029639D"/>
     <w:rPr>
-      <w:rFonts w:ascii="Courier" w:hAnsi="Courier"/>
+      <w:rFonts w:ascii="Courier" w:hAnsi="Courier" w:eastAsia="黑体"/>
       <w:sz w:val="20"/>
       <w:szCs w:val="20"/>
     </w:rPr>
@@ -3923,6 +4165,7 @@
     <w:uiPriority w:val="29"/>
     <w:rsid w:val="00FC693F"/>
     <w:rPr>
+      <w:rFonts w:eastAsia="黑体"/>
       <w:i/>
       <w:iCs/>
       <w:color w:themeColor="text1" w:val="000000"/>
@@ -3936,7 +4179,7 @@
     <w:semiHidden/>
     <w:rsid w:val="00FC693F"/>
     <w:rPr>
-      <w:rFonts w:asciiTheme="majorHAnsi" w:cstheme="majorBidi" w:eastAsiaTheme="majorEastAsia" w:hAnsiTheme="majorHAnsi"/>
+      <w:rFonts w:asciiTheme="majorHAnsi" w:cstheme="majorBidi" w:hAnsiTheme="majorHAnsi" w:eastAsia="黑体"/>
       <w:b/>
       <w:bCs/>
       <w:i/>
@@ -3952,7 +4195,7 @@
     <w:semiHidden/>
     <w:rsid w:val="00FC693F"/>
     <w:rPr>
-      <w:rFonts w:asciiTheme="majorHAnsi" w:cstheme="majorBidi" w:eastAsiaTheme="majorEastAsia" w:hAnsiTheme="majorHAnsi"/>
+      <w:rFonts w:asciiTheme="majorHAnsi" w:cstheme="majorBidi" w:hAnsiTheme="majorHAnsi" w:eastAsia="黑体"/>
       <w:color w:themeColor="accent1" w:themeShade="7F" w:val="243F60"/>
     </w:rPr>
   </w:style>
@@ -3964,7 +4207,7 @@
     <w:semiHidden/>
     <w:rsid w:val="00FC693F"/>
     <w:rPr>
-      <w:rFonts w:asciiTheme="majorHAnsi" w:cstheme="majorBidi" w:eastAsiaTheme="majorEastAsia" w:hAnsiTheme="majorHAnsi"/>
+      <w:rFonts w:asciiTheme="majorHAnsi" w:cstheme="majorBidi" w:hAnsiTheme="majorHAnsi" w:eastAsia="黑体"/>
       <w:i/>
       <w:iCs/>
       <w:color w:themeColor="accent1" w:themeShade="7F" w:val="243F60"/>
@@ -3978,7 +4221,7 @@
     <w:semiHidden/>
     <w:rsid w:val="00FC693F"/>
     <w:rPr>
-      <w:rFonts w:asciiTheme="majorHAnsi" w:cstheme="majorBidi" w:eastAsiaTheme="majorEastAsia" w:hAnsiTheme="majorHAnsi"/>
+      <w:rFonts w:asciiTheme="majorHAnsi" w:cstheme="majorBidi" w:hAnsiTheme="majorHAnsi" w:eastAsia="黑体"/>
       <w:i/>
       <w:iCs/>
       <w:color w:themeColor="text1" w:themeTint="BF" w:val="404040"/>
@@ -3992,7 +4235,7 @@
     <w:semiHidden/>
     <w:rsid w:val="00FC693F"/>
     <w:rPr>
-      <w:rFonts w:asciiTheme="majorHAnsi" w:cstheme="majorBidi" w:eastAsiaTheme="majorEastAsia" w:hAnsiTheme="majorHAnsi"/>
+      <w:rFonts w:asciiTheme="majorHAnsi" w:cstheme="majorBidi" w:hAnsiTheme="majorHAnsi" w:eastAsia="黑体"/>
       <w:color w:themeColor="accent1" w:val="4F81BD"/>
       <w:sz w:val="20"/>
       <w:szCs w:val="20"/>
@@ -4006,7 +4249,7 @@
     <w:semiHidden/>
     <w:rsid w:val="00FC693F"/>
     <w:rPr>
-      <w:rFonts w:asciiTheme="majorHAnsi" w:cstheme="majorBidi" w:eastAsiaTheme="majorEastAsia" w:hAnsiTheme="majorHAnsi"/>
+      <w:rFonts w:asciiTheme="majorHAnsi" w:cstheme="majorBidi" w:hAnsiTheme="majorHAnsi" w:eastAsia="黑体"/>
       <w:i/>
       <w:iCs/>
       <w:color w:themeColor="text1" w:themeTint="BF" w:val="404040"/>
@@ -4027,6 +4270,7 @@
       <w:spacing w:line="240" w:lineRule="auto"/>
     </w:pPr>
     <w:rPr>
+      <w:rFonts w:eastAsia="黑体"/>
       <w:b/>
       <w:bCs/>
       <w:color w:themeColor="accent1" w:val="4F81BD"/>
@@ -4041,6 +4285,7 @@
     <w:qFormat/>
     <w:rsid w:val="00FC693F"/>
     <w:rPr>
+      <w:rFonts w:eastAsia="黑体"/>
       <w:b/>
       <w:bCs/>
     </w:rPr>
@@ -4052,6 +4297,7 @@
     <w:qFormat/>
     <w:rsid w:val="00FC693F"/>
     <w:rPr>
+      <w:rFonts w:eastAsia="黑体"/>
       <w:i/>
       <w:iCs/>
     </w:rPr>
@@ -4072,6 +4318,7 @@
       <w:ind w:left="936" w:right="936"/>
     </w:pPr>
     <w:rPr>
+      <w:rFonts w:eastAsia="黑体"/>
       <w:b/>
       <w:bCs/>
       <w:i/>
@@ -4086,6 +4333,7 @@
     <w:uiPriority w:val="30"/>
     <w:rsid w:val="00FC693F"/>
     <w:rPr>
+      <w:rFonts w:eastAsia="黑体"/>
       <w:b/>
       <w:bCs/>
       <w:i/>
@@ -4100,6 +4348,7 @@
     <w:qFormat/>
     <w:rsid w:val="00FC693F"/>
     <w:rPr>
+      <w:rFonts w:eastAsia="黑体"/>
       <w:i/>
       <w:iCs/>
       <w:color w:themeColor="text1" w:themeTint="7F" w:val="808080"/>
@@ -4112,6 +4361,7 @@
     <w:qFormat/>
     <w:rsid w:val="00FC693F"/>
     <w:rPr>
+      <w:rFonts w:eastAsia="黑体"/>
       <w:b/>
       <w:bCs/>
       <w:i/>
@@ -4126,6 +4376,7 @@
     <w:qFormat/>
     <w:rsid w:val="00FC693F"/>
     <w:rPr>
+      <w:rFonts w:eastAsia="黑体"/>
       <w:smallCaps/>
       <w:color w:themeColor="accent2" w:val="C0504D"/>
       <w:u w:val="single"/>
@@ -4138,6 +4389,7 @@
     <w:qFormat/>
     <w:rsid w:val="00FC693F"/>
     <w:rPr>
+      <w:rFonts w:eastAsia="黑体"/>
       <w:b/>
       <w:bCs/>
       <w:smallCaps/>
@@ -4153,6 +4405,7 @@
     <w:qFormat/>
     <w:rsid w:val="00FC693F"/>
     <w:rPr>
+      <w:rFonts w:eastAsia="黑体"/>
       <w:b/>
       <w:bCs/>
       <w:smallCaps/>
@@ -4207,6 +4460,7 @@
       <w:spacing w:after="0" w:line="240" w:lineRule="auto"/>
     </w:pPr>
     <w:rPr>
+      <w:rFonts w:eastAsia="黑体"/>
       <w:color w:themeColor="text1" w:themeShade="BF" w:val="000000"/>
     </w:rPr>
     <w:tblPr>
@@ -4229,6 +4483,7 @@
         <w:spacing w:after="0" w:before="0" w:line="240" w:lineRule="auto"/>
       </w:pPr>
       <w:rPr>
+        <w:rFonts w:eastAsia="黑体"/>
         <w:b/>
         <w:bCs/>
       </w:rPr>
@@ -4249,6 +4504,7 @@
         <w:spacing w:after="0" w:before="0" w:line="240" w:lineRule="auto"/>
       </w:pPr>
       <w:rPr>
+        <w:rFonts w:eastAsia="黑体"/>
         <w:b/>
         <w:bCs/>
       </w:rPr>
@@ -4266,12 +4522,14 @@
     </w:tblStylePr>
     <w:tblStylePr w:type="firstCol">
       <w:rPr>
+        <w:rFonts w:eastAsia="黑体"/>
         <w:b/>
         <w:bCs/>
       </w:rPr>
     </w:tblStylePr>
     <w:tblStylePr w:type="lastCol">
       <w:rPr>
+        <w:rFonts w:eastAsia="黑体"/>
         <w:b/>
         <w:bCs/>
       </w:rPr>
@@ -4310,6 +4568,7 @@
       <w:spacing w:after="0" w:line="240" w:lineRule="auto"/>
     </w:pPr>
     <w:rPr>
+      <w:rFonts w:eastAsia="黑体"/>
       <w:color w:themeColor="accent1" w:themeShade="BF" w:val="365F91"/>
     </w:rPr>
     <w:tblPr>
@@ -4332,6 +4591,7 @@
         <w:spacing w:after="0" w:before="0" w:line="240" w:lineRule="auto"/>
       </w:pPr>
       <w:rPr>
+        <w:rFonts w:eastAsia="黑体"/>
         <w:b/>
         <w:bCs/>
       </w:rPr>
@@ -4352,6 +4612,7 @@
         <w:spacing w:after="0" w:before="0" w:line="240" w:lineRule="auto"/>
       </w:pPr>
       <w:rPr>
+        <w:rFonts w:eastAsia="黑体"/>
         <w:b/>
         <w:bCs/>
       </w:rPr>
@@ -4369,12 +4630,14 @@
     </w:tblStylePr>
     <w:tblStylePr w:type="firstCol">
       <w:rPr>
+        <w:rFonts w:eastAsia="黑体"/>
         <w:b/>
         <w:bCs/>
       </w:rPr>
     </w:tblStylePr>
     <w:tblStylePr w:type="lastCol">
       <w:rPr>
+        <w:rFonts w:eastAsia="黑体"/>
         <w:b/>
         <w:bCs/>
       </w:rPr>
@@ -4413,6 +4676,7 @@
       <w:spacing w:after="0" w:line="240" w:lineRule="auto"/>
     </w:pPr>
     <w:rPr>
+      <w:rFonts w:eastAsia="黑体"/>
       <w:color w:themeColor="accent2" w:themeShade="BF" w:val="943634"/>
     </w:rPr>
     <w:tblPr>
@@ -4435,6 +4699,7 @@
         <w:spacing w:after="0" w:before="0" w:line="240" w:lineRule="auto"/>
       </w:pPr>
       <w:rPr>
+        <w:rFonts w:eastAsia="黑体"/>
         <w:b/>
         <w:bCs/>
       </w:rPr>
@@ -4455,6 +4720,7 @@
         <w:spacing w:after="0" w:before="0" w:line="240" w:lineRule="auto"/>
       </w:pPr>
       <w:rPr>
+        <w:rFonts w:eastAsia="黑体"/>
         <w:b/>
         <w:bCs/>
       </w:rPr>
@@ -4472,12 +4738,14 @@
     </w:tblStylePr>
     <w:tblStylePr w:type="firstCol">
       <w:rPr>
+        <w:rFonts w:eastAsia="黑体"/>
         <w:b/>
         <w:bCs/>
       </w:rPr>
     </w:tblStylePr>
     <w:tblStylePr w:type="lastCol">
       <w:rPr>
+        <w:rFonts w:eastAsia="黑体"/>
         <w:b/>
         <w:bCs/>
       </w:rPr>
@@ -4516,6 +4784,7 @@
       <w:spacing w:after="0" w:line="240" w:lineRule="auto"/>
     </w:pPr>
     <w:rPr>
+      <w:rFonts w:eastAsia="黑体"/>
       <w:color w:themeColor="accent3" w:themeShade="BF" w:val="76923C"/>
     </w:rPr>
     <w:tblPr>
@@ -4538,6 +4807,7 @@
         <w:spacing w:after="0" w:before="0" w:line="240" w:lineRule="auto"/>
       </w:pPr>
       <w:rPr>
+        <w:rFonts w:eastAsia="黑体"/>
         <w:b/>
         <w:bCs/>
       </w:rPr>
@@ -4558,6 +4828,7 @@
         <w:spacing w:after="0" w:before="0" w:line="240" w:lineRule="auto"/>
       </w:pPr>
       <w:rPr>
+        <w:rFonts w:eastAsia="黑体"/>
         <w:b/>
         <w:bCs/>
       </w:rPr>
@@ -4575,12 +4846,14 @@
     </w:tblStylePr>
     <w:tblStylePr w:type="firstCol">
       <w:rPr>
+        <w:rFonts w:eastAsia="黑体"/>
         <w:b/>
         <w:bCs/>
       </w:rPr>
     </w:tblStylePr>
     <w:tblStylePr w:type="lastCol">
       <w:rPr>
+        <w:rFonts w:eastAsia="黑体"/>
         <w:b/>
         <w:bCs/>
       </w:rPr>
@@ -4619,6 +4892,7 @@
       <w:spacing w:after="0" w:line="240" w:lineRule="auto"/>
     </w:pPr>
     <w:rPr>
+      <w:rFonts w:eastAsia="黑体"/>
       <w:color w:themeColor="accent4" w:themeShade="BF" w:val="5F497A"/>
     </w:rPr>
     <w:tblPr>
@@ -4641,6 +4915,7 @@
         <w:spacing w:after="0" w:before="0" w:line="240" w:lineRule="auto"/>
       </w:pPr>
       <w:rPr>
+        <w:rFonts w:eastAsia="黑体"/>
         <w:b/>
         <w:bCs/>
       </w:rPr>
@@ -4661,6 +4936,7 @@
         <w:spacing w:after="0" w:before="0" w:line="240" w:lineRule="auto"/>
       </w:pPr>
       <w:rPr>
+        <w:rFonts w:eastAsia="黑体"/>
         <w:b/>
         <w:bCs/>
       </w:rPr>
@@ -4678,12 +4954,14 @@
     </w:tblStylePr>
     <w:tblStylePr w:type="firstCol">
       <w:rPr>
+        <w:rFonts w:eastAsia="黑体"/>
         <w:b/>
         <w:bCs/>
       </w:rPr>
     </w:tblStylePr>
     <w:tblStylePr w:type="lastCol">
       <w:rPr>
+        <w:rFonts w:eastAsia="黑体"/>
         <w:b/>
         <w:bCs/>
       </w:rPr>
@@ -4722,6 +5000,7 @@
       <w:spacing w:after="0" w:line="240" w:lineRule="auto"/>
     </w:pPr>
     <w:rPr>
+      <w:rFonts w:eastAsia="黑体"/>
       <w:color w:themeColor="accent5" w:themeShade="BF" w:val="31849B"/>
     </w:rPr>
     <w:tblPr>
@@ -4744,6 +5023,7 @@
         <w:spacing w:after="0" w:before="0" w:line="240" w:lineRule="auto"/>
       </w:pPr>
       <w:rPr>
+        <w:rFonts w:eastAsia="黑体"/>
         <w:b/>
         <w:bCs/>
       </w:rPr>
@@ -4764,6 +5044,7 @@
         <w:spacing w:after="0" w:before="0" w:line="240" w:lineRule="auto"/>
       </w:pPr>
       <w:rPr>
+        <w:rFonts w:eastAsia="黑体"/>
         <w:b/>
         <w:bCs/>
       </w:rPr>
@@ -4781,12 +5062,14 @@
     </w:tblStylePr>
     <w:tblStylePr w:type="firstCol">
       <w:rPr>
+        <w:rFonts w:eastAsia="黑体"/>
         <w:b/>
         <w:bCs/>
       </w:rPr>
     </w:tblStylePr>
     <w:tblStylePr w:type="lastCol">
       <w:rPr>
+        <w:rFonts w:eastAsia="黑体"/>
         <w:b/>
         <w:bCs/>
       </w:rPr>
@@ -4825,6 +5108,7 @@
       <w:spacing w:after="0" w:line="240" w:lineRule="auto"/>
     </w:pPr>
     <w:rPr>
+      <w:rFonts w:eastAsia="黑体"/>
       <w:color w:themeColor="accent6" w:themeShade="BF" w:val="E36C0A"/>
     </w:rPr>
     <w:tblPr>
@@ -4847,6 +5131,7 @@
         <w:spacing w:after="0" w:before="0" w:line="240" w:lineRule="auto"/>
       </w:pPr>
       <w:rPr>
+        <w:rFonts w:eastAsia="黑体"/>
         <w:b/>
         <w:bCs/>
       </w:rPr>
@@ -4867,6 +5152,7 @@
         <w:spacing w:after="0" w:before="0" w:line="240" w:lineRule="auto"/>
       </w:pPr>
       <w:rPr>
+        <w:rFonts w:eastAsia="黑体"/>
         <w:b/>
         <w:bCs/>
       </w:rPr>
@@ -4884,12 +5170,14 @@
     </w:tblStylePr>
     <w:tblStylePr w:type="firstCol">
       <w:rPr>
+        <w:rFonts w:eastAsia="黑体"/>
         <w:b/>
         <w:bCs/>
       </w:rPr>
     </w:tblStylePr>
     <w:tblStylePr w:type="lastCol">
       <w:rPr>
+        <w:rFonts w:eastAsia="黑体"/>
         <w:b/>
         <w:bCs/>
       </w:rPr>
@@ -4949,6 +5237,7 @@
         <w:spacing w:after="0" w:before="0" w:line="240" w:lineRule="auto"/>
       </w:pPr>
       <w:rPr>
+        <w:rFonts w:eastAsia="黑体"/>
         <w:b/>
         <w:bCs/>
         <w:color w:themeColor="background1" w:val="FFFFFF"/>
@@ -4963,6 +5252,7 @@
         <w:spacing w:after="0" w:before="0" w:line="240" w:lineRule="auto"/>
       </w:pPr>
       <w:rPr>
+        <w:rFonts w:eastAsia="黑体"/>
         <w:b/>
         <w:bCs/>
       </w:rPr>
@@ -4978,12 +5268,14 @@
     </w:tblStylePr>
     <w:tblStylePr w:type="firstCol">
       <w:rPr>
+        <w:rFonts w:eastAsia="黑体"/>
         <w:b/>
         <w:bCs/>
       </w:rPr>
     </w:tblStylePr>
     <w:tblStylePr w:type="lastCol">
       <w:rPr>
+        <w:rFonts w:eastAsia="黑体"/>
         <w:b/>
         <w:bCs/>
       </w:rPr>
@@ -5041,6 +5333,7 @@
         <w:spacing w:after="0" w:before="0" w:line="240" w:lineRule="auto"/>
       </w:pPr>
       <w:rPr>
+        <w:rFonts w:eastAsia="黑体"/>
         <w:b/>
         <w:bCs/>
         <w:color w:themeColor="background1" w:val="FFFFFF"/>
@@ -5055,6 +5348,7 @@
         <w:spacing w:after="0" w:before="0" w:line="240" w:lineRule="auto"/>
       </w:pPr>
       <w:rPr>
+        <w:rFonts w:eastAsia="黑体"/>
         <w:b/>
         <w:bCs/>
       </w:rPr>
@@ -5070,12 +5364,14 @@
     </w:tblStylePr>
     <w:tblStylePr w:type="firstCol">
       <w:rPr>
+        <w:rFonts w:eastAsia="黑体"/>
         <w:b/>
         <w:bCs/>
       </w:rPr>
     </w:tblStylePr>
     <w:tblStylePr w:type="lastCol">
       <w:rPr>
+        <w:rFonts w:eastAsia="黑体"/>
         <w:b/>
         <w:bCs/>
       </w:rPr>
@@ -5133,6 +5429,7 @@
         <w:spacing w:after="0" w:before="0" w:line="240" w:lineRule="auto"/>
       </w:pPr>
       <w:rPr>
+        <w:rFonts w:eastAsia="黑体"/>
         <w:b/>
         <w:bCs/>
         <w:color w:themeColor="background1" w:val="FFFFFF"/>
@@ -5147,6 +5444,7 @@
         <w:spacing w:after="0" w:before="0" w:line="240" w:lineRule="auto"/>
       </w:pPr>
       <w:rPr>
+        <w:rFonts w:eastAsia="黑体"/>
         <w:b/>
         <w:bCs/>
       </w:rPr>
@@ -5162,12 +5460,14 @@
     </w:tblStylePr>
     <w:tblStylePr w:type="firstCol">
       <w:rPr>
+        <w:rFonts w:eastAsia="黑体"/>
         <w:b/>
         <w:bCs/>
       </w:rPr>
     </w:tblStylePr>
     <w:tblStylePr w:type="lastCol">
       <w:rPr>
+        <w:rFonts w:eastAsia="黑体"/>
         <w:b/>
         <w:bCs/>
       </w:rPr>
@@ -5225,6 +5525,7 @@
         <w:spacing w:after="0" w:before="0" w:line="240" w:lineRule="auto"/>
       </w:pPr>
       <w:rPr>
+        <w:rFonts w:eastAsia="黑体"/>
         <w:b/>
         <w:bCs/>
         <w:color w:themeColor="background1" w:val="FFFFFF"/>
@@ -5239,6 +5540,7 @@
         <w:spacing w:after="0" w:before="0" w:line="240" w:lineRule="auto"/>
       </w:pPr>
       <w:rPr>
+        <w:rFonts w:eastAsia="黑体"/>
         <w:b/>
         <w:bCs/>
       </w:rPr>
@@ -5254,12 +5556,14 @@
     </w:tblStylePr>
     <w:tblStylePr w:type="firstCol">
       <w:rPr>
+        <w:rFonts w:eastAsia="黑体"/>
         <w:b/>
         <w:bCs/>
       </w:rPr>
     </w:tblStylePr>
     <w:tblStylePr w:type="lastCol">
       <w:rPr>
+        <w:rFonts w:eastAsia="黑体"/>
         <w:b/>
         <w:bCs/>
       </w:rPr>
@@ -5317,6 +5621,7 @@
         <w:spacing w:after="0" w:before="0" w:line="240" w:lineRule="auto"/>
       </w:pPr>
       <w:rPr>
+        <w:rFonts w:eastAsia="黑体"/>
         <w:b/>
         <w:bCs/>
         <w:color w:themeColor="background1" w:val="FFFFFF"/>
@@ -5331,6 +5636,7 @@
         <w:spacing w:after="0" w:before="0" w:line="240" w:lineRule="auto"/>
       </w:pPr>
       <w:rPr>
+        <w:rFonts w:eastAsia="黑体"/>
         <w:b/>
         <w:bCs/>
       </w:rPr>
@@ -5346,12 +5652,14 @@
     </w:tblStylePr>
     <w:tblStylePr w:type="firstCol">
       <w:rPr>
+        <w:rFonts w:eastAsia="黑体"/>
         <w:b/>
         <w:bCs/>
       </w:rPr>
     </w:tblStylePr>
     <w:tblStylePr w:type="lastCol">
       <w:rPr>
+        <w:rFonts w:eastAsia="黑体"/>
         <w:b/>
         <w:bCs/>
       </w:rPr>
@@ -5409,6 +5717,7 @@
         <w:spacing w:after="0" w:before="0" w:line="240" w:lineRule="auto"/>
       </w:pPr>
       <w:rPr>
+        <w:rFonts w:eastAsia="黑体"/>
         <w:b/>
         <w:bCs/>
         <w:color w:themeColor="background1" w:val="FFFFFF"/>
@@ -5423,6 +5732,7 @@
         <w:spacing w:after="0" w:before="0" w:line="240" w:lineRule="auto"/>
       </w:pPr>
       <w:rPr>
+        <w:rFonts w:eastAsia="黑体"/>
         <w:b/>
         <w:bCs/>
       </w:rPr>
@@ -5438,12 +5748,14 @@
     </w:tblStylePr>
     <w:tblStylePr w:type="firstCol">
       <w:rPr>
+        <w:rFonts w:eastAsia="黑体"/>
         <w:b/>
         <w:bCs/>
       </w:rPr>
     </w:tblStylePr>
     <w:tblStylePr w:type="lastCol">
       <w:rPr>
+        <w:rFonts w:eastAsia="黑体"/>
         <w:b/>
         <w:bCs/>
       </w:rPr>
@@ -5501,6 +5813,7 @@
         <w:spacing w:after="0" w:before="0" w:line="240" w:lineRule="auto"/>
       </w:pPr>
       <w:rPr>
+        <w:rFonts w:eastAsia="黑体"/>
         <w:b/>
         <w:bCs/>
         <w:color w:themeColor="background1" w:val="FFFFFF"/>
@@ -5515,6 +5828,7 @@
         <w:spacing w:after="0" w:before="0" w:line="240" w:lineRule="auto"/>
       </w:pPr>
       <w:rPr>
+        <w:rFonts w:eastAsia="黑体"/>
         <w:b/>
         <w:bCs/>
       </w:rPr>
@@ -5530,12 +5844,14 @@
     </w:tblStylePr>
     <w:tblStylePr w:type="firstCol">
       <w:rPr>
+        <w:rFonts w:eastAsia="黑体"/>
         <w:b/>
         <w:bCs/>
       </w:rPr>
     </w:tblStylePr>
     <w:tblStylePr w:type="lastCol">
       <w:rPr>
+        <w:rFonts w:eastAsia="黑体"/>
         <w:b/>
         <w:bCs/>
       </w:rPr>
@@ -5595,7 +5911,7 @@
         <w:spacing w:after="0" w:before="0" w:line="240" w:lineRule="auto"/>
       </w:pPr>
       <w:rPr>
-        <w:rFonts w:asciiTheme="majorHAnsi" w:cstheme="majorBidi" w:eastAsiaTheme="majorEastAsia" w:hAnsiTheme="majorHAnsi"/>
+        <w:rFonts w:asciiTheme="majorHAnsi" w:cstheme="majorBidi" w:hAnsiTheme="majorHAnsi" w:eastAsia="黑体"/>
         <w:b/>
         <w:bCs/>
       </w:rPr>
@@ -5616,7 +5932,7 @@
         <w:spacing w:after="0" w:before="0" w:line="240" w:lineRule="auto"/>
       </w:pPr>
       <w:rPr>
-        <w:rFonts w:asciiTheme="majorHAnsi" w:cstheme="majorBidi" w:eastAsiaTheme="majorEastAsia" w:hAnsiTheme="majorHAnsi"/>
+        <w:rFonts w:asciiTheme="majorHAnsi" w:cstheme="majorBidi" w:hAnsiTheme="majorHAnsi" w:eastAsia="黑体"/>
         <w:b/>
         <w:bCs/>
       </w:rPr>
@@ -5634,14 +5950,14 @@
     </w:tblStylePr>
     <w:tblStylePr w:type="firstCol">
       <w:rPr>
-        <w:rFonts w:asciiTheme="majorHAnsi" w:cstheme="majorBidi" w:eastAsiaTheme="majorEastAsia" w:hAnsiTheme="majorHAnsi"/>
+        <w:rFonts w:asciiTheme="majorHAnsi" w:cstheme="majorBidi" w:hAnsiTheme="majorHAnsi" w:eastAsia="黑体"/>
         <w:b/>
         <w:bCs/>
       </w:rPr>
     </w:tblStylePr>
     <w:tblStylePr w:type="lastCol">
       <w:rPr>
-        <w:rFonts w:asciiTheme="majorHAnsi" w:cstheme="majorBidi" w:eastAsiaTheme="majorEastAsia" w:hAnsiTheme="majorHAnsi"/>
+        <w:rFonts w:asciiTheme="majorHAnsi" w:cstheme="majorBidi" w:hAnsiTheme="majorHAnsi" w:eastAsia="黑体"/>
         <w:b/>
         <w:bCs/>
       </w:rPr>
@@ -5725,7 +6041,7 @@
         <w:spacing w:after="0" w:before="0" w:line="240" w:lineRule="auto"/>
       </w:pPr>
       <w:rPr>
-        <w:rFonts w:asciiTheme="majorHAnsi" w:cstheme="majorBidi" w:eastAsiaTheme="majorEastAsia" w:hAnsiTheme="majorHAnsi"/>
+        <w:rFonts w:asciiTheme="majorHAnsi" w:cstheme="majorBidi" w:hAnsiTheme="majorHAnsi" w:eastAsia="黑体"/>
         <w:b/>
         <w:bCs/>
       </w:rPr>
@@ -5746,7 +6062,7 @@
         <w:spacing w:after="0" w:before="0" w:line="240" w:lineRule="auto"/>
       </w:pPr>
       <w:rPr>
-        <w:rFonts w:asciiTheme="majorHAnsi" w:cstheme="majorBidi" w:eastAsiaTheme="majorEastAsia" w:hAnsiTheme="majorHAnsi"/>
+        <w:rFonts w:asciiTheme="majorHAnsi" w:cstheme="majorBidi" w:hAnsiTheme="majorHAnsi" w:eastAsia="黑体"/>
         <w:b/>
         <w:bCs/>
       </w:rPr>
@@ -5764,14 +6080,14 @@
     </w:tblStylePr>
     <w:tblStylePr w:type="firstCol">
       <w:rPr>
-        <w:rFonts w:asciiTheme="majorHAnsi" w:cstheme="majorBidi" w:eastAsiaTheme="majorEastAsia" w:hAnsiTheme="majorHAnsi"/>
+        <w:rFonts w:asciiTheme="majorHAnsi" w:cstheme="majorBidi" w:hAnsiTheme="majorHAnsi" w:eastAsia="黑体"/>
         <w:b/>
         <w:bCs/>
       </w:rPr>
     </w:tblStylePr>
     <w:tblStylePr w:type="lastCol">
       <w:rPr>
-        <w:rFonts w:asciiTheme="majorHAnsi" w:cstheme="majorBidi" w:eastAsiaTheme="majorEastAsia" w:hAnsiTheme="majorHAnsi"/>
+        <w:rFonts w:asciiTheme="majorHAnsi" w:cstheme="majorBidi" w:hAnsiTheme="majorHAnsi" w:eastAsia="黑体"/>
         <w:b/>
         <w:bCs/>
       </w:rPr>
@@ -5855,7 +6171,7 @@
         <w:spacing w:after="0" w:before="0" w:line="240" w:lineRule="auto"/>
       </w:pPr>
       <w:rPr>
-        <w:rFonts w:asciiTheme="majorHAnsi" w:cstheme="majorBidi" w:eastAsiaTheme="majorEastAsia" w:hAnsiTheme="majorHAnsi"/>
+        <w:rFonts w:asciiTheme="majorHAnsi" w:cstheme="majorBidi" w:hAnsiTheme="majorHAnsi" w:eastAsia="黑体"/>
         <w:b/>
         <w:bCs/>
       </w:rPr>
@@ -5876,7 +6192,7 @@
         <w:spacing w:after="0" w:before="0" w:line="240" w:lineRule="auto"/>
       </w:pPr>
       <w:rPr>
-        <w:rFonts w:asciiTheme="majorHAnsi" w:cstheme="majorBidi" w:eastAsiaTheme="majorEastAsia" w:hAnsiTheme="majorHAnsi"/>
+        <w:rFonts w:asciiTheme="majorHAnsi" w:cstheme="majorBidi" w:hAnsiTheme="majorHAnsi" w:eastAsia="黑体"/>
         <w:b/>
         <w:bCs/>
       </w:rPr>
@@ -5894,14 +6210,14 @@
     </w:tblStylePr>
     <w:tblStylePr w:type="firstCol">
       <w:rPr>
-        <w:rFonts w:asciiTheme="majorHAnsi" w:cstheme="majorBidi" w:eastAsiaTheme="majorEastAsia" w:hAnsiTheme="majorHAnsi"/>
+        <w:rFonts w:asciiTheme="majorHAnsi" w:cstheme="majorBidi" w:hAnsiTheme="majorHAnsi" w:eastAsia="黑体"/>
         <w:b/>
         <w:bCs/>
       </w:rPr>
     </w:tblStylePr>
     <w:tblStylePr w:type="lastCol">
       <w:rPr>
-        <w:rFonts w:asciiTheme="majorHAnsi" w:cstheme="majorBidi" w:eastAsiaTheme="majorEastAsia" w:hAnsiTheme="majorHAnsi"/>
+        <w:rFonts w:asciiTheme="majorHAnsi" w:cstheme="majorBidi" w:hAnsiTheme="majorHAnsi" w:eastAsia="黑体"/>
         <w:b/>
         <w:bCs/>
       </w:rPr>
@@ -5985,7 +6301,7 @@
         <w:spacing w:after="0" w:before="0" w:line="240" w:lineRule="auto"/>
       </w:pPr>
       <w:rPr>
-        <w:rFonts w:asciiTheme="majorHAnsi" w:cstheme="majorBidi" w:eastAsiaTheme="majorEastAsia" w:hAnsiTheme="majorHAnsi"/>
+        <w:rFonts w:asciiTheme="majorHAnsi" w:cstheme="majorBidi" w:hAnsiTheme="majorHAnsi" w:eastAsia="黑体"/>
         <w:b/>
         <w:bCs/>
       </w:rPr>
@@ -6006,7 +6322,7 @@
         <w:spacing w:after="0" w:before="0" w:line="240" w:lineRule="auto"/>
       </w:pPr>
       <w:rPr>
-        <w:rFonts w:asciiTheme="majorHAnsi" w:cstheme="majorBidi" w:eastAsiaTheme="majorEastAsia" w:hAnsiTheme="majorHAnsi"/>
+        <w:rFonts w:asciiTheme="majorHAnsi" w:cstheme="majorBidi" w:hAnsiTheme="majorHAnsi" w:eastAsia="黑体"/>
         <w:b/>
         <w:bCs/>
       </w:rPr>
@@ -6024,14 +6340,14 @@
     </w:tblStylePr>
     <w:tblStylePr w:type="firstCol">
       <w:rPr>
-        <w:rFonts w:asciiTheme="majorHAnsi" w:cstheme="majorBidi" w:eastAsiaTheme="majorEastAsia" w:hAnsiTheme="majorHAnsi"/>
+        <w:rFonts w:asciiTheme="majorHAnsi" w:cstheme="majorBidi" w:hAnsiTheme="majorHAnsi" w:eastAsia="黑体"/>
         <w:b/>
         <w:bCs/>
       </w:rPr>
     </w:tblStylePr>
     <w:tblStylePr w:type="lastCol">
       <w:rPr>
-        <w:rFonts w:asciiTheme="majorHAnsi" w:cstheme="majorBidi" w:eastAsiaTheme="majorEastAsia" w:hAnsiTheme="majorHAnsi"/>
+        <w:rFonts w:asciiTheme="majorHAnsi" w:cstheme="majorBidi" w:hAnsiTheme="majorHAnsi" w:eastAsia="黑体"/>
         <w:b/>
         <w:bCs/>
       </w:rPr>
@@ -6115,7 +6431,7 @@
         <w:spacing w:after="0" w:before="0" w:line="240" w:lineRule="auto"/>
       </w:pPr>
       <w:rPr>
-        <w:rFonts w:asciiTheme="majorHAnsi" w:cstheme="majorBidi" w:eastAsiaTheme="majorEastAsia" w:hAnsiTheme="majorHAnsi"/>
+        <w:rFonts w:asciiTheme="majorHAnsi" w:cstheme="majorBidi" w:hAnsiTheme="majorHAnsi" w:eastAsia="黑体"/>
         <w:b/>
         <w:bCs/>
       </w:rPr>
@@ -6136,7 +6452,7 @@
         <w:spacing w:after="0" w:before="0" w:line="240" w:lineRule="auto"/>
       </w:pPr>
       <w:rPr>
-        <w:rFonts w:asciiTheme="majorHAnsi" w:cstheme="majorBidi" w:eastAsiaTheme="majorEastAsia" w:hAnsiTheme="majorHAnsi"/>
+        <w:rFonts w:asciiTheme="majorHAnsi" w:cstheme="majorBidi" w:hAnsiTheme="majorHAnsi" w:eastAsia="黑体"/>
         <w:b/>
         <w:bCs/>
       </w:rPr>
@@ -6154,14 +6470,14 @@
     </w:tblStylePr>
     <w:tblStylePr w:type="firstCol">
       <w:rPr>
-        <w:rFonts w:asciiTheme="majorHAnsi" w:cstheme="majorBidi" w:eastAsiaTheme="majorEastAsia" w:hAnsiTheme="majorHAnsi"/>
+        <w:rFonts w:asciiTheme="majorHAnsi" w:cstheme="majorBidi" w:hAnsiTheme="majorHAnsi" w:eastAsia="黑体"/>
         <w:b/>
         <w:bCs/>
       </w:rPr>
     </w:tblStylePr>
     <w:tblStylePr w:type="lastCol">
       <w:rPr>
-        <w:rFonts w:asciiTheme="majorHAnsi" w:cstheme="majorBidi" w:eastAsiaTheme="majorEastAsia" w:hAnsiTheme="majorHAnsi"/>
+        <w:rFonts w:asciiTheme="majorHAnsi" w:cstheme="majorBidi" w:hAnsiTheme="majorHAnsi" w:eastAsia="黑体"/>
         <w:b/>
         <w:bCs/>
       </w:rPr>
@@ -6245,7 +6561,7 @@
         <w:spacing w:after="0" w:before="0" w:line="240" w:lineRule="auto"/>
       </w:pPr>
       <w:rPr>
-        <w:rFonts w:asciiTheme="majorHAnsi" w:cstheme="majorBidi" w:eastAsiaTheme="majorEastAsia" w:hAnsiTheme="majorHAnsi"/>
+        <w:rFonts w:asciiTheme="majorHAnsi" w:cstheme="majorBidi" w:hAnsiTheme="majorHAnsi" w:eastAsia="黑体"/>
         <w:b/>
         <w:bCs/>
       </w:rPr>
@@ -6266,7 +6582,7 @@
         <w:spacing w:after="0" w:before="0" w:line="240" w:lineRule="auto"/>
       </w:pPr>
       <w:rPr>
-        <w:rFonts w:asciiTheme="majorHAnsi" w:cstheme="majorBidi" w:eastAsiaTheme="majorEastAsia" w:hAnsiTheme="majorHAnsi"/>
+        <w:rFonts w:asciiTheme="majorHAnsi" w:cstheme="majorBidi" w:hAnsiTheme="majorHAnsi" w:eastAsia="黑体"/>
         <w:b/>
         <w:bCs/>
       </w:rPr>
@@ -6284,14 +6600,14 @@
     </w:tblStylePr>
     <w:tblStylePr w:type="firstCol">
       <w:rPr>
-        <w:rFonts w:asciiTheme="majorHAnsi" w:cstheme="majorBidi" w:eastAsiaTheme="majorEastAsia" w:hAnsiTheme="majorHAnsi"/>
+        <w:rFonts w:asciiTheme="majorHAnsi" w:cstheme="majorBidi" w:hAnsiTheme="majorHAnsi" w:eastAsia="黑体"/>
         <w:b/>
         <w:bCs/>
       </w:rPr>
     </w:tblStylePr>
     <w:tblStylePr w:type="lastCol">
       <w:rPr>
-        <w:rFonts w:asciiTheme="majorHAnsi" w:cstheme="majorBidi" w:eastAsiaTheme="majorEastAsia" w:hAnsiTheme="majorHAnsi"/>
+        <w:rFonts w:asciiTheme="majorHAnsi" w:cstheme="majorBidi" w:hAnsiTheme="majorHAnsi" w:eastAsia="黑体"/>
         <w:b/>
         <w:bCs/>
       </w:rPr>
@@ -6375,7 +6691,7 @@
         <w:spacing w:after="0" w:before="0" w:line="240" w:lineRule="auto"/>
       </w:pPr>
       <w:rPr>
-        <w:rFonts w:asciiTheme="majorHAnsi" w:cstheme="majorBidi" w:eastAsiaTheme="majorEastAsia" w:hAnsiTheme="majorHAnsi"/>
+        <w:rFonts w:asciiTheme="majorHAnsi" w:cstheme="majorBidi" w:hAnsiTheme="majorHAnsi" w:eastAsia="黑体"/>
         <w:b/>
         <w:bCs/>
       </w:rPr>
@@ -6396,7 +6712,7 @@
         <w:spacing w:after="0" w:before="0" w:line="240" w:lineRule="auto"/>
       </w:pPr>
       <w:rPr>
-        <w:rFonts w:asciiTheme="majorHAnsi" w:cstheme="majorBidi" w:eastAsiaTheme="majorEastAsia" w:hAnsiTheme="majorHAnsi"/>
+        <w:rFonts w:asciiTheme="majorHAnsi" w:cstheme="majorBidi" w:hAnsiTheme="majorHAnsi" w:eastAsia="黑体"/>
         <w:b/>
         <w:bCs/>
       </w:rPr>
@@ -6414,14 +6730,14 @@
     </w:tblStylePr>
     <w:tblStylePr w:type="firstCol">
       <w:rPr>
-        <w:rFonts w:asciiTheme="majorHAnsi" w:cstheme="majorBidi" w:eastAsiaTheme="majorEastAsia" w:hAnsiTheme="majorHAnsi"/>
+        <w:rFonts w:asciiTheme="majorHAnsi" w:cstheme="majorBidi" w:hAnsiTheme="majorHAnsi" w:eastAsia="黑体"/>
         <w:b/>
         <w:bCs/>
       </w:rPr>
     </w:tblStylePr>
     <w:tblStylePr w:type="lastCol">
       <w:rPr>
-        <w:rFonts w:asciiTheme="majorHAnsi" w:cstheme="majorBidi" w:eastAsiaTheme="majorEastAsia" w:hAnsiTheme="majorHAnsi"/>
+        <w:rFonts w:asciiTheme="majorHAnsi" w:cstheme="majorBidi" w:hAnsiTheme="majorHAnsi" w:eastAsia="黑体"/>
         <w:b/>
         <w:bCs/>
       </w:rPr>
@@ -6504,6 +6820,7 @@
         <w:spacing w:after="0" w:before="0" w:line="240" w:lineRule="auto"/>
       </w:pPr>
       <w:rPr>
+        <w:rFonts w:eastAsia="黑体"/>
         <w:b/>
         <w:bCs/>
         <w:color w:themeColor="background1" w:val="FFFFFF"/>
@@ -6526,6 +6843,7 @@
         <w:spacing w:after="0" w:before="0" w:line="240" w:lineRule="auto"/>
       </w:pPr>
       <w:rPr>
+        <w:rFonts w:eastAsia="黑体"/>
         <w:b/>
         <w:bCs/>
       </w:rPr>
@@ -6543,12 +6861,14 @@
     </w:tblStylePr>
     <w:tblStylePr w:type="firstCol">
       <w:rPr>
+        <w:rFonts w:eastAsia="黑体"/>
         <w:b/>
         <w:bCs/>
       </w:rPr>
     </w:tblStylePr>
     <w:tblStylePr w:type="lastCol">
       <w:rPr>
+        <w:rFonts w:eastAsia="黑体"/>
         <w:b/>
         <w:bCs/>
       </w:rPr>
@@ -6610,6 +6930,7 @@
         <w:spacing w:after="0" w:before="0" w:line="240" w:lineRule="auto"/>
       </w:pPr>
       <w:rPr>
+        <w:rFonts w:eastAsia="黑体"/>
         <w:b/>
         <w:bCs/>
         <w:color w:themeColor="background1" w:val="FFFFFF"/>
@@ -6632,6 +6953,7 @@
         <w:spacing w:after="0" w:before="0" w:line="240" w:lineRule="auto"/>
       </w:pPr>
       <w:rPr>
+        <w:rFonts w:eastAsia="黑体"/>
         <w:b/>
         <w:bCs/>
       </w:rPr>
@@ -6649,12 +6971,14 @@
     </w:tblStylePr>
     <w:tblStylePr w:type="firstCol">
       <w:rPr>
+        <w:rFonts w:eastAsia="黑体"/>
         <w:b/>
         <w:bCs/>
       </w:rPr>
     </w:tblStylePr>
     <w:tblStylePr w:type="lastCol">
       <w:rPr>
+        <w:rFonts w:eastAsia="黑体"/>
         <w:b/>
         <w:bCs/>
       </w:rPr>
@@ -6716,6 +7040,7 @@
         <w:spacing w:after="0" w:before="0" w:line="240" w:lineRule="auto"/>
       </w:pPr>
       <w:rPr>
+        <w:rFonts w:eastAsia="黑体"/>
         <w:b/>
         <w:bCs/>
         <w:color w:themeColor="background1" w:val="FFFFFF"/>
@@ -6738,6 +7063,7 @@
         <w:spacing w:after="0" w:before="0" w:line="240" w:lineRule="auto"/>
       </w:pPr>
       <w:rPr>
+        <w:rFonts w:eastAsia="黑体"/>
         <w:b/>
         <w:bCs/>
       </w:rPr>
@@ -6755,12 +7081,14 @@
     </w:tblStylePr>
     <w:tblStylePr w:type="firstCol">
       <w:rPr>
+        <w:rFonts w:eastAsia="黑体"/>
         <w:b/>
         <w:bCs/>
       </w:rPr>
     </w:tblStylePr>
     <w:tblStylePr w:type="lastCol">
       <w:rPr>
+        <w:rFonts w:eastAsia="黑体"/>
         <w:b/>
         <w:bCs/>
       </w:rPr>
@@ -6822,6 +7150,7 @@
         <w:spacing w:after="0" w:before="0" w:line="240" w:lineRule="auto"/>
       </w:pPr>
       <w:rPr>
+        <w:rFonts w:eastAsia="黑体"/>
         <w:b/>
         <w:bCs/>
         <w:color w:themeColor="background1" w:val="FFFFFF"/>
@@ -6844,6 +7173,7 @@
         <w:spacing w:after="0" w:before="0" w:line="240" w:lineRule="auto"/>
       </w:pPr>
       <w:rPr>
+        <w:rFonts w:eastAsia="黑体"/>
         <w:b/>
         <w:bCs/>
       </w:rPr>
@@ -6861,12 +7191,14 @@
     </w:tblStylePr>
     <w:tblStylePr w:type="firstCol">
       <w:rPr>
+        <w:rFonts w:eastAsia="黑体"/>
         <w:b/>
         <w:bCs/>
       </w:rPr>
     </w:tblStylePr>
     <w:tblStylePr w:type="lastCol">
       <w:rPr>
+        <w:rFonts w:eastAsia="黑体"/>
         <w:b/>
         <w:bCs/>
       </w:rPr>
@@ -6928,6 +7260,7 @@
         <w:spacing w:after="0" w:before="0" w:line="240" w:lineRule="auto"/>
       </w:pPr>
       <w:rPr>
+        <w:rFonts w:eastAsia="黑体"/>
         <w:b/>
         <w:bCs/>
         <w:color w:themeColor="background1" w:val="FFFFFF"/>
@@ -6950,6 +7283,7 @@
         <w:spacing w:after="0" w:before="0" w:line="240" w:lineRule="auto"/>
       </w:pPr>
       <w:rPr>
+        <w:rFonts w:eastAsia="黑体"/>
         <w:b/>
         <w:bCs/>
       </w:rPr>
@@ -6967,12 +7301,14 @@
     </w:tblStylePr>
     <w:tblStylePr w:type="firstCol">
       <w:rPr>
+        <w:rFonts w:eastAsia="黑体"/>
         <w:b/>
         <w:bCs/>
       </w:rPr>
     </w:tblStylePr>
     <w:tblStylePr w:type="lastCol">
       <w:rPr>
+        <w:rFonts w:eastAsia="黑体"/>
         <w:b/>
         <w:bCs/>
       </w:rPr>
@@ -7034,6 +7370,7 @@
         <w:spacing w:after="0" w:before="0" w:line="240" w:lineRule="auto"/>
       </w:pPr>
       <w:rPr>
+        <w:rFonts w:eastAsia="黑体"/>
         <w:b/>
         <w:bCs/>
         <w:color w:themeColor="background1" w:val="FFFFFF"/>
@@ -7056,6 +7393,7 @@
         <w:spacing w:after="0" w:before="0" w:line="240" w:lineRule="auto"/>
       </w:pPr>
       <w:rPr>
+        <w:rFonts w:eastAsia="黑体"/>
         <w:b/>
         <w:bCs/>
       </w:rPr>
@@ -7073,12 +7411,14 @@
     </w:tblStylePr>
     <w:tblStylePr w:type="firstCol">
       <w:rPr>
+        <w:rFonts w:eastAsia="黑体"/>
         <w:b/>
         <w:bCs/>
       </w:rPr>
     </w:tblStylePr>
     <w:tblStylePr w:type="lastCol">
       <w:rPr>
+        <w:rFonts w:eastAsia="黑体"/>
         <w:b/>
         <w:bCs/>
       </w:rPr>
@@ -7140,6 +7480,7 @@
         <w:spacing w:after="0" w:before="0" w:line="240" w:lineRule="auto"/>
       </w:pPr>
       <w:rPr>
+        <w:rFonts w:eastAsia="黑体"/>
         <w:b/>
         <w:bCs/>
         <w:color w:themeColor="background1" w:val="FFFFFF"/>
@@ -7162,6 +7503,7 @@
         <w:spacing w:after="0" w:before="0" w:line="240" w:lineRule="auto"/>
       </w:pPr>
       <w:rPr>
+        <w:rFonts w:eastAsia="黑体"/>
         <w:b/>
         <w:bCs/>
       </w:rPr>
@@ -7179,12 +7521,14 @@
     </w:tblStylePr>
     <w:tblStylePr w:type="firstCol">
       <w:rPr>
+        <w:rFonts w:eastAsia="黑体"/>
         <w:b/>
         <w:bCs/>
       </w:rPr>
     </w:tblStylePr>
     <w:tblStylePr w:type="lastCol">
       <w:rPr>
+        <w:rFonts w:eastAsia="黑体"/>
         <w:b/>
         <w:bCs/>
       </w:rPr>
@@ -7243,6 +7587,7 @@
         <w:spacing w:after="0" w:before="0" w:line="240" w:lineRule="auto"/>
       </w:pPr>
       <w:rPr>
+        <w:rFonts w:eastAsia="黑体"/>
         <w:b/>
         <w:bCs/>
         <w:color w:themeColor="background1" w:val="FFFFFF"/>
@@ -7265,6 +7610,7 @@
         <w:spacing w:after="0" w:before="0" w:line="240" w:lineRule="auto"/>
       </w:pPr>
       <w:rPr>
+        <w:rFonts w:eastAsia="黑体"/>
         <w:color w:val="auto"/>
       </w:rPr>
       <w:tblPr/>
@@ -7282,6 +7628,7 @@
     </w:tblStylePr>
     <w:tblStylePr w:type="firstCol">
       <w:rPr>
+        <w:rFonts w:eastAsia="黑体"/>
         <w:b/>
         <w:bCs/>
         <w:color w:themeColor="background1" w:val="FFFFFF"/>
@@ -7301,6 +7648,7 @@
     </w:tblStylePr>
     <w:tblStylePr w:type="lastCol">
       <w:rPr>
+        <w:rFonts w:eastAsia="黑体"/>
         <w:b/>
         <w:bCs/>
         <w:color w:themeColor="background1" w:val="FFFFFF"/>
@@ -7349,6 +7697,7 @@
     </w:tblStylePr>
     <w:tblStylePr w:type="nwCell">
       <w:rPr>
+        <w:rFonts w:eastAsia="黑体"/>
         <w:color w:themeColor="background1" w:val="FFFFFF"/>
       </w:rPr>
       <w:tblPr/>
@@ -7392,6 +7741,7 @@
         <w:spacing w:after="0" w:before="0" w:line="240" w:lineRule="auto"/>
       </w:pPr>
       <w:rPr>
+        <w:rFonts w:eastAsia="黑体"/>
         <w:b/>
         <w:bCs/>
         <w:color w:themeColor="background1" w:val="FFFFFF"/>
@@ -7414,6 +7764,7 @@
         <w:spacing w:after="0" w:before="0" w:line="240" w:lineRule="auto"/>
       </w:pPr>
       <w:rPr>
+        <w:rFonts w:eastAsia="黑体"/>
         <w:color w:val="auto"/>
       </w:rPr>
       <w:tblPr/>
@@ -7431,6 +7782,7 @@
     </w:tblStylePr>
     <w:tblStylePr w:type="firstCol">
       <w:rPr>
+        <w:rFonts w:eastAsia="黑体"/>
         <w:b/>
         <w:bCs/>
         <w:color w:themeColor="background1" w:val="FFFFFF"/>
@@ -7450,6 +7802,7 @@
     </w:tblStylePr>
     <w:tblStylePr w:type="lastCol">
       <w:rPr>
+        <w:rFonts w:eastAsia="黑体"/>
         <w:b/>
         <w:bCs/>
         <w:color w:themeColor="background1" w:val="FFFFFF"/>
@@ -7498,6 +7851,7 @@
     </w:tblStylePr>
     <w:tblStylePr w:type="nwCell">
       <w:rPr>
+        <w:rFonts w:eastAsia="黑体"/>
         <w:color w:themeColor="background1" w:val="FFFFFF"/>
       </w:rPr>
       <w:tblPr/>
@@ -7541,6 +7895,7 @@
         <w:spacing w:after="0" w:before="0" w:line="240" w:lineRule="auto"/>
       </w:pPr>
       <w:rPr>
+        <w:rFonts w:eastAsia="黑体"/>
         <w:b/>
         <w:bCs/>
         <w:color w:themeColor="background1" w:val="FFFFFF"/>
@@ -7563,6 +7918,7 @@
         <w:spacing w:after="0" w:before="0" w:line="240" w:lineRule="auto"/>
       </w:pPr>
       <w:rPr>
+        <w:rFonts w:eastAsia="黑体"/>
         <w:color w:val="auto"/>
       </w:rPr>
       <w:tblPr/>
@@ -7580,6 +7936,7 @@
     </w:tblStylePr>
     <w:tblStylePr w:type="firstCol">
       <w:rPr>
+        <w:rFonts w:eastAsia="黑体"/>
         <w:b/>
         <w:bCs/>
         <w:color w:themeColor="background1" w:val="FFFFFF"/>
@@ -7599,6 +7956,7 @@
     </w:tblStylePr>
     <w:tblStylePr w:type="lastCol">
       <w:rPr>
+        <w:rFonts w:eastAsia="黑体"/>
         <w:b/>
         <w:bCs/>
         <w:color w:themeColor="background1" w:val="FFFFFF"/>
@@ -7647,6 +8005,7 @@
     </w:tblStylePr>
     <w:tblStylePr w:type="nwCell">
       <w:rPr>
+        <w:rFonts w:eastAsia="黑体"/>
         <w:color w:themeColor="background1" w:val="FFFFFF"/>
       </w:rPr>
       <w:tblPr/>
@@ -7690,6 +8049,7 @@
         <w:spacing w:after="0" w:before="0" w:line="240" w:lineRule="auto"/>
       </w:pPr>
       <w:rPr>
+        <w:rFonts w:eastAsia="黑体"/>
         <w:b/>
         <w:bCs/>
         <w:color w:themeColor="background1" w:val="FFFFFF"/>
@@ -7712,6 +8072,7 @@
         <w:spacing w:after="0" w:before="0" w:line="240" w:lineRule="auto"/>
       </w:pPr>
       <w:rPr>
+        <w:rFonts w:eastAsia="黑体"/>
         <w:color w:val="auto"/>
       </w:rPr>
       <w:tblPr/>
@@ -7729,6 +8090,7 @@
     </w:tblStylePr>
     <w:tblStylePr w:type="firstCol">
       <w:rPr>
+        <w:rFonts w:eastAsia="黑体"/>
         <w:b/>
         <w:bCs/>
         <w:color w:themeColor="background1" w:val="FFFFFF"/>
@@ -7748,6 +8110,7 @@
     </w:tblStylePr>
     <w:tblStylePr w:type="lastCol">
       <w:rPr>
+        <w:rFonts w:eastAsia="黑体"/>
         <w:b/>
         <w:bCs/>
         <w:color w:themeColor="background1" w:val="FFFFFF"/>
@@ -7796,6 +8159,7 @@
     </w:tblStylePr>
     <w:tblStylePr w:type="nwCell">
       <w:rPr>
+        <w:rFonts w:eastAsia="黑体"/>
         <w:color w:themeColor="background1" w:val="FFFFFF"/>
       </w:rPr>
       <w:tblPr/>
@@ -7839,6 +8203,7 @@
         <w:spacing w:after="0" w:before="0" w:line="240" w:lineRule="auto"/>
       </w:pPr>
       <w:rPr>
+        <w:rFonts w:eastAsia="黑体"/>
         <w:b/>
         <w:bCs/>
         <w:color w:themeColor="background1" w:val="FFFFFF"/>
@@ -7861,6 +8226,7 @@
         <w:spacing w:after="0" w:before="0" w:line="240" w:lineRule="auto"/>
       </w:pPr>
       <w:rPr>
+        <w:rFonts w:eastAsia="黑体"/>
         <w:color w:val="auto"/>
       </w:rPr>
       <w:tblPr/>
@@ -7878,6 +8244,7 @@
     </w:tblStylePr>
     <w:tblStylePr w:type="firstCol">
       <w:rPr>
+        <w:rFonts w:eastAsia="黑体"/>
         <w:b/>
         <w:bCs/>
         <w:color w:themeColor="background1" w:val="FFFFFF"/>
@@ -7897,6 +8264,7 @@
     </w:tblStylePr>
     <w:tblStylePr w:type="lastCol">
       <w:rPr>
+        <w:rFonts w:eastAsia="黑体"/>
         <w:b/>
         <w:bCs/>
         <w:color w:themeColor="background1" w:val="FFFFFF"/>
@@ -7945,6 +8313,7 @@
     </w:tblStylePr>
     <w:tblStylePr w:type="nwCell">
       <w:rPr>
+        <w:rFonts w:eastAsia="黑体"/>
         <w:color w:themeColor="background1" w:val="FFFFFF"/>
       </w:rPr>
       <w:tblPr/>
@@ -7988,6 +8357,7 @@
         <w:spacing w:after="0" w:before="0" w:line="240" w:lineRule="auto"/>
       </w:pPr>
       <w:rPr>
+        <w:rFonts w:eastAsia="黑体"/>
         <w:b/>
         <w:bCs/>
         <w:color w:themeColor="background1" w:val="FFFFFF"/>
@@ -8010,6 +8380,7 @@
         <w:spacing w:after="0" w:before="0" w:line="240" w:lineRule="auto"/>
       </w:pPr>
       <w:rPr>
+        <w:rFonts w:eastAsia="黑体"/>
         <w:color w:val="auto"/>
       </w:rPr>
       <w:tblPr/>
@@ -8027,6 +8398,7 @@
     </w:tblStylePr>
     <w:tblStylePr w:type="firstCol">
       <w:rPr>
+        <w:rFonts w:eastAsia="黑体"/>
         <w:b/>
         <w:bCs/>
         <w:color w:themeColor="background1" w:val="FFFFFF"/>
@@ -8046,6 +8418,7 @@
     </w:tblStylePr>
     <w:tblStylePr w:type="lastCol">
       <w:rPr>
+        <w:rFonts w:eastAsia="黑体"/>
         <w:b/>
         <w:bCs/>
         <w:color w:themeColor="background1" w:val="FFFFFF"/>
@@ -8094,6 +8467,7 @@
     </w:tblStylePr>
     <w:tblStylePr w:type="nwCell">
       <w:rPr>
+        <w:rFonts w:eastAsia="黑体"/>
         <w:color w:themeColor="background1" w:val="FFFFFF"/>
       </w:rPr>
       <w:tblPr/>
@@ -8137,6 +8511,7 @@
         <w:spacing w:after="0" w:before="0" w:line="240" w:lineRule="auto"/>
       </w:pPr>
       <w:rPr>
+        <w:rFonts w:eastAsia="黑体"/>
         <w:b/>
         <w:bCs/>
         <w:color w:themeColor="background1" w:val="FFFFFF"/>
@@ -8159,6 +8534,7 @@
         <w:spacing w:after="0" w:before="0" w:line="240" w:lineRule="auto"/>
       </w:pPr>
       <w:rPr>
+        <w:rFonts w:eastAsia="黑体"/>
         <w:color w:val="auto"/>
       </w:rPr>
       <w:tblPr/>
@@ -8176,6 +8552,7 @@
     </w:tblStylePr>
     <w:tblStylePr w:type="firstCol">
       <w:rPr>
+        <w:rFonts w:eastAsia="黑体"/>
         <w:b/>
         <w:bCs/>
         <w:color w:themeColor="background1" w:val="FFFFFF"/>
@@ -8195,6 +8572,7 @@
     </w:tblStylePr>
     <w:tblStylePr w:type="lastCol">
       <w:rPr>
+        <w:rFonts w:eastAsia="黑体"/>
         <w:b/>
         <w:bCs/>
         <w:color w:themeColor="background1" w:val="FFFFFF"/>
@@ -8243,6 +8621,7 @@
     </w:tblStylePr>
     <w:tblStylePr w:type="nwCell">
       <w:rPr>
+        <w:rFonts w:eastAsia="黑体"/>
         <w:color w:themeColor="background1" w:val="FFFFFF"/>
       </w:rPr>
       <w:tblPr/>
@@ -8267,6 +8646,7 @@
       <w:spacing w:after="0" w:line="240" w:lineRule="auto"/>
     </w:pPr>
     <w:rPr>
+      <w:rFonts w:eastAsia="黑体"/>
       <w:color w:themeColor="text1" w:val="000000"/>
     </w:rPr>
     <w:tblPr>
@@ -8286,7 +8666,7 @@
     </w:tblPr>
     <w:tblStylePr w:type="firstRow">
       <w:rPr>
-        <w:rFonts w:asciiTheme="majorHAnsi" w:cstheme="majorBidi" w:eastAsiaTheme="majorEastAsia" w:hAnsiTheme="majorHAnsi"/>
+        <w:rFonts w:asciiTheme="majorHAnsi" w:cstheme="majorBidi" w:hAnsiTheme="majorHAnsi" w:eastAsia="黑体"/>
       </w:rPr>
       <w:tblPr/>
       <w:tcPr>
@@ -8298,6 +8678,7 @@
     </w:tblStylePr>
     <w:tblStylePr w:type="lastRow">
       <w:rPr>
+        <w:rFonts w:eastAsia="黑体"/>
         <w:b/>
         <w:bCs/>
         <w:color w:themeColor="text2" w:val="1F497D"/>
@@ -8312,12 +8693,14 @@
     </w:tblStylePr>
     <w:tblStylePr w:type="firstCol">
       <w:rPr>
+        <w:rFonts w:eastAsia="黑体"/>
         <w:b/>
         <w:bCs/>
       </w:rPr>
     </w:tblStylePr>
     <w:tblStylePr w:type="lastCol">
       <w:rPr>
+        <w:rFonts w:eastAsia="黑体"/>
         <w:b/>
         <w:bCs/>
       </w:rPr>
@@ -8351,6 +8734,7 @@
       <w:spacing w:after="0" w:line="240" w:lineRule="auto"/>
     </w:pPr>
     <w:rPr>
+      <w:rFonts w:eastAsia="黑体"/>
       <w:color w:themeColor="text1" w:val="000000"/>
     </w:rPr>
     <w:tblPr>
@@ -8370,7 +8754,7 @@
     </w:tblPr>
     <w:tblStylePr w:type="firstRow">
       <w:rPr>
-        <w:rFonts w:asciiTheme="majorHAnsi" w:cstheme="majorBidi" w:eastAsiaTheme="majorEastAsia" w:hAnsiTheme="majorHAnsi"/>
+        <w:rFonts w:asciiTheme="majorHAnsi" w:cstheme="majorBidi" w:hAnsiTheme="majorHAnsi" w:eastAsia="黑体"/>
       </w:rPr>
       <w:tblPr/>
       <w:tcPr>
@@ -8382,6 +8766,7 @@
     </w:tblStylePr>
     <w:tblStylePr w:type="lastRow">
       <w:rPr>
+        <w:rFonts w:eastAsia="黑体"/>
         <w:b/>
         <w:bCs/>
         <w:color w:themeColor="text2" w:val="1F497D"/>
@@ -8396,12 +8781,14 @@
     </w:tblStylePr>
     <w:tblStylePr w:type="firstCol">
       <w:rPr>
+        <w:rFonts w:eastAsia="黑体"/>
         <w:b/>
         <w:bCs/>
       </w:rPr>
     </w:tblStylePr>
     <w:tblStylePr w:type="lastCol">
       <w:rPr>
+        <w:rFonts w:eastAsia="黑体"/>
         <w:b/>
         <w:bCs/>
       </w:rPr>
@@ -8435,6 +8822,7 @@
       <w:spacing w:after="0" w:line="240" w:lineRule="auto"/>
     </w:pPr>
     <w:rPr>
+      <w:rFonts w:eastAsia="黑体"/>
       <w:color w:themeColor="text1" w:val="000000"/>
     </w:rPr>
     <w:tblPr>
@@ -8454,7 +8842,7 @@
     </w:tblPr>
     <w:tblStylePr w:type="firstRow">
       <w:rPr>
-        <w:rFonts w:asciiTheme="majorHAnsi" w:cstheme="majorBidi" w:eastAsiaTheme="majorEastAsia" w:hAnsiTheme="majorHAnsi"/>
+        <w:rFonts w:asciiTheme="majorHAnsi" w:cstheme="majorBidi" w:hAnsiTheme="majorHAnsi" w:eastAsia="黑体"/>
       </w:rPr>
       <w:tblPr/>
       <w:tcPr>
@@ -8466,6 +8854,7 @@
     </w:tblStylePr>
     <w:tblStylePr w:type="lastRow">
       <w:rPr>
+        <w:rFonts w:eastAsia="黑体"/>
         <w:b/>
         <w:bCs/>
         <w:color w:themeColor="text2" w:val="1F497D"/>
@@ -8480,12 +8869,14 @@
     </w:tblStylePr>
     <w:tblStylePr w:type="firstCol">
       <w:rPr>
+        <w:rFonts w:eastAsia="黑体"/>
         <w:b/>
         <w:bCs/>
       </w:rPr>
     </w:tblStylePr>
     <w:tblStylePr w:type="lastCol">
       <w:rPr>
+        <w:rFonts w:eastAsia="黑体"/>
         <w:b/>
         <w:bCs/>
       </w:rPr>
@@ -8519,6 +8910,7 @@
       <w:spacing w:after="0" w:line="240" w:lineRule="auto"/>
     </w:pPr>
     <w:rPr>
+      <w:rFonts w:eastAsia="黑体"/>
       <w:color w:themeColor="text1" w:val="000000"/>
     </w:rPr>
     <w:tblPr>
@@ -8538,7 +8930,7 @@
     </w:tblPr>
     <w:tblStylePr w:type="firstRow">
       <w:rPr>
-        <w:rFonts w:asciiTheme="majorHAnsi" w:cstheme="majorBidi" w:eastAsiaTheme="majorEastAsia" w:hAnsiTheme="majorHAnsi"/>
+        <w:rFonts w:asciiTheme="majorHAnsi" w:cstheme="majorBidi" w:hAnsiTheme="majorHAnsi" w:eastAsia="黑体"/>
       </w:rPr>
       <w:tblPr/>
       <w:tcPr>
@@ -8550,6 +8942,7 @@
     </w:tblStylePr>
     <w:tblStylePr w:type="lastRow">
       <w:rPr>
+        <w:rFonts w:eastAsia="黑体"/>
         <w:b/>
         <w:bCs/>
         <w:color w:themeColor="text2" w:val="1F497D"/>
@@ -8564,12 +8957,14 @@
     </w:tblStylePr>
     <w:tblStylePr w:type="firstCol">
       <w:rPr>
+        <w:rFonts w:eastAsia="黑体"/>
         <w:b/>
         <w:bCs/>
       </w:rPr>
     </w:tblStylePr>
     <w:tblStylePr w:type="lastCol">
       <w:rPr>
+        <w:rFonts w:eastAsia="黑体"/>
         <w:b/>
         <w:bCs/>
       </w:rPr>
@@ -8603,6 +8998,7 @@
       <w:spacing w:after="0" w:line="240" w:lineRule="auto"/>
     </w:pPr>
     <w:rPr>
+      <w:rFonts w:eastAsia="黑体"/>
       <w:color w:themeColor="text1" w:val="000000"/>
     </w:rPr>
     <w:tblPr>
@@ -8622,7 +9018,7 @@
     </w:tblPr>
     <w:tblStylePr w:type="firstRow">
       <w:rPr>
-        <w:rFonts w:asciiTheme="majorHAnsi" w:cstheme="majorBidi" w:eastAsiaTheme="majorEastAsia" w:hAnsiTheme="majorHAnsi"/>
+        <w:rFonts w:asciiTheme="majorHAnsi" w:cstheme="majorBidi" w:hAnsiTheme="majorHAnsi" w:eastAsia="黑体"/>
       </w:rPr>
       <w:tblPr/>
       <w:tcPr>
@@ -8634,6 +9030,7 @@
     </w:tblStylePr>
     <w:tblStylePr w:type="lastRow">
       <w:rPr>
+        <w:rFonts w:eastAsia="黑体"/>
         <w:b/>
         <w:bCs/>
         <w:color w:themeColor="text2" w:val="1F497D"/>
@@ -8648,12 +9045,14 @@
     </w:tblStylePr>
     <w:tblStylePr w:type="firstCol">
       <w:rPr>
+        <w:rFonts w:eastAsia="黑体"/>
         <w:b/>
         <w:bCs/>
       </w:rPr>
     </w:tblStylePr>
     <w:tblStylePr w:type="lastCol">
       <w:rPr>
+        <w:rFonts w:eastAsia="黑体"/>
         <w:b/>
         <w:bCs/>
       </w:rPr>
@@ -8687,6 +9086,7 @@
       <w:spacing w:after="0" w:line="240" w:lineRule="auto"/>
     </w:pPr>
     <w:rPr>
+      <w:rFonts w:eastAsia="黑体"/>
       <w:color w:themeColor="text1" w:val="000000"/>
     </w:rPr>
     <w:tblPr>
@@ -8706,7 +9106,7 @@
     </w:tblPr>
     <w:tblStylePr w:type="firstRow">
       <w:rPr>
-        <w:rFonts w:asciiTheme="majorHAnsi" w:cstheme="majorBidi" w:eastAsiaTheme="majorEastAsia" w:hAnsiTheme="majorHAnsi"/>
+        <w:rFonts w:asciiTheme="majorHAnsi" w:cstheme="majorBidi" w:hAnsiTheme="majorHAnsi" w:eastAsia="黑体"/>
       </w:rPr>
       <w:tblPr/>
       <w:tcPr>
@@ -8718,6 +9118,7 @@
     </w:tblStylePr>
     <w:tblStylePr w:type="lastRow">
       <w:rPr>
+        <w:rFonts w:eastAsia="黑体"/>
         <w:b/>
         <w:bCs/>
         <w:color w:themeColor="text2" w:val="1F497D"/>
@@ -8732,12 +9133,14 @@
     </w:tblStylePr>
     <w:tblStylePr w:type="firstCol">
       <w:rPr>
+        <w:rFonts w:eastAsia="黑体"/>
         <w:b/>
         <w:bCs/>
       </w:rPr>
     </w:tblStylePr>
     <w:tblStylePr w:type="lastCol">
       <w:rPr>
+        <w:rFonts w:eastAsia="黑体"/>
         <w:b/>
         <w:bCs/>
       </w:rPr>
@@ -8771,6 +9174,7 @@
       <w:spacing w:after="0" w:line="240" w:lineRule="auto"/>
     </w:pPr>
     <w:rPr>
+      <w:rFonts w:eastAsia="黑体"/>
       <w:color w:themeColor="text1" w:val="000000"/>
     </w:rPr>
     <w:tblPr>
@@ -8790,7 +9194,7 @@
     </w:tblPr>
     <w:tblStylePr w:type="firstRow">
       <w:rPr>
-        <w:rFonts w:asciiTheme="majorHAnsi" w:cstheme="majorBidi" w:eastAsiaTheme="majorEastAsia" w:hAnsiTheme="majorHAnsi"/>
+        <w:rFonts w:asciiTheme="majorHAnsi" w:cstheme="majorBidi" w:hAnsiTheme="majorHAnsi" w:eastAsia="黑体"/>
       </w:rPr>
       <w:tblPr/>
       <w:tcPr>
@@ -8802,6 +9206,7 @@
     </w:tblStylePr>
     <w:tblStylePr w:type="lastRow">
       <w:rPr>
+        <w:rFonts w:eastAsia="黑体"/>
         <w:b/>
         <w:bCs/>
         <w:color w:themeColor="text2" w:val="1F497D"/>
@@ -8816,12 +9221,14 @@
     </w:tblStylePr>
     <w:tblStylePr w:type="firstCol">
       <w:rPr>
+        <w:rFonts w:eastAsia="黑体"/>
         <w:b/>
         <w:bCs/>
       </w:rPr>
     </w:tblStylePr>
     <w:tblStylePr w:type="lastCol">
       <w:rPr>
+        <w:rFonts w:eastAsia="黑体"/>
         <w:b/>
         <w:bCs/>
       </w:rPr>
@@ -8855,7 +9262,7 @@
       <w:spacing w:after="0" w:line="240" w:lineRule="auto"/>
     </w:pPr>
     <w:rPr>
-      <w:rFonts w:asciiTheme="majorHAnsi" w:cstheme="majorBidi" w:eastAsiaTheme="majorEastAsia" w:hAnsiTheme="majorHAnsi"/>
+      <w:rFonts w:asciiTheme="majorHAnsi" w:cstheme="majorBidi" w:hAnsiTheme="majorHAnsi" w:eastAsia="黑体"/>
       <w:color w:themeColor="text1" w:val="000000"/>
     </w:rPr>
     <w:tblPr>
@@ -8877,6 +9284,7 @@
     </w:tblPr>
     <w:tblStylePr w:type="firstRow">
       <w:rPr>
+        <w:rFonts w:eastAsia="黑体"/>
         <w:sz w:val="24"/>
         <w:szCs w:val="24"/>
       </w:rPr>
@@ -8983,7 +9391,7 @@
       <w:spacing w:after="0" w:line="240" w:lineRule="auto"/>
     </w:pPr>
     <w:rPr>
-      <w:rFonts w:asciiTheme="majorHAnsi" w:cstheme="majorBidi" w:eastAsiaTheme="majorEastAsia" w:hAnsiTheme="majorHAnsi"/>
+      <w:rFonts w:asciiTheme="majorHAnsi" w:cstheme="majorBidi" w:hAnsiTheme="majorHAnsi" w:eastAsia="黑体"/>
       <w:color w:themeColor="text1" w:val="000000"/>
     </w:rPr>
     <w:tblPr>
@@ -9005,6 +9413,7 @@
     </w:tblPr>
     <w:tblStylePr w:type="firstRow">
       <w:rPr>
+        <w:rFonts w:eastAsia="黑体"/>
         <w:sz w:val="24"/>
         <w:szCs w:val="24"/>
       </w:rPr>
@@ -9111,7 +9520,7 @@
       <w:spacing w:after="0" w:line="240" w:lineRule="auto"/>
     </w:pPr>
     <w:rPr>
-      <w:rFonts w:asciiTheme="majorHAnsi" w:cstheme="majorBidi" w:eastAsiaTheme="majorEastAsia" w:hAnsiTheme="majorHAnsi"/>
+      <w:rFonts w:asciiTheme="majorHAnsi" w:cstheme="majorBidi" w:hAnsiTheme="majorHAnsi" w:eastAsia="黑体"/>
       <w:color w:themeColor="text1" w:val="000000"/>
     </w:rPr>
     <w:tblPr>
@@ -9133,6 +9542,7 @@
     </w:tblPr>
     <w:tblStylePr w:type="firstRow">
       <w:rPr>
+        <w:rFonts w:eastAsia="黑体"/>
         <w:sz w:val="24"/>
         <w:szCs w:val="24"/>
       </w:rPr>
@@ -9239,7 +9649,7 @@
       <w:spacing w:after="0" w:line="240" w:lineRule="auto"/>
     </w:pPr>
     <w:rPr>
-      <w:rFonts w:asciiTheme="majorHAnsi" w:cstheme="majorBidi" w:eastAsiaTheme="majorEastAsia" w:hAnsiTheme="majorHAnsi"/>
+      <w:rFonts w:asciiTheme="majorHAnsi" w:cstheme="majorBidi" w:hAnsiTheme="majorHAnsi" w:eastAsia="黑体"/>
       <w:color w:themeColor="text1" w:val="000000"/>
     </w:rPr>
     <w:tblPr>
@@ -9261,6 +9671,7 @@
     </w:tblPr>
     <w:tblStylePr w:type="firstRow">
       <w:rPr>
+        <w:rFonts w:eastAsia="黑体"/>
         <w:sz w:val="24"/>
         <w:szCs w:val="24"/>
       </w:rPr>
@@ -9367,7 +9778,7 @@
       <w:spacing w:after="0" w:line="240" w:lineRule="auto"/>
     </w:pPr>
     <w:rPr>
-      <w:rFonts w:asciiTheme="majorHAnsi" w:cstheme="majorBidi" w:eastAsiaTheme="majorEastAsia" w:hAnsiTheme="majorHAnsi"/>
+      <w:rFonts w:asciiTheme="majorHAnsi" w:cstheme="majorBidi" w:hAnsiTheme="majorHAnsi" w:eastAsia="黑体"/>
       <w:color w:themeColor="text1" w:val="000000"/>
     </w:rPr>
     <w:tblPr>
@@ -9389,6 +9800,7 @@
     </w:tblPr>
     <w:tblStylePr w:type="firstRow">
       <w:rPr>
+        <w:rFonts w:eastAsia="黑体"/>
         <w:sz w:val="24"/>
         <w:szCs w:val="24"/>
       </w:rPr>
@@ -9495,7 +9907,7 @@
       <w:spacing w:after="0" w:line="240" w:lineRule="auto"/>
     </w:pPr>
     <w:rPr>
-      <w:rFonts w:asciiTheme="majorHAnsi" w:cstheme="majorBidi" w:eastAsiaTheme="majorEastAsia" w:hAnsiTheme="majorHAnsi"/>
+      <w:rFonts w:asciiTheme="majorHAnsi" w:cstheme="majorBidi" w:hAnsiTheme="majorHAnsi" w:eastAsia="黑体"/>
       <w:color w:themeColor="text1" w:val="000000"/>
     </w:rPr>
     <w:tblPr>
@@ -9517,6 +9929,7 @@
     </w:tblPr>
     <w:tblStylePr w:type="firstRow">
       <w:rPr>
+        <w:rFonts w:eastAsia="黑体"/>
         <w:sz w:val="24"/>
         <w:szCs w:val="24"/>
       </w:rPr>
@@ -9623,7 +10036,7 @@
       <w:spacing w:after="0" w:line="240" w:lineRule="auto"/>
     </w:pPr>
     <w:rPr>
-      <w:rFonts w:asciiTheme="majorHAnsi" w:cstheme="majorBidi" w:eastAsiaTheme="majorEastAsia" w:hAnsiTheme="majorHAnsi"/>
+      <w:rFonts w:asciiTheme="majorHAnsi" w:cstheme="majorBidi" w:hAnsiTheme="majorHAnsi" w:eastAsia="黑体"/>
       <w:color w:themeColor="text1" w:val="000000"/>
     </w:rPr>
     <w:tblPr>
@@ -9645,6 +10058,7 @@
     </w:tblPr>
     <w:tblStylePr w:type="firstRow">
       <w:rPr>
+        <w:rFonts w:eastAsia="黑体"/>
         <w:sz w:val="24"/>
         <w:szCs w:val="24"/>
       </w:rPr>
@@ -9774,12 +10188,14 @@
     </w:tcPr>
     <w:tblStylePr w:type="firstRow">
       <w:rPr>
+        <w:rFonts w:eastAsia="黑体"/>
         <w:b/>
         <w:bCs/>
       </w:rPr>
     </w:tblStylePr>
     <w:tblStylePr w:type="lastRow">
       <w:rPr>
+        <w:rFonts w:eastAsia="黑体"/>
         <w:b/>
         <w:bCs/>
       </w:rPr>
@@ -9792,12 +10208,14 @@
     </w:tblStylePr>
     <w:tblStylePr w:type="firstCol">
       <w:rPr>
+        <w:rFonts w:eastAsia="黑体"/>
         <w:b/>
         <w:bCs/>
       </w:rPr>
     </w:tblStylePr>
     <w:tblStylePr w:type="lastCol">
       <w:rPr>
+        <w:rFonts w:eastAsia="黑体"/>
         <w:b/>
         <w:bCs/>
       </w:rPr>
@@ -9847,12 +10265,14 @@
     </w:tcPr>
     <w:tblStylePr w:type="firstRow">
       <w:rPr>
+        <w:rFonts w:eastAsia="黑体"/>
         <w:b/>
         <w:bCs/>
       </w:rPr>
     </w:tblStylePr>
     <w:tblStylePr w:type="lastRow">
       <w:rPr>
+        <w:rFonts w:eastAsia="黑体"/>
         <w:b/>
         <w:bCs/>
       </w:rPr>
@@ -9865,12 +10285,14 @@
     </w:tblStylePr>
     <w:tblStylePr w:type="firstCol">
       <w:rPr>
+        <w:rFonts w:eastAsia="黑体"/>
         <w:b/>
         <w:bCs/>
       </w:rPr>
     </w:tblStylePr>
     <w:tblStylePr w:type="lastCol">
       <w:rPr>
+        <w:rFonts w:eastAsia="黑体"/>
         <w:b/>
         <w:bCs/>
       </w:rPr>
@@ -9920,12 +10342,14 @@
     </w:tcPr>
     <w:tblStylePr w:type="firstRow">
       <w:rPr>
+        <w:rFonts w:eastAsia="黑体"/>
         <w:b/>
         <w:bCs/>
       </w:rPr>
     </w:tblStylePr>
     <w:tblStylePr w:type="lastRow">
       <w:rPr>
+        <w:rFonts w:eastAsia="黑体"/>
         <w:b/>
         <w:bCs/>
       </w:rPr>
@@ -9938,12 +10362,14 @@
     </w:tblStylePr>
     <w:tblStylePr w:type="firstCol">
       <w:rPr>
+        <w:rFonts w:eastAsia="黑体"/>
         <w:b/>
         <w:bCs/>
       </w:rPr>
     </w:tblStylePr>
     <w:tblStylePr w:type="lastCol">
       <w:rPr>
+        <w:rFonts w:eastAsia="黑体"/>
         <w:b/>
         <w:bCs/>
       </w:rPr>
@@ -9993,12 +10419,14 @@
     </w:tcPr>
     <w:tblStylePr w:type="firstRow">
       <w:rPr>
+        <w:rFonts w:eastAsia="黑体"/>
         <w:b/>
         <w:bCs/>
       </w:rPr>
     </w:tblStylePr>
     <w:tblStylePr w:type="lastRow">
       <w:rPr>
+        <w:rFonts w:eastAsia="黑体"/>
         <w:b/>
         <w:bCs/>
       </w:rPr>
@@ -10011,12 +10439,14 @@
     </w:tblStylePr>
     <w:tblStylePr w:type="firstCol">
       <w:rPr>
+        <w:rFonts w:eastAsia="黑体"/>
         <w:b/>
         <w:bCs/>
       </w:rPr>
     </w:tblStylePr>
     <w:tblStylePr w:type="lastCol">
       <w:rPr>
+        <w:rFonts w:eastAsia="黑体"/>
         <w:b/>
         <w:bCs/>
       </w:rPr>
@@ -10066,12 +10496,14 @@
     </w:tcPr>
     <w:tblStylePr w:type="firstRow">
       <w:rPr>
+        <w:rFonts w:eastAsia="黑体"/>
         <w:b/>
         <w:bCs/>
       </w:rPr>
     </w:tblStylePr>
     <w:tblStylePr w:type="lastRow">
       <w:rPr>
+        <w:rFonts w:eastAsia="黑体"/>
         <w:b/>
         <w:bCs/>
       </w:rPr>
@@ -10084,12 +10516,14 @@
     </w:tblStylePr>
     <w:tblStylePr w:type="firstCol">
       <w:rPr>
+        <w:rFonts w:eastAsia="黑体"/>
         <w:b/>
         <w:bCs/>
       </w:rPr>
     </w:tblStylePr>
     <w:tblStylePr w:type="lastCol">
       <w:rPr>
+        <w:rFonts w:eastAsia="黑体"/>
         <w:b/>
         <w:bCs/>
       </w:rPr>
@@ -10139,12 +10573,14 @@
     </w:tcPr>
     <w:tblStylePr w:type="firstRow">
       <w:rPr>
+        <w:rFonts w:eastAsia="黑体"/>
         <w:b/>
         <w:bCs/>
       </w:rPr>
     </w:tblStylePr>
     <w:tblStylePr w:type="lastRow">
       <w:rPr>
+        <w:rFonts w:eastAsia="黑体"/>
         <w:b/>
         <w:bCs/>
       </w:rPr>
@@ -10157,12 +10593,14 @@
     </w:tblStylePr>
     <w:tblStylePr w:type="firstCol">
       <w:rPr>
+        <w:rFonts w:eastAsia="黑体"/>
         <w:b/>
         <w:bCs/>
       </w:rPr>
     </w:tblStylePr>
     <w:tblStylePr w:type="lastCol">
       <w:rPr>
+        <w:rFonts w:eastAsia="黑体"/>
         <w:b/>
         <w:bCs/>
       </w:rPr>
@@ -10212,12 +10650,14 @@
     </w:tcPr>
     <w:tblStylePr w:type="firstRow">
       <w:rPr>
+        <w:rFonts w:eastAsia="黑体"/>
         <w:b/>
         <w:bCs/>
       </w:rPr>
     </w:tblStylePr>
     <w:tblStylePr w:type="lastRow">
       <w:rPr>
+        <w:rFonts w:eastAsia="黑体"/>
         <w:b/>
         <w:bCs/>
       </w:rPr>
@@ -10230,12 +10670,14 @@
     </w:tblStylePr>
     <w:tblStylePr w:type="firstCol">
       <w:rPr>
+        <w:rFonts w:eastAsia="黑体"/>
         <w:b/>
         <w:bCs/>
       </w:rPr>
     </w:tblStylePr>
     <w:tblStylePr w:type="lastCol">
       <w:rPr>
+        <w:rFonts w:eastAsia="黑体"/>
         <w:b/>
         <w:bCs/>
       </w:rPr>
@@ -10262,7 +10704,7 @@
       <w:spacing w:after="0" w:line="240" w:lineRule="auto"/>
     </w:pPr>
     <w:rPr>
-      <w:rFonts w:asciiTheme="majorHAnsi" w:cstheme="majorBidi" w:eastAsiaTheme="majorEastAsia" w:hAnsiTheme="majorHAnsi"/>
+      <w:rFonts w:asciiTheme="majorHAnsi" w:cstheme="majorBidi" w:hAnsiTheme="majorHAnsi" w:eastAsia="黑体"/>
       <w:color w:themeColor="text1" w:val="000000"/>
     </w:rPr>
     <w:tblPr>
@@ -10289,6 +10731,7 @@
     </w:tcPr>
     <w:tblStylePr w:type="firstRow">
       <w:rPr>
+        <w:rFonts w:eastAsia="黑体"/>
         <w:b/>
         <w:bCs/>
         <w:color w:themeColor="text1" w:val="000000"/>
@@ -10300,6 +10743,7 @@
     </w:tblStylePr>
     <w:tblStylePr w:type="lastRow">
       <w:rPr>
+        <w:rFonts w:eastAsia="黑体"/>
         <w:b/>
         <w:bCs/>
         <w:color w:themeColor="text1" w:val="000000"/>
@@ -10319,6 +10763,7 @@
     </w:tblStylePr>
     <w:tblStylePr w:type="firstCol">
       <w:rPr>
+        <w:rFonts w:eastAsia="黑体"/>
         <w:b/>
         <w:bCs/>
         <w:color w:themeColor="text1" w:val="000000"/>
@@ -10338,6 +10783,7 @@
     </w:tblStylePr>
     <w:tblStylePr w:type="lastCol">
       <w:rPr>
+        <w:rFonts w:eastAsia="黑体"/>
         <w:b w:val="0"/>
         <w:bCs w:val="0"/>
         <w:color w:themeColor="text1" w:val="000000"/>
@@ -10387,7 +10833,7 @@
       <w:spacing w:after="0" w:line="240" w:lineRule="auto"/>
     </w:pPr>
     <w:rPr>
-      <w:rFonts w:asciiTheme="majorHAnsi" w:cstheme="majorBidi" w:eastAsiaTheme="majorEastAsia" w:hAnsiTheme="majorHAnsi"/>
+      <w:rFonts w:asciiTheme="majorHAnsi" w:cstheme="majorBidi" w:hAnsiTheme="majorHAnsi" w:eastAsia="黑体"/>
       <w:color w:themeColor="text1" w:val="000000"/>
     </w:rPr>
     <w:tblPr>
@@ -10414,6 +10860,7 @@
     </w:tcPr>
     <w:tblStylePr w:type="firstRow">
       <w:rPr>
+        <w:rFonts w:eastAsia="黑体"/>
         <w:b/>
         <w:bCs/>
         <w:color w:themeColor="text1" w:val="000000"/>
@@ -10425,6 +10872,7 @@
     </w:tblStylePr>
     <w:tblStylePr w:type="lastRow">
       <w:rPr>
+        <w:rFonts w:eastAsia="黑体"/>
         <w:b/>
         <w:bCs/>
         <w:color w:themeColor="text1" w:val="000000"/>
@@ -10444,6 +10892,7 @@
     </w:tblStylePr>
     <w:tblStylePr w:type="firstCol">
       <w:rPr>
+        <w:rFonts w:eastAsia="黑体"/>
         <w:b/>
         <w:bCs/>
         <w:color w:themeColor="text1" w:val="000000"/>
@@ -10463,6 +10912,7 @@
     </w:tblStylePr>
     <w:tblStylePr w:type="lastCol">
       <w:rPr>
+        <w:rFonts w:eastAsia="黑体"/>
         <w:b w:val="0"/>
         <w:bCs w:val="0"/>
         <w:color w:themeColor="text1" w:val="000000"/>
@@ -10512,7 +10962,7 @@
       <w:spacing w:after="0" w:line="240" w:lineRule="auto"/>
     </w:pPr>
     <w:rPr>
-      <w:rFonts w:asciiTheme="majorHAnsi" w:cstheme="majorBidi" w:eastAsiaTheme="majorEastAsia" w:hAnsiTheme="majorHAnsi"/>
+      <w:rFonts w:asciiTheme="majorHAnsi" w:cstheme="majorBidi" w:hAnsiTheme="majorHAnsi" w:eastAsia="黑体"/>
       <w:color w:themeColor="text1" w:val="000000"/>
     </w:rPr>
     <w:tblPr>
@@ -10539,6 +10989,7 @@
     </w:tcPr>
     <w:tblStylePr w:type="firstRow">
       <w:rPr>
+        <w:rFonts w:eastAsia="黑体"/>
         <w:b/>
         <w:bCs/>
         <w:color w:themeColor="text1" w:val="000000"/>
@@ -10550,6 +11001,7 @@
     </w:tblStylePr>
     <w:tblStylePr w:type="lastRow">
       <w:rPr>
+        <w:rFonts w:eastAsia="黑体"/>
         <w:b/>
         <w:bCs/>
         <w:color w:themeColor="text1" w:val="000000"/>
@@ -10569,6 +11021,7 @@
     </w:tblStylePr>
     <w:tblStylePr w:type="firstCol">
       <w:rPr>
+        <w:rFonts w:eastAsia="黑体"/>
         <w:b/>
         <w:bCs/>
         <w:color w:themeColor="text1" w:val="000000"/>
@@ -10588,6 +11041,7 @@
     </w:tblStylePr>
     <w:tblStylePr w:type="lastCol">
       <w:rPr>
+        <w:rFonts w:eastAsia="黑体"/>
         <w:b w:val="0"/>
         <w:bCs w:val="0"/>
         <w:color w:themeColor="text1" w:val="000000"/>
@@ -10637,7 +11091,7 @@
       <w:spacing w:after="0" w:line="240" w:lineRule="auto"/>
     </w:pPr>
     <w:rPr>
-      <w:rFonts w:asciiTheme="majorHAnsi" w:cstheme="majorBidi" w:eastAsiaTheme="majorEastAsia" w:hAnsiTheme="majorHAnsi"/>
+      <w:rFonts w:asciiTheme="majorHAnsi" w:cstheme="majorBidi" w:hAnsiTheme="majorHAnsi" w:eastAsia="黑体"/>
       <w:color w:themeColor="text1" w:val="000000"/>
     </w:rPr>
     <w:tblPr>
@@ -10664,6 +11118,7 @@
     </w:tcPr>
     <w:tblStylePr w:type="firstRow">
       <w:rPr>
+        <w:rFonts w:eastAsia="黑体"/>
         <w:b/>
         <w:bCs/>
         <w:color w:themeColor="text1" w:val="000000"/>
@@ -10675,6 +11130,7 @@
     </w:tblStylePr>
     <w:tblStylePr w:type="lastRow">
       <w:rPr>
+        <w:rFonts w:eastAsia="黑体"/>
         <w:b/>
         <w:bCs/>
         <w:color w:themeColor="text1" w:val="000000"/>
@@ -10694,6 +11150,7 @@
     </w:tblStylePr>
     <w:tblStylePr w:type="firstCol">
       <w:rPr>
+        <w:rFonts w:eastAsia="黑体"/>
         <w:b/>
         <w:bCs/>
         <w:color w:themeColor="text1" w:val="000000"/>
@@ -10713,6 +11170,7 @@
     </w:tblStylePr>
     <w:tblStylePr w:type="lastCol">
       <w:rPr>
+        <w:rFonts w:eastAsia="黑体"/>
         <w:b w:val="0"/>
         <w:bCs w:val="0"/>
         <w:color w:themeColor="text1" w:val="000000"/>
@@ -10762,7 +11220,7 @@
       <w:spacing w:after="0" w:line="240" w:lineRule="auto"/>
     </w:pPr>
     <w:rPr>
-      <w:rFonts w:asciiTheme="majorHAnsi" w:cstheme="majorBidi" w:eastAsiaTheme="majorEastAsia" w:hAnsiTheme="majorHAnsi"/>
+      <w:rFonts w:asciiTheme="majorHAnsi" w:cstheme="majorBidi" w:hAnsiTheme="majorHAnsi" w:eastAsia="黑体"/>
       <w:color w:themeColor="text1" w:val="000000"/>
     </w:rPr>
     <w:tblPr>
@@ -10789,6 +11247,7 @@
     </w:tcPr>
     <w:tblStylePr w:type="firstRow">
       <w:rPr>
+        <w:rFonts w:eastAsia="黑体"/>
         <w:b/>
         <w:bCs/>
         <w:color w:themeColor="text1" w:val="000000"/>
@@ -10800,6 +11259,7 @@
     </w:tblStylePr>
     <w:tblStylePr w:type="lastRow">
       <w:rPr>
+        <w:rFonts w:eastAsia="黑体"/>
         <w:b/>
         <w:bCs/>
         <w:color w:themeColor="text1" w:val="000000"/>
@@ -10819,6 +11279,7 @@
     </w:tblStylePr>
     <w:tblStylePr w:type="firstCol">
       <w:rPr>
+        <w:rFonts w:eastAsia="黑体"/>
         <w:b/>
         <w:bCs/>
         <w:color w:themeColor="text1" w:val="000000"/>
@@ -10838,6 +11299,7 @@
     </w:tblStylePr>
     <w:tblStylePr w:type="lastCol">
       <w:rPr>
+        <w:rFonts w:eastAsia="黑体"/>
         <w:b w:val="0"/>
         <w:bCs w:val="0"/>
         <w:color w:themeColor="text1" w:val="000000"/>
@@ -10887,7 +11349,7 @@
       <w:spacing w:after="0" w:line="240" w:lineRule="auto"/>
     </w:pPr>
     <w:rPr>
-      <w:rFonts w:asciiTheme="majorHAnsi" w:cstheme="majorBidi" w:eastAsiaTheme="majorEastAsia" w:hAnsiTheme="majorHAnsi"/>
+      <w:rFonts w:asciiTheme="majorHAnsi" w:cstheme="majorBidi" w:hAnsiTheme="majorHAnsi" w:eastAsia="黑体"/>
       <w:color w:themeColor="text1" w:val="000000"/>
     </w:rPr>
     <w:tblPr>
@@ -10914,6 +11376,7 @@
     </w:tcPr>
     <w:tblStylePr w:type="firstRow">
       <w:rPr>
+        <w:rFonts w:eastAsia="黑体"/>
         <w:b/>
         <w:bCs/>
         <w:color w:themeColor="text1" w:val="000000"/>
@@ -10925,6 +11388,7 @@
     </w:tblStylePr>
     <w:tblStylePr w:type="lastRow">
       <w:rPr>
+        <w:rFonts w:eastAsia="黑体"/>
         <w:b/>
         <w:bCs/>
         <w:color w:themeColor="text1" w:val="000000"/>
@@ -10944,6 +11408,7 @@
     </w:tblStylePr>
     <w:tblStylePr w:type="firstCol">
       <w:rPr>
+        <w:rFonts w:eastAsia="黑体"/>
         <w:b/>
         <w:bCs/>
         <w:color w:themeColor="text1" w:val="000000"/>
@@ -10963,6 +11428,7 @@
     </w:tblStylePr>
     <w:tblStylePr w:type="lastCol">
       <w:rPr>
+        <w:rFonts w:eastAsia="黑体"/>
         <w:b w:val="0"/>
         <w:bCs w:val="0"/>
         <w:color w:themeColor="text1" w:val="000000"/>
@@ -11012,7 +11478,7 @@
       <w:spacing w:after="0" w:line="240" w:lineRule="auto"/>
     </w:pPr>
     <w:rPr>
-      <w:rFonts w:asciiTheme="majorHAnsi" w:cstheme="majorBidi" w:eastAsiaTheme="majorEastAsia" w:hAnsiTheme="majorHAnsi"/>
+      <w:rFonts w:asciiTheme="majorHAnsi" w:cstheme="majorBidi" w:hAnsiTheme="majorHAnsi" w:eastAsia="黑体"/>
       <w:color w:themeColor="text1" w:val="000000"/>
     </w:rPr>
     <w:tblPr>
@@ -11039,6 +11505,7 @@
     </w:tcPr>
     <w:tblStylePr w:type="firstRow">
       <w:rPr>
+        <w:rFonts w:eastAsia="黑体"/>
         <w:b/>
         <w:bCs/>
         <w:color w:themeColor="text1" w:val="000000"/>
@@ -11050,6 +11517,7 @@
     </w:tblStylePr>
     <w:tblStylePr w:type="lastRow">
       <w:rPr>
+        <w:rFonts w:eastAsia="黑体"/>
         <w:b/>
         <w:bCs/>
         <w:color w:themeColor="text1" w:val="000000"/>
@@ -11069,6 +11537,7 @@
     </w:tblStylePr>
     <w:tblStylePr w:type="firstCol">
       <w:rPr>
+        <w:rFonts w:eastAsia="黑体"/>
         <w:b/>
         <w:bCs/>
         <w:color w:themeColor="text1" w:val="000000"/>
@@ -11088,6 +11557,7 @@
     </w:tblStylePr>
     <w:tblStylePr w:type="lastCol">
       <w:rPr>
+        <w:rFonts w:eastAsia="黑体"/>
         <w:b w:val="0"/>
         <w:bCs w:val="0"/>
         <w:color w:themeColor="text1" w:val="000000"/>
@@ -11160,6 +11630,7 @@
     </w:tcPr>
     <w:tblStylePr w:type="firstRow">
       <w:rPr>
+        <w:rFonts w:eastAsia="黑体"/>
         <w:b/>
         <w:bCs/>
         <w:i w:val="0"/>
@@ -11181,6 +11652,7 @@
     </w:tblStylePr>
     <w:tblStylePr w:type="lastRow">
       <w:rPr>
+        <w:rFonts w:eastAsia="黑体"/>
         <w:b/>
         <w:bCs/>
         <w:i w:val="0"/>
@@ -11202,6 +11674,7 @@
     </w:tblStylePr>
     <w:tblStylePr w:type="firstCol">
       <w:rPr>
+        <w:rFonts w:eastAsia="黑体"/>
         <w:b/>
         <w:bCs/>
         <w:i w:val="0"/>
@@ -11221,6 +11694,7 @@
     </w:tblStylePr>
     <w:tblStylePr w:type="lastCol">
       <w:rPr>
+        <w:rFonts w:eastAsia="黑体"/>
         <w:b/>
         <w:bCs/>
         <w:i w:val="0"/>
@@ -11301,6 +11775,7 @@
     </w:tcPr>
     <w:tblStylePr w:type="firstRow">
       <w:rPr>
+        <w:rFonts w:eastAsia="黑体"/>
         <w:b/>
         <w:bCs/>
         <w:i w:val="0"/>
@@ -11322,6 +11797,7 @@
     </w:tblStylePr>
     <w:tblStylePr w:type="lastRow">
       <w:rPr>
+        <w:rFonts w:eastAsia="黑体"/>
         <w:b/>
         <w:bCs/>
         <w:i w:val="0"/>
@@ -11343,6 +11819,7 @@
     </w:tblStylePr>
     <w:tblStylePr w:type="firstCol">
       <w:rPr>
+        <w:rFonts w:eastAsia="黑体"/>
         <w:b/>
         <w:bCs/>
         <w:i w:val="0"/>
@@ -11362,6 +11839,7 @@
     </w:tblStylePr>
     <w:tblStylePr w:type="lastCol">
       <w:rPr>
+        <w:rFonts w:eastAsia="黑体"/>
         <w:b/>
         <w:bCs/>
         <w:i w:val="0"/>
@@ -11442,6 +11920,7 @@
     </w:tcPr>
     <w:tblStylePr w:type="firstRow">
       <w:rPr>
+        <w:rFonts w:eastAsia="黑体"/>
         <w:b/>
         <w:bCs/>
         <w:i w:val="0"/>
@@ -11463,6 +11942,7 @@
     </w:tblStylePr>
     <w:tblStylePr w:type="lastRow">
       <w:rPr>
+        <w:rFonts w:eastAsia="黑体"/>
         <w:b/>
         <w:bCs/>
         <w:i w:val="0"/>
@@ -11484,6 +11964,7 @@
     </w:tblStylePr>
     <w:tblStylePr w:type="firstCol">
       <w:rPr>
+        <w:rFonts w:eastAsia="黑体"/>
         <w:b/>
         <w:bCs/>
         <w:i w:val="0"/>
@@ -11503,6 +11984,7 @@
     </w:tblStylePr>
     <w:tblStylePr w:type="lastCol">
       <w:rPr>
+        <w:rFonts w:eastAsia="黑体"/>
         <w:b/>
         <w:bCs/>
         <w:i w:val="0"/>
@@ -11583,6 +12065,7 @@
     </w:tcPr>
     <w:tblStylePr w:type="firstRow">
       <w:rPr>
+        <w:rFonts w:eastAsia="黑体"/>
         <w:b/>
         <w:bCs/>
         <w:i w:val="0"/>
@@ -11604,6 +12087,7 @@
     </w:tblStylePr>
     <w:tblStylePr w:type="lastRow">
       <w:rPr>
+        <w:rFonts w:eastAsia="黑体"/>
         <w:b/>
         <w:bCs/>
         <w:i w:val="0"/>
@@ -11625,6 +12109,7 @@
     </w:tblStylePr>
     <w:tblStylePr w:type="firstCol">
       <w:rPr>
+        <w:rFonts w:eastAsia="黑体"/>
         <w:b/>
         <w:bCs/>
         <w:i w:val="0"/>
@@ -11644,6 +12129,7 @@
     </w:tblStylePr>
     <w:tblStylePr w:type="lastCol">
       <w:rPr>
+        <w:rFonts w:eastAsia="黑体"/>
         <w:b/>
         <w:bCs/>
         <w:i w:val="0"/>
@@ -11724,6 +12210,7 @@
     </w:tcPr>
     <w:tblStylePr w:type="firstRow">
       <w:rPr>
+        <w:rFonts w:eastAsia="黑体"/>
         <w:b/>
         <w:bCs/>
         <w:i w:val="0"/>
@@ -11745,6 +12232,7 @@
     </w:tblStylePr>
     <w:tblStylePr w:type="lastRow">
       <w:rPr>
+        <w:rFonts w:eastAsia="黑体"/>
         <w:b/>
         <w:bCs/>
         <w:i w:val="0"/>
@@ -11766,6 +12254,7 @@
     </w:tblStylePr>
     <w:tblStylePr w:type="firstCol">
       <w:rPr>
+        <w:rFonts w:eastAsia="黑体"/>
         <w:b/>
         <w:bCs/>
         <w:i w:val="0"/>
@@ -11785,6 +12274,7 @@
     </w:tblStylePr>
     <w:tblStylePr w:type="lastCol">
       <w:rPr>
+        <w:rFonts w:eastAsia="黑体"/>
         <w:b/>
         <w:bCs/>
         <w:i w:val="0"/>
@@ -11865,6 +12355,7 @@
     </w:tcPr>
     <w:tblStylePr w:type="firstRow">
       <w:rPr>
+        <w:rFonts w:eastAsia="黑体"/>
         <w:b/>
         <w:bCs/>
         <w:i w:val="0"/>
@@ -11886,6 +12377,7 @@
     </w:tblStylePr>
     <w:tblStylePr w:type="lastRow">
       <w:rPr>
+        <w:rFonts w:eastAsia="黑体"/>
         <w:b/>
         <w:bCs/>
         <w:i w:val="0"/>
@@ -11907,6 +12399,7 @@
     </w:tblStylePr>
     <w:tblStylePr w:type="firstCol">
       <w:rPr>
+        <w:rFonts w:eastAsia="黑体"/>
         <w:b/>
         <w:bCs/>
         <w:i w:val="0"/>
@@ -11926,6 +12419,7 @@
     </w:tblStylePr>
     <w:tblStylePr w:type="lastCol">
       <w:rPr>
+        <w:rFonts w:eastAsia="黑体"/>
         <w:b/>
         <w:bCs/>
         <w:i w:val="0"/>
@@ -12006,6 +12500,7 @@
     </w:tcPr>
     <w:tblStylePr w:type="firstRow">
       <w:rPr>
+        <w:rFonts w:eastAsia="黑体"/>
         <w:b/>
         <w:bCs/>
         <w:i w:val="0"/>
@@ -12027,6 +12522,7 @@
     </w:tblStylePr>
     <w:tblStylePr w:type="lastRow">
       <w:rPr>
+        <w:rFonts w:eastAsia="黑体"/>
         <w:b/>
         <w:bCs/>
         <w:i w:val="0"/>
@@ -12048,6 +12544,7 @@
     </w:tblStylePr>
     <w:tblStylePr w:type="firstCol">
       <w:rPr>
+        <w:rFonts w:eastAsia="黑体"/>
         <w:b/>
         <w:bCs/>
         <w:i w:val="0"/>
@@ -12067,6 +12564,7 @@
     </w:tblStylePr>
     <w:tblStylePr w:type="lastCol">
       <w:rPr>
+        <w:rFonts w:eastAsia="黑体"/>
         <w:b/>
         <w:bCs/>
         <w:i w:val="0"/>
@@ -12124,6 +12622,7 @@
       <w:spacing w:after="0" w:line="240" w:lineRule="auto"/>
     </w:pPr>
     <w:rPr>
+      <w:rFonts w:eastAsia="黑体"/>
       <w:color w:themeColor="background1" w:val="FFFFFF"/>
     </w:rPr>
     <w:tblPr>
@@ -12142,6 +12641,7 @@
     </w:tcPr>
     <w:tblStylePr w:type="firstRow">
       <w:rPr>
+        <w:rFonts w:eastAsia="黑体"/>
         <w:b/>
         <w:bCs/>
       </w:rPr>
@@ -12238,6 +12738,7 @@
       <w:spacing w:after="0" w:line="240" w:lineRule="auto"/>
     </w:pPr>
     <w:rPr>
+      <w:rFonts w:eastAsia="黑体"/>
       <w:color w:themeColor="background1" w:val="FFFFFF"/>
     </w:rPr>
     <w:tblPr>
@@ -12256,6 +12757,7 @@
     </w:tcPr>
     <w:tblStylePr w:type="firstRow">
       <w:rPr>
+        <w:rFonts w:eastAsia="黑体"/>
         <w:b/>
         <w:bCs/>
       </w:rPr>
@@ -12352,6 +12854,7 @@
       <w:spacing w:after="0" w:line="240" w:lineRule="auto"/>
     </w:pPr>
     <w:rPr>
+      <w:rFonts w:eastAsia="黑体"/>
       <w:color w:themeColor="background1" w:val="FFFFFF"/>
     </w:rPr>
     <w:tblPr>
@@ -12370,6 +12873,7 @@
     </w:tcPr>
     <w:tblStylePr w:type="firstRow">
       <w:rPr>
+        <w:rFonts w:eastAsia="黑体"/>
         <w:b/>
         <w:bCs/>
       </w:rPr>
@@ -12466,6 +12970,7 @@
       <w:spacing w:after="0" w:line="240" w:lineRule="auto"/>
     </w:pPr>
     <w:rPr>
+      <w:rFonts w:eastAsia="黑体"/>
       <w:color w:themeColor="background1" w:val="FFFFFF"/>
     </w:rPr>
     <w:tblPr>
@@ -12484,6 +12989,7 @@
     </w:tcPr>
     <w:tblStylePr w:type="firstRow">
       <w:rPr>
+        <w:rFonts w:eastAsia="黑体"/>
         <w:b/>
         <w:bCs/>
       </w:rPr>
@@ -12580,6 +13086,7 @@
       <w:spacing w:after="0" w:line="240" w:lineRule="auto"/>
     </w:pPr>
     <w:rPr>
+      <w:rFonts w:eastAsia="黑体"/>
       <w:color w:themeColor="background1" w:val="FFFFFF"/>
     </w:rPr>
     <w:tblPr>
@@ -12598,6 +13105,7 @@
     </w:tcPr>
     <w:tblStylePr w:type="firstRow">
       <w:rPr>
+        <w:rFonts w:eastAsia="黑体"/>
         <w:b/>
         <w:bCs/>
       </w:rPr>
@@ -12694,6 +13202,7 @@
       <w:spacing w:after="0" w:line="240" w:lineRule="auto"/>
     </w:pPr>
     <w:rPr>
+      <w:rFonts w:eastAsia="黑体"/>
       <w:color w:themeColor="background1" w:val="FFFFFF"/>
     </w:rPr>
     <w:tblPr>
@@ -12712,6 +13221,7 @@
     </w:tcPr>
     <w:tblStylePr w:type="firstRow">
       <w:rPr>
+        <w:rFonts w:eastAsia="黑体"/>
         <w:b/>
         <w:bCs/>
       </w:rPr>
@@ -12808,6 +13318,7 @@
       <w:spacing w:after="0" w:line="240" w:lineRule="auto"/>
     </w:pPr>
     <w:rPr>
+      <w:rFonts w:eastAsia="黑体"/>
       <w:color w:themeColor="background1" w:val="FFFFFF"/>
     </w:rPr>
     <w:tblPr>
@@ -12826,6 +13337,7 @@
     </w:tcPr>
     <w:tblStylePr w:type="firstRow">
       <w:rPr>
+        <w:rFonts w:eastAsia="黑体"/>
         <w:b/>
         <w:bCs/>
       </w:rPr>
@@ -12922,6 +13434,7 @@
       <w:spacing w:after="0" w:line="240" w:lineRule="auto"/>
     </w:pPr>
     <w:rPr>
+      <w:rFonts w:eastAsia="黑体"/>
       <w:color w:themeColor="text1" w:val="000000"/>
     </w:rPr>
     <w:tblPr>
@@ -12948,6 +13461,7 @@
     </w:tcPr>
     <w:tblStylePr w:type="firstRow">
       <w:rPr>
+        <w:rFonts w:eastAsia="黑体"/>
         <w:b/>
         <w:bCs/>
       </w:rPr>
@@ -12966,6 +13480,7 @@
     </w:tblStylePr>
     <w:tblStylePr w:type="lastRow">
       <w:rPr>
+        <w:rFonts w:eastAsia="黑体"/>
         <w:b/>
         <w:bCs/>
         <w:color w:themeColor="background1" w:val="FFFFFF"/>
@@ -12980,6 +13495,7 @@
     </w:tblStylePr>
     <w:tblStylePr w:type="firstCol">
       <w:rPr>
+        <w:rFonts w:eastAsia="黑体"/>
         <w:color w:themeColor="background1" w:val="FFFFFF"/>
       </w:rPr>
       <w:tblPr/>
@@ -12997,6 +13513,7 @@
     </w:tblStylePr>
     <w:tblStylePr w:type="lastCol">
       <w:rPr>
+        <w:rFonts w:eastAsia="黑体"/>
         <w:color w:themeColor="background1" w:val="FFFFFF"/>
       </w:rPr>
       <w:tblPr/>
@@ -13026,11 +13543,13 @@
     </w:tblStylePr>
     <w:tblStylePr w:type="neCell">
       <w:rPr>
+        <w:rFonts w:eastAsia="黑体"/>
         <w:color w:themeColor="text1" w:val="000000"/>
       </w:rPr>
     </w:tblStylePr>
     <w:tblStylePr w:type="nwCell">
       <w:rPr>
+        <w:rFonts w:eastAsia="黑体"/>
         <w:color w:themeColor="text1" w:val="000000"/>
       </w:rPr>
     </w:tblStylePr>
@@ -13044,6 +13563,7 @@
       <w:spacing w:after="0" w:line="240" w:lineRule="auto"/>
     </w:pPr>
     <w:rPr>
+      <w:rFonts w:eastAsia="黑体"/>
       <w:color w:themeColor="text1" w:val="000000"/>
     </w:rPr>
     <w:tblPr>
@@ -13070,6 +13590,7 @@
     </w:tcPr>
     <w:tblStylePr w:type="firstRow">
       <w:rPr>
+        <w:rFonts w:eastAsia="黑体"/>
         <w:b/>
         <w:bCs/>
       </w:rPr>
@@ -13088,6 +13609,7 @@
     </w:tblStylePr>
     <w:tblStylePr w:type="lastRow">
       <w:rPr>
+        <w:rFonts w:eastAsia="黑体"/>
         <w:b/>
         <w:bCs/>
         <w:color w:themeColor="background1" w:val="FFFFFF"/>
@@ -13102,6 +13624,7 @@
     </w:tblStylePr>
     <w:tblStylePr w:type="firstCol">
       <w:rPr>
+        <w:rFonts w:eastAsia="黑体"/>
         <w:color w:themeColor="background1" w:val="FFFFFF"/>
       </w:rPr>
       <w:tblPr/>
@@ -13119,6 +13642,7 @@
     </w:tblStylePr>
     <w:tblStylePr w:type="lastCol">
       <w:rPr>
+        <w:rFonts w:eastAsia="黑体"/>
         <w:color w:themeColor="background1" w:val="FFFFFF"/>
       </w:rPr>
       <w:tblPr/>
@@ -13148,11 +13672,13 @@
     </w:tblStylePr>
     <w:tblStylePr w:type="neCell">
       <w:rPr>
+        <w:rFonts w:eastAsia="黑体"/>
         <w:color w:themeColor="text1" w:val="000000"/>
       </w:rPr>
     </w:tblStylePr>
     <w:tblStylePr w:type="nwCell">
       <w:rPr>
+        <w:rFonts w:eastAsia="黑体"/>
         <w:color w:themeColor="text1" w:val="000000"/>
       </w:rPr>
     </w:tblStylePr>
@@ -13166,6 +13692,7 @@
       <w:spacing w:after="0" w:line="240" w:lineRule="auto"/>
     </w:pPr>
     <w:rPr>
+      <w:rFonts w:eastAsia="黑体"/>
       <w:color w:themeColor="text1" w:val="000000"/>
     </w:rPr>
     <w:tblPr>
@@ -13192,6 +13719,7 @@
     </w:tcPr>
     <w:tblStylePr w:type="firstRow">
       <w:rPr>
+        <w:rFonts w:eastAsia="黑体"/>
         <w:b/>
         <w:bCs/>
       </w:rPr>
@@ -13210,6 +13738,7 @@
     </w:tblStylePr>
     <w:tblStylePr w:type="lastRow">
       <w:rPr>
+        <w:rFonts w:eastAsia="黑体"/>
         <w:b/>
         <w:bCs/>
         <w:color w:themeColor="background1" w:val="FFFFFF"/>
@@ -13224,6 +13753,7 @@
     </w:tblStylePr>
     <w:tblStylePr w:type="firstCol">
       <w:rPr>
+        <w:rFonts w:eastAsia="黑体"/>
         <w:color w:themeColor="background1" w:val="FFFFFF"/>
       </w:rPr>
       <w:tblPr/>
@@ -13241,6 +13771,7 @@
     </w:tblStylePr>
     <w:tblStylePr w:type="lastCol">
       <w:rPr>
+        <w:rFonts w:eastAsia="黑体"/>
         <w:color w:themeColor="background1" w:val="FFFFFF"/>
       </w:rPr>
       <w:tblPr/>
@@ -13270,11 +13801,13 @@
     </w:tblStylePr>
     <w:tblStylePr w:type="neCell">
       <w:rPr>
+        <w:rFonts w:eastAsia="黑体"/>
         <w:color w:themeColor="text1" w:val="000000"/>
       </w:rPr>
     </w:tblStylePr>
     <w:tblStylePr w:type="nwCell">
       <w:rPr>
+        <w:rFonts w:eastAsia="黑体"/>
         <w:color w:themeColor="text1" w:val="000000"/>
       </w:rPr>
     </w:tblStylePr>
@@ -13288,6 +13821,7 @@
       <w:spacing w:after="0" w:line="240" w:lineRule="auto"/>
     </w:pPr>
     <w:rPr>
+      <w:rFonts w:eastAsia="黑体"/>
       <w:color w:themeColor="text1" w:val="000000"/>
     </w:rPr>
     <w:tblPr>
@@ -13314,6 +13848,7 @@
     </w:tcPr>
     <w:tblStylePr w:type="firstRow">
       <w:rPr>
+        <w:rFonts w:eastAsia="黑体"/>
         <w:b/>
         <w:bCs/>
       </w:rPr>
@@ -13332,6 +13867,7 @@
     </w:tblStylePr>
     <w:tblStylePr w:type="lastRow">
       <w:rPr>
+        <w:rFonts w:eastAsia="黑体"/>
         <w:b/>
         <w:bCs/>
         <w:color w:themeColor="background1" w:val="FFFFFF"/>
@@ -13346,6 +13882,7 @@
     </w:tblStylePr>
     <w:tblStylePr w:type="firstCol">
       <w:rPr>
+        <w:rFonts w:eastAsia="黑体"/>
         <w:color w:themeColor="background1" w:val="FFFFFF"/>
       </w:rPr>
       <w:tblPr/>
@@ -13363,6 +13900,7 @@
     </w:tblStylePr>
     <w:tblStylePr w:type="lastCol">
       <w:rPr>
+        <w:rFonts w:eastAsia="黑体"/>
         <w:color w:themeColor="background1" w:val="FFFFFF"/>
       </w:rPr>
       <w:tblPr/>
@@ -13400,6 +13938,7 @@
       <w:spacing w:after="0" w:line="240" w:lineRule="auto"/>
     </w:pPr>
     <w:rPr>
+      <w:rFonts w:eastAsia="黑体"/>
       <w:color w:themeColor="text1" w:val="000000"/>
     </w:rPr>
     <w:tblPr>
@@ -13426,6 +13965,7 @@
     </w:tcPr>
     <w:tblStylePr w:type="firstRow">
       <w:rPr>
+        <w:rFonts w:eastAsia="黑体"/>
         <w:b/>
         <w:bCs/>
       </w:rPr>
@@ -13444,6 +13984,7 @@
     </w:tblStylePr>
     <w:tblStylePr w:type="lastRow">
       <w:rPr>
+        <w:rFonts w:eastAsia="黑体"/>
         <w:b/>
         <w:bCs/>
         <w:color w:themeColor="background1" w:val="FFFFFF"/>
@@ -13458,6 +13999,7 @@
     </w:tblStylePr>
     <w:tblStylePr w:type="firstCol">
       <w:rPr>
+        <w:rFonts w:eastAsia="黑体"/>
         <w:color w:themeColor="background1" w:val="FFFFFF"/>
       </w:rPr>
       <w:tblPr/>
@@ -13475,6 +14017,7 @@
     </w:tblStylePr>
     <w:tblStylePr w:type="lastCol">
       <w:rPr>
+        <w:rFonts w:eastAsia="黑体"/>
         <w:color w:themeColor="background1" w:val="FFFFFF"/>
       </w:rPr>
       <w:tblPr/>
@@ -13504,11 +14047,13 @@
     </w:tblStylePr>
     <w:tblStylePr w:type="neCell">
       <w:rPr>
+        <w:rFonts w:eastAsia="黑体"/>
         <w:color w:themeColor="text1" w:val="000000"/>
       </w:rPr>
     </w:tblStylePr>
     <w:tblStylePr w:type="nwCell">
       <w:rPr>
+        <w:rFonts w:eastAsia="黑体"/>
         <w:color w:themeColor="text1" w:val="000000"/>
       </w:rPr>
     </w:tblStylePr>
@@ -13522,6 +14067,7 @@
       <w:spacing w:after="0" w:line="240" w:lineRule="auto"/>
     </w:pPr>
     <w:rPr>
+      <w:rFonts w:eastAsia="黑体"/>
       <w:color w:themeColor="text1" w:val="000000"/>
     </w:rPr>
     <w:tblPr>
@@ -13548,6 +14094,7 @@
     </w:tcPr>
     <w:tblStylePr w:type="firstRow">
       <w:rPr>
+        <w:rFonts w:eastAsia="黑体"/>
         <w:b/>
         <w:bCs/>
       </w:rPr>
@@ -13566,6 +14113,7 @@
     </w:tblStylePr>
     <w:tblStylePr w:type="lastRow">
       <w:rPr>
+        <w:rFonts w:eastAsia="黑体"/>
         <w:b/>
         <w:bCs/>
         <w:color w:themeColor="background1" w:val="FFFFFF"/>
@@ -13580,6 +14128,7 @@
     </w:tblStylePr>
     <w:tblStylePr w:type="firstCol">
       <w:rPr>
+        <w:rFonts w:eastAsia="黑体"/>
         <w:color w:themeColor="background1" w:val="FFFFFF"/>
       </w:rPr>
       <w:tblPr/>
@@ -13597,6 +14146,7 @@
     </w:tblStylePr>
     <w:tblStylePr w:type="lastCol">
       <w:rPr>
+        <w:rFonts w:eastAsia="黑体"/>
         <w:color w:themeColor="background1" w:val="FFFFFF"/>
       </w:rPr>
       <w:tblPr/>
@@ -13626,11 +14176,13 @@
     </w:tblStylePr>
     <w:tblStylePr w:type="neCell">
       <w:rPr>
+        <w:rFonts w:eastAsia="黑体"/>
         <w:color w:themeColor="text1" w:val="000000"/>
       </w:rPr>
     </w:tblStylePr>
     <w:tblStylePr w:type="nwCell">
       <w:rPr>
+        <w:rFonts w:eastAsia="黑体"/>
         <w:color w:themeColor="text1" w:val="000000"/>
       </w:rPr>
     </w:tblStylePr>
@@ -13644,6 +14196,7 @@
       <w:spacing w:after="0" w:line="240" w:lineRule="auto"/>
     </w:pPr>
     <w:rPr>
+      <w:rFonts w:eastAsia="黑体"/>
       <w:color w:themeColor="text1" w:val="000000"/>
     </w:rPr>
     <w:tblPr>
@@ -13670,6 +14223,7 @@
     </w:tcPr>
     <w:tblStylePr w:type="firstRow">
       <w:rPr>
+        <w:rFonts w:eastAsia="黑体"/>
         <w:b/>
         <w:bCs/>
       </w:rPr>
@@ -13688,6 +14242,7 @@
     </w:tblStylePr>
     <w:tblStylePr w:type="lastRow">
       <w:rPr>
+        <w:rFonts w:eastAsia="黑体"/>
         <w:b/>
         <w:bCs/>
         <w:color w:themeColor="background1" w:val="FFFFFF"/>
@@ -13702,6 +14257,7 @@
     </w:tblStylePr>
     <w:tblStylePr w:type="firstCol">
       <w:rPr>
+        <w:rFonts w:eastAsia="黑体"/>
         <w:color w:themeColor="background1" w:val="FFFFFF"/>
       </w:rPr>
       <w:tblPr/>
@@ -13719,6 +14275,7 @@
     </w:tblStylePr>
     <w:tblStylePr w:type="lastCol">
       <w:rPr>
+        <w:rFonts w:eastAsia="黑体"/>
         <w:color w:themeColor="background1" w:val="FFFFFF"/>
       </w:rPr>
       <w:tblPr/>
@@ -13748,11 +14305,13 @@
     </w:tblStylePr>
     <w:tblStylePr w:type="neCell">
       <w:rPr>
+        <w:rFonts w:eastAsia="黑体"/>
         <w:color w:themeColor="text1" w:val="000000"/>
       </w:rPr>
     </w:tblStylePr>
     <w:tblStylePr w:type="nwCell">
       <w:rPr>
+        <w:rFonts w:eastAsia="黑体"/>
         <w:color w:themeColor="text1" w:val="000000"/>
       </w:rPr>
     </w:tblStylePr>
@@ -13766,6 +14325,7 @@
       <w:spacing w:after="0" w:line="240" w:lineRule="auto"/>
     </w:pPr>
     <w:rPr>
+      <w:rFonts w:eastAsia="黑体"/>
       <w:color w:themeColor="text1" w:val="000000"/>
     </w:rPr>
     <w:tblPr>
@@ -13784,6 +14344,7 @@
     </w:tcPr>
     <w:tblStylePr w:type="firstRow">
       <w:rPr>
+        <w:rFonts w:eastAsia="黑体"/>
         <w:b/>
         <w:bCs/>
         <w:color w:themeColor="background1" w:val="FFFFFF"/>
@@ -13798,6 +14359,7 @@
     </w:tblStylePr>
     <w:tblStylePr w:type="lastRow">
       <w:rPr>
+        <w:rFonts w:eastAsia="黑体"/>
         <w:b/>
         <w:bCs/>
         <w:color w:themeColor="accent2" w:themeShade="CC" w:val="9E3A38"/>
@@ -13812,12 +14374,14 @@
     </w:tblStylePr>
     <w:tblStylePr w:type="firstCol">
       <w:rPr>
+        <w:rFonts w:eastAsia="黑体"/>
         <w:b/>
         <w:bCs/>
       </w:rPr>
     </w:tblStylePr>
     <w:tblStylePr w:type="lastCol">
       <w:rPr>
+        <w:rFonts w:eastAsia="黑体"/>
         <w:b/>
         <w:bCs/>
       </w:rPr>
@@ -13852,6 +14416,7 @@
       <w:spacing w:after="0" w:line="240" w:lineRule="auto"/>
     </w:pPr>
     <w:rPr>
+      <w:rFonts w:eastAsia="黑体"/>
       <w:color w:themeColor="text1" w:val="000000"/>
     </w:rPr>
     <w:tblPr>
@@ -13870,6 +14435,7 @@
     </w:tcPr>
     <w:tblStylePr w:type="firstRow">
       <w:rPr>
+        <w:rFonts w:eastAsia="黑体"/>
         <w:b/>
         <w:bCs/>
         <w:color w:themeColor="background1" w:val="FFFFFF"/>
@@ -13884,6 +14450,7 @@
     </w:tblStylePr>
     <w:tblStylePr w:type="lastRow">
       <w:rPr>
+        <w:rFonts w:eastAsia="黑体"/>
         <w:b/>
         <w:bCs/>
         <w:color w:themeColor="accent2" w:themeShade="CC" w:val="9E3A38"/>
@@ -13898,12 +14465,14 @@
     </w:tblStylePr>
     <w:tblStylePr w:type="firstCol">
       <w:rPr>
+        <w:rFonts w:eastAsia="黑体"/>
         <w:b/>
         <w:bCs/>
       </w:rPr>
     </w:tblStylePr>
     <w:tblStylePr w:type="lastCol">
       <w:rPr>
+        <w:rFonts w:eastAsia="黑体"/>
         <w:b/>
         <w:bCs/>
       </w:rPr>
@@ -13938,6 +14507,7 @@
       <w:spacing w:after="0" w:line="240" w:lineRule="auto"/>
     </w:pPr>
     <w:rPr>
+      <w:rFonts w:eastAsia="黑体"/>
       <w:color w:themeColor="text1" w:val="000000"/>
     </w:rPr>
     <w:tblPr>
@@ -13956,6 +14526,7 @@
     </w:tcPr>
     <w:tblStylePr w:type="firstRow">
       <w:rPr>
+        <w:rFonts w:eastAsia="黑体"/>
         <w:b/>
         <w:bCs/>
         <w:color w:themeColor="background1" w:val="FFFFFF"/>
@@ -13970,6 +14541,7 @@
     </w:tblStylePr>
     <w:tblStylePr w:type="lastRow">
       <w:rPr>
+        <w:rFonts w:eastAsia="黑体"/>
         <w:b/>
         <w:bCs/>
         <w:color w:themeColor="accent2" w:themeShade="CC" w:val="9E3A38"/>
@@ -13984,12 +14556,14 @@
     </w:tblStylePr>
     <w:tblStylePr w:type="firstCol">
       <w:rPr>
+        <w:rFonts w:eastAsia="黑体"/>
         <w:b/>
         <w:bCs/>
       </w:rPr>
     </w:tblStylePr>
     <w:tblStylePr w:type="lastCol">
       <w:rPr>
+        <w:rFonts w:eastAsia="黑体"/>
         <w:b/>
         <w:bCs/>
       </w:rPr>
@@ -14024,6 +14598,7 @@
       <w:spacing w:after="0" w:line="240" w:lineRule="auto"/>
     </w:pPr>
     <w:rPr>
+      <w:rFonts w:eastAsia="黑体"/>
       <w:color w:themeColor="text1" w:val="000000"/>
     </w:rPr>
     <w:tblPr>
@@ -14042,6 +14617,7 @@
     </w:tcPr>
     <w:tblStylePr w:type="firstRow">
       <w:rPr>
+        <w:rFonts w:eastAsia="黑体"/>
         <w:b/>
         <w:bCs/>
         <w:color w:themeColor="background1" w:val="FFFFFF"/>
@@ -14056,6 +14632,7 @@
     </w:tblStylePr>
     <w:tblStylePr w:type="lastRow">
       <w:rPr>
+        <w:rFonts w:eastAsia="黑体"/>
         <w:b/>
         <w:bCs/>
         <w:color w:themeColor="accent4" w:themeShade="CC" w:val="664E82"/>
@@ -14070,12 +14647,14 @@
     </w:tblStylePr>
     <w:tblStylePr w:type="firstCol">
       <w:rPr>
+        <w:rFonts w:eastAsia="黑体"/>
         <w:b/>
         <w:bCs/>
       </w:rPr>
     </w:tblStylePr>
     <w:tblStylePr w:type="lastCol">
       <w:rPr>
+        <w:rFonts w:eastAsia="黑体"/>
         <w:b/>
         <w:bCs/>
       </w:rPr>
@@ -14110,6 +14689,7 @@
       <w:spacing w:after="0" w:line="240" w:lineRule="auto"/>
     </w:pPr>
     <w:rPr>
+      <w:rFonts w:eastAsia="黑体"/>
       <w:color w:themeColor="text1" w:val="000000"/>
     </w:rPr>
     <w:tblPr>
@@ -14128,6 +14708,7 @@
     </w:tcPr>
     <w:tblStylePr w:type="firstRow">
       <w:rPr>
+        <w:rFonts w:eastAsia="黑体"/>
         <w:b/>
         <w:bCs/>
         <w:color w:themeColor="background1" w:val="FFFFFF"/>
@@ -14142,6 +14723,7 @@
     </w:tblStylePr>
     <w:tblStylePr w:type="lastRow">
       <w:rPr>
+        <w:rFonts w:eastAsia="黑体"/>
         <w:b/>
         <w:bCs/>
         <w:color w:themeColor="accent3" w:themeShade="CC" w:val="7E9C40"/>
@@ -14156,12 +14738,14 @@
     </w:tblStylePr>
     <w:tblStylePr w:type="firstCol">
       <w:rPr>
+        <w:rFonts w:eastAsia="黑体"/>
         <w:b/>
         <w:bCs/>
       </w:rPr>
     </w:tblStylePr>
     <w:tblStylePr w:type="lastCol">
       <w:rPr>
+        <w:rFonts w:eastAsia="黑体"/>
         <w:b/>
         <w:bCs/>
       </w:rPr>
@@ -14196,6 +14780,7 @@
       <w:spacing w:after="0" w:line="240" w:lineRule="auto"/>
     </w:pPr>
     <w:rPr>
+      <w:rFonts w:eastAsia="黑体"/>
       <w:color w:themeColor="text1" w:val="000000"/>
     </w:rPr>
     <w:tblPr>
@@ -14214,6 +14799,7 @@
     </w:tcPr>
     <w:tblStylePr w:type="firstRow">
       <w:rPr>
+        <w:rFonts w:eastAsia="黑体"/>
         <w:b/>
         <w:bCs/>
         <w:color w:themeColor="background1" w:val="FFFFFF"/>
@@ -14228,6 +14814,7 @@
     </w:tblStylePr>
     <w:tblStylePr w:type="lastRow">
       <w:rPr>
+        <w:rFonts w:eastAsia="黑体"/>
         <w:b/>
         <w:bCs/>
         <w:color w:themeColor="accent6" w:themeShade="CC" w:val="F2730A"/>
@@ -14242,12 +14829,14 @@
     </w:tblStylePr>
     <w:tblStylePr w:type="firstCol">
       <w:rPr>
+        <w:rFonts w:eastAsia="黑体"/>
         <w:b/>
         <w:bCs/>
       </w:rPr>
     </w:tblStylePr>
     <w:tblStylePr w:type="lastCol">
       <w:rPr>
+        <w:rFonts w:eastAsia="黑体"/>
         <w:b/>
         <w:bCs/>
       </w:rPr>
@@ -14282,6 +14871,7 @@
       <w:spacing w:after="0" w:line="240" w:lineRule="auto"/>
     </w:pPr>
     <w:rPr>
+      <w:rFonts w:eastAsia="黑体"/>
       <w:color w:themeColor="text1" w:val="000000"/>
     </w:rPr>
     <w:tblPr>
@@ -14300,6 +14890,7 @@
     </w:tcPr>
     <w:tblStylePr w:type="firstRow">
       <w:rPr>
+        <w:rFonts w:eastAsia="黑体"/>
         <w:b/>
         <w:bCs/>
         <w:color w:themeColor="background1" w:val="FFFFFF"/>
@@ -14314,6 +14905,7 @@
     </w:tblStylePr>
     <w:tblStylePr w:type="lastRow">
       <w:rPr>
+        <w:rFonts w:eastAsia="黑体"/>
         <w:b/>
         <w:bCs/>
         <w:color w:themeColor="accent5" w:themeShade="CC" w:val="348DA5"/>
@@ -14328,12 +14920,14 @@
     </w:tblStylePr>
     <w:tblStylePr w:type="firstCol">
       <w:rPr>
+        <w:rFonts w:eastAsia="黑体"/>
         <w:b/>
         <w:bCs/>
       </w:rPr>
     </w:tblStylePr>
     <w:tblStylePr w:type="lastCol">
       <w:rPr>
+        <w:rFonts w:eastAsia="黑体"/>
         <w:b/>
         <w:bCs/>
       </w:rPr>
@@ -14368,6 +14962,7 @@
       <w:spacing w:after="0" w:line="240" w:lineRule="auto"/>
     </w:pPr>
     <w:rPr>
+      <w:rFonts w:eastAsia="黑体"/>
       <w:color w:themeColor="text1" w:val="000000"/>
     </w:rPr>
     <w:tblPr>
@@ -14389,6 +14984,7 @@
     </w:tcPr>
     <w:tblStylePr w:type="firstRow">
       <w:rPr>
+        <w:rFonts w:eastAsia="黑体"/>
         <w:b/>
         <w:bCs/>
       </w:rPr>
@@ -14399,6 +14995,7 @@
     </w:tblStylePr>
     <w:tblStylePr w:type="lastRow">
       <w:rPr>
+        <w:rFonts w:eastAsia="黑体"/>
         <w:b/>
         <w:bCs/>
         <w:color w:themeColor="text1" w:val="000000"/>
@@ -14410,6 +15007,7 @@
     </w:tblStylePr>
     <w:tblStylePr w:type="firstCol">
       <w:rPr>
+        <w:rFonts w:eastAsia="黑体"/>
         <w:color w:themeColor="background1" w:val="FFFFFF"/>
       </w:rPr>
       <w:tblPr/>
@@ -14419,6 +15017,7 @@
     </w:tblStylePr>
     <w:tblStylePr w:type="lastCol">
       <w:rPr>
+        <w:rFonts w:eastAsia="黑体"/>
         <w:color w:themeColor="background1" w:val="FFFFFF"/>
       </w:rPr>
       <w:tblPr/>
@@ -14448,6 +15047,7 @@
       <w:spacing w:after="0" w:line="240" w:lineRule="auto"/>
     </w:pPr>
     <w:rPr>
+      <w:rFonts w:eastAsia="黑体"/>
       <w:color w:themeColor="text1" w:val="000000"/>
     </w:rPr>
     <w:tblPr>
@@ -14469,6 +15069,7 @@
     </w:tcPr>
     <w:tblStylePr w:type="firstRow">
       <w:rPr>
+        <w:rFonts w:eastAsia="黑体"/>
         <w:b/>
         <w:bCs/>
       </w:rPr>
@@ -14479,6 +15080,7 @@
     </w:tblStylePr>
     <w:tblStylePr w:type="lastRow">
       <w:rPr>
+        <w:rFonts w:eastAsia="黑体"/>
         <w:b/>
         <w:bCs/>
         <w:color w:themeColor="text1" w:val="000000"/>
@@ -14490,6 +15092,7 @@
     </w:tblStylePr>
     <w:tblStylePr w:type="firstCol">
       <w:rPr>
+        <w:rFonts w:eastAsia="黑体"/>
         <w:color w:themeColor="background1" w:val="FFFFFF"/>
       </w:rPr>
       <w:tblPr/>
@@ -14499,6 +15102,7 @@
     </w:tblStylePr>
     <w:tblStylePr w:type="lastCol">
       <w:rPr>
+        <w:rFonts w:eastAsia="黑体"/>
         <w:color w:themeColor="background1" w:val="FFFFFF"/>
       </w:rPr>
       <w:tblPr/>
@@ -14528,6 +15132,7 @@
       <w:spacing w:after="0" w:line="240" w:lineRule="auto"/>
     </w:pPr>
     <w:rPr>
+      <w:rFonts w:eastAsia="黑体"/>
       <w:color w:themeColor="text1" w:val="000000"/>
     </w:rPr>
     <w:tblPr>
@@ -14549,6 +15154,7 @@
     </w:tcPr>
     <w:tblStylePr w:type="firstRow">
       <w:rPr>
+        <w:rFonts w:eastAsia="黑体"/>
         <w:b/>
         <w:bCs/>
       </w:rPr>
@@ -14559,6 +15165,7 @@
     </w:tblStylePr>
     <w:tblStylePr w:type="lastRow">
       <w:rPr>
+        <w:rFonts w:eastAsia="黑体"/>
         <w:b/>
         <w:bCs/>
         <w:color w:themeColor="text1" w:val="000000"/>
@@ -14570,6 +15177,7 @@
     </w:tblStylePr>
     <w:tblStylePr w:type="firstCol">
       <w:rPr>
+        <w:rFonts w:eastAsia="黑体"/>
         <w:color w:themeColor="background1" w:val="FFFFFF"/>
       </w:rPr>
       <w:tblPr/>
@@ -14579,6 +15187,7 @@
     </w:tblStylePr>
     <w:tblStylePr w:type="lastCol">
       <w:rPr>
+        <w:rFonts w:eastAsia="黑体"/>
         <w:color w:themeColor="background1" w:val="FFFFFF"/>
       </w:rPr>
       <w:tblPr/>
@@ -14608,6 +15217,7 @@
       <w:spacing w:after="0" w:line="240" w:lineRule="auto"/>
     </w:pPr>
     <w:rPr>
+      <w:rFonts w:eastAsia="黑体"/>
       <w:color w:themeColor="text1" w:val="000000"/>
     </w:rPr>
     <w:tblPr>
@@ -14629,6 +15239,7 @@
     </w:tcPr>
     <w:tblStylePr w:type="firstRow">
       <w:rPr>
+        <w:rFonts w:eastAsia="黑体"/>
         <w:b/>
         <w:bCs/>
       </w:rPr>
@@ -14639,6 +15250,7 @@
     </w:tblStylePr>
     <w:tblStylePr w:type="lastRow">
       <w:rPr>
+        <w:rFonts w:eastAsia="黑体"/>
         <w:b/>
         <w:bCs/>
         <w:color w:themeColor="text1" w:val="000000"/>
@@ -14650,6 +15262,7 @@
     </w:tblStylePr>
     <w:tblStylePr w:type="firstCol">
       <w:rPr>
+        <w:rFonts w:eastAsia="黑体"/>
         <w:color w:themeColor="background1" w:val="FFFFFF"/>
       </w:rPr>
       <w:tblPr/>
@@ -14659,6 +15272,7 @@
     </w:tblStylePr>
     <w:tblStylePr w:type="lastCol">
       <w:rPr>
+        <w:rFonts w:eastAsia="黑体"/>
         <w:color w:themeColor="background1" w:val="FFFFFF"/>
       </w:rPr>
       <w:tblPr/>
@@ -14688,6 +15302,7 @@
       <w:spacing w:after="0" w:line="240" w:lineRule="auto"/>
     </w:pPr>
     <w:rPr>
+      <w:rFonts w:eastAsia="黑体"/>
       <w:color w:themeColor="text1" w:val="000000"/>
     </w:rPr>
     <w:tblPr>
@@ -14709,6 +15324,7 @@
     </w:tcPr>
     <w:tblStylePr w:type="firstRow">
       <w:rPr>
+        <w:rFonts w:eastAsia="黑体"/>
         <w:b/>
         <w:bCs/>
       </w:rPr>
@@ -14719,6 +15335,7 @@
     </w:tblStylePr>
     <w:tblStylePr w:type="lastRow">
       <w:rPr>
+        <w:rFonts w:eastAsia="黑体"/>
         <w:b/>
         <w:bCs/>
         <w:color w:themeColor="text1" w:val="000000"/>
@@ -14730,6 +15347,7 @@
     </w:tblStylePr>
     <w:tblStylePr w:type="firstCol">
       <w:rPr>
+        <w:rFonts w:eastAsia="黑体"/>
         <w:color w:themeColor="background1" w:val="FFFFFF"/>
       </w:rPr>
       <w:tblPr/>
@@ -14739,6 +15357,7 @@
     </w:tblStylePr>
     <w:tblStylePr w:type="lastCol">
       <w:rPr>
+        <w:rFonts w:eastAsia="黑体"/>
         <w:color w:themeColor="background1" w:val="FFFFFF"/>
       </w:rPr>
       <w:tblPr/>
@@ -14768,6 +15387,7 @@
       <w:spacing w:after="0" w:line="240" w:lineRule="auto"/>
     </w:pPr>
     <w:rPr>
+      <w:rFonts w:eastAsia="黑体"/>
       <w:color w:themeColor="text1" w:val="000000"/>
     </w:rPr>
     <w:tblPr>
@@ -14789,6 +15409,7 @@
     </w:tcPr>
     <w:tblStylePr w:type="firstRow">
       <w:rPr>
+        <w:rFonts w:eastAsia="黑体"/>
         <w:b/>
         <w:bCs/>
       </w:rPr>
@@ -14799,6 +15420,7 @@
     </w:tblStylePr>
     <w:tblStylePr w:type="lastRow">
       <w:rPr>
+        <w:rFonts w:eastAsia="黑体"/>
         <w:b/>
         <w:bCs/>
         <w:color w:themeColor="text1" w:val="000000"/>
@@ -14810,6 +15432,7 @@
     </w:tblStylePr>
     <w:tblStylePr w:type="firstCol">
       <w:rPr>
+        <w:rFonts w:eastAsia="黑体"/>
         <w:color w:themeColor="background1" w:val="FFFFFF"/>
       </w:rPr>
       <w:tblPr/>
@@ -14819,6 +15442,7 @@
     </w:tblStylePr>
     <w:tblStylePr w:type="lastCol">
       <w:rPr>
+        <w:rFonts w:eastAsia="黑体"/>
         <w:color w:themeColor="background1" w:val="FFFFFF"/>
       </w:rPr>
       <w:tblPr/>
@@ -14848,6 +15472,7 @@
       <w:spacing w:after="0" w:line="240" w:lineRule="auto"/>
     </w:pPr>
     <w:rPr>
+      <w:rFonts w:eastAsia="黑体"/>
       <w:color w:themeColor="text1" w:val="000000"/>
     </w:rPr>
     <w:tblPr>
@@ -14869,6 +15494,7 @@
     </w:tcPr>
     <w:tblStylePr w:type="firstRow">
       <w:rPr>
+        <w:rFonts w:eastAsia="黑体"/>
         <w:b/>
         <w:bCs/>
       </w:rPr>
@@ -14879,6 +15505,7 @@
     </w:tblStylePr>
     <w:tblStylePr w:type="lastRow">
       <w:rPr>
+        <w:rFonts w:eastAsia="黑体"/>
         <w:b/>
         <w:bCs/>
         <w:color w:themeColor="text1" w:val="000000"/>
@@ -14890,6 +15517,7 @@
     </w:tblStylePr>
     <w:tblStylePr w:type="firstCol">
       <w:rPr>
+        <w:rFonts w:eastAsia="黑体"/>
         <w:color w:themeColor="background1" w:val="FFFFFF"/>
       </w:rPr>
       <w:tblPr/>
@@ -14899,6 +15527,7 @@
     </w:tblStylePr>
     <w:tblStylePr w:type="lastCol">
       <w:rPr>
+        <w:rFonts w:eastAsia="黑体"/>
         <w:color w:themeColor="background1" w:val="FFFFFF"/>
       </w:rPr>
       <w:tblPr/>
@@ -14931,6 +15560,7 @@
     <w:name w:val="KeywordTok"/>
     <w:basedOn w:val="VerbatimChar"/>
     <w:rPr>
+      <w:rFonts w:eastAsia="黑体"/>
       <w:b/>
       <w:color w:val="007020"/>
     </w:rPr>
@@ -14939,6 +15569,7 @@
     <w:name w:val="DataTypeTok"/>
     <w:basedOn w:val="VerbatimChar"/>
     <w:rPr>
+      <w:rFonts w:eastAsia="黑体"/>
       <w:color w:val="902000"/>
     </w:rPr>
   </w:style>
@@ -14946,6 +15577,7 @@
     <w:name w:val="DecValTok"/>
     <w:basedOn w:val="VerbatimChar"/>
     <w:rPr>
+      <w:rFonts w:eastAsia="黑体"/>
       <w:color w:val="40a070"/>
     </w:rPr>
   </w:style>
@@ -14953,6 +15585,7 @@
     <w:name w:val="BaseNTok"/>
     <w:basedOn w:val="VerbatimChar"/>
     <w:rPr>
+      <w:rFonts w:eastAsia="黑体"/>
       <w:color w:val="40a070"/>
     </w:rPr>
   </w:style>
@@ -14960,6 +15593,7 @@
     <w:name w:val="FloatTok"/>
     <w:basedOn w:val="VerbatimChar"/>
     <w:rPr>
+      <w:rFonts w:eastAsia="黑体"/>
       <w:color w:val="40a070"/>
     </w:rPr>
   </w:style>
@@ -14967,6 +15601,7 @@
     <w:name w:val="ConstantTok"/>
     <w:basedOn w:val="VerbatimChar"/>
     <w:rPr>
+      <w:rFonts w:eastAsia="黑体"/>
       <w:color w:val="880000"/>
     </w:rPr>
   </w:style>
@@ -14974,6 +15609,7 @@
     <w:name w:val="CharTok"/>
     <w:basedOn w:val="VerbatimChar"/>
     <w:rPr>
+      <w:rFonts w:eastAsia="黑体"/>
       <w:color w:val="4070a0"/>
     </w:rPr>
   </w:style>
@@ -14981,6 +15617,7 @@
     <w:name w:val="SpecialCharTok"/>
     <w:basedOn w:val="VerbatimChar"/>
     <w:rPr>
+      <w:rFonts w:eastAsia="黑体"/>
       <w:color w:val="4070a0"/>
     </w:rPr>
   </w:style>
@@ -14988,6 +15625,7 @@
     <w:name w:val="StringTok"/>
     <w:basedOn w:val="VerbatimChar"/>
     <w:rPr>
+      <w:rFonts w:eastAsia="黑体"/>
       <w:color w:val="4070a0"/>
     </w:rPr>
   </w:style>
@@ -14995,6 +15633,7 @@
     <w:name w:val="VerbatimStringTok"/>
     <w:basedOn w:val="VerbatimChar"/>
     <w:rPr>
+      <w:rFonts w:eastAsia="黑体"/>
       <w:color w:val="4070a0"/>
     </w:rPr>
   </w:style>
@@ -15002,6 +15641,7 @@
     <w:name w:val="SpecialStringTok"/>
     <w:basedOn w:val="VerbatimChar"/>
     <w:rPr>
+      <w:rFonts w:eastAsia="黑体"/>
       <w:color w:val="bb6688"/>
     </w:rPr>
   </w:style>
@@ -15009,6 +15649,7 @@
     <w:name w:val="ImportTok"/>
     <w:basedOn w:val="VerbatimChar"/>
     <w:rPr>
+      <w:rFonts w:eastAsia="黑体"/>
       <w:b/>
       <w:color w:val="008000"/>
     </w:rPr>
@@ -15017,6 +15658,7 @@
     <w:name w:val="CommentTok"/>
     <w:basedOn w:val="VerbatimChar"/>
     <w:rPr>
+      <w:rFonts w:eastAsia="黑体"/>
       <w:i/>
       <w:color w:val="60a0b0"/>
     </w:rPr>
@@ -15025,6 +15667,7 @@
     <w:name w:val="DocumentationTok"/>
     <w:basedOn w:val="VerbatimChar"/>
     <w:rPr>
+      <w:rFonts w:eastAsia="黑体"/>
       <w:i/>
       <w:color w:val="ba2121"/>
     </w:rPr>
@@ -15033,6 +15676,7 @@
     <w:name w:val="AnnotationTok"/>
     <w:basedOn w:val="VerbatimChar"/>
     <w:rPr>
+      <w:rFonts w:eastAsia="黑体"/>
       <w:b/>
       <w:i/>
       <w:color w:val="60a0b0"/>
@@ -15042,6 +15686,7 @@
     <w:name w:val="CommentVarTok"/>
     <w:basedOn w:val="VerbatimChar"/>
     <w:rPr>
+      <w:rFonts w:eastAsia="黑体"/>
       <w:b/>
       <w:i/>
       <w:color w:val="60a0b0"/>
@@ -15051,6 +15696,7 @@
     <w:name w:val="OtherTok"/>
     <w:basedOn w:val="VerbatimChar"/>
     <w:rPr>
+      <w:rFonts w:eastAsia="黑体"/>
       <w:color w:val="007020"/>
     </w:rPr>
   </w:style>
@@ -15058,6 +15704,7 @@
     <w:name w:val="FunctionTok"/>
     <w:basedOn w:val="VerbatimChar"/>
     <w:rPr>
+      <w:rFonts w:eastAsia="黑体"/>
       <w:color w:val="06287e"/>
     </w:rPr>
   </w:style>
@@ -15065,6 +15712,7 @@
     <w:name w:val="VariableTok"/>
     <w:basedOn w:val="VerbatimChar"/>
     <w:rPr>
+      <w:rFonts w:eastAsia="黑体"/>
       <w:color w:val="19177c"/>
     </w:rPr>
   </w:style>
@@ -15072,6 +15720,7 @@
     <w:name w:val="ControlFlowTok"/>
     <w:basedOn w:val="VerbatimChar"/>
     <w:rPr>
+      <w:rFonts w:eastAsia="黑体"/>
       <w:b/>
       <w:color w:val="007020"/>
     </w:rPr>
@@ -15080,6 +15729,7 @@
     <w:name w:val="OperatorTok"/>
     <w:basedOn w:val="VerbatimChar"/>
     <w:rPr>
+      <w:rFonts w:eastAsia="黑体"/>
       <w:color w:val="666666"/>
     </w:rPr>
   </w:style>
@@ -15087,18 +15737,22 @@
     <w:name w:val="BuiltInTok"/>
     <w:basedOn w:val="VerbatimChar"/>
     <w:rPr>
+      <w:rFonts w:eastAsia="黑体"/>
       <w:color w:val="008000"/>
     </w:rPr>
   </w:style>
   <w:style w:type="character" w:customStyle="1" w:styleId="ExtensionTok">
     <w:name w:val="ExtensionTok"/>
     <w:basedOn w:val="VerbatimChar"/>
-    <w:rPr/>
+    <w:rPr>
+      <w:rFonts w:eastAsia="黑体"/>
+    </w:rPr>
   </w:style>
   <w:style w:type="character" w:customStyle="1" w:styleId="PreprocessorTok">
     <w:name w:val="PreprocessorTok"/>
     <w:basedOn w:val="VerbatimChar"/>
     <w:rPr>
+      <w:rFonts w:eastAsia="黑体"/>
       <w:color w:val="bc7a00"/>
     </w:rPr>
   </w:style>
@@ -15106,18 +15760,22 @@
     <w:name w:val="AttributeTok"/>
     <w:basedOn w:val="VerbatimChar"/>
     <w:rPr>
+      <w:rFonts w:eastAsia="黑体"/>
       <w:color w:val="7d9029"/>
     </w:rPr>
   </w:style>
   <w:style w:type="character" w:customStyle="1" w:styleId="RegionMarkerTok">
     <w:name w:val="RegionMarkerTok"/>
     <w:basedOn w:val="VerbatimChar"/>
-    <w:rPr/>
+    <w:rPr>
+      <w:rFonts w:eastAsia="黑体"/>
+    </w:rPr>
   </w:style>
   <w:style w:type="character" w:customStyle="1" w:styleId="InformationTok">
     <w:name w:val="InformationTok"/>
     <w:basedOn w:val="VerbatimChar"/>
     <w:rPr>
+      <w:rFonts w:eastAsia="黑体"/>
       <w:b/>
       <w:i/>
       <w:color w:val="60a0b0"/>
@@ -15127,6 +15785,7 @@
     <w:name w:val="WarningTok"/>
     <w:basedOn w:val="VerbatimChar"/>
     <w:rPr>
+      <w:rFonts w:eastAsia="黑体"/>
       <w:b/>
       <w:i/>
       <w:color w:val="60a0b0"/>
@@ -15136,6 +15795,7 @@
     <w:name w:val="AlertTok"/>
     <w:basedOn w:val="VerbatimChar"/>
     <w:rPr>
+      <w:rFonts w:eastAsia="黑体"/>
       <w:b/>
       <w:color w:val="ff0000"/>
     </w:rPr>
@@ -15144,6 +15804,7 @@
     <w:name w:val="ErrorTok"/>
     <w:basedOn w:val="VerbatimChar"/>
     <w:rPr>
+      <w:rFonts w:eastAsia="黑体"/>
       <w:b/>
       <w:color w:val="ff0000"/>
     </w:rPr>
@@ -15151,7 +15812,9 @@
   <w:style w:type="character" w:customStyle="1" w:styleId="NormalTok">
     <w:name w:val="NormalTok"/>
     <w:basedOn w:val="VerbatimChar"/>
-    <w:rPr/>
+    <w:rPr>
+      <w:rFonts w:eastAsia="黑体"/>
+    </w:rPr>
   </w:style>
 </w:styles>
 </file>
@@ -15200,12 +15863,12 @@
     <a:fontScheme name="Office">
       <a:majorFont>
         <a:latin typeface="Calibri"/>
-        <a:ea typeface=""/>
+        <a:ea typeface="黑体"/>
         <a:cs typeface=""/>
         <a:font script="Jpan" typeface="ＭＳ ゴシック"/>
         <a:font script="Hang" typeface="맑은 고딕"/>
-        <a:font script="Hans" typeface="宋体"/>
-        <a:font script="Hant" typeface="新細明體"/>
+        <a:font script="Hans" typeface="黑体"/>
+        <a:font script="Hant" typeface="黑体"/>
         <a:font script="Arab" typeface="Times New Roman"/>
         <a:font script="Hebr" typeface="Times New Roman"/>
         <a:font script="Thai" typeface="Angsana New"/>
@@ -15235,12 +15898,12 @@
       </a:majorFont>
       <a:minorFont>
         <a:latin typeface="Cambria"/>
-        <a:ea typeface=""/>
+        <a:ea typeface="黑体"/>
         <a:cs typeface=""/>
         <a:font script="Jpan" typeface="ＭＳ 明朝"/>
         <a:font script="Hang" typeface="맑은 고딕"/>
-        <a:font script="Hans" typeface="宋体"/>
-        <a:font script="Hant" typeface="新細明體"/>
+        <a:font script="Hans" typeface="黑体"/>
+        <a:font script="Hant" typeface="黑体"/>
         <a:font script="Arab" typeface="Arial"/>
         <a:font script="Hebr" typeface="Arial"/>
         <a:font script="Thai" typeface="Cordia New"/>

--- a/07-驱动电路/03-功率器件栅极驱动/隔离栅极驱动电路/隔离栅极驱动电路.docx
+++ b/07-驱动电路/03-功率器件栅极驱动/隔离栅极驱动电路/隔离栅极驱动电路.docx
@@ -2792,7 +2792,7 @@
           <w:color w:val="555555"/>
           <w:sz w:val="21"/>
         </w:rPr>
-        <w:t>材料收集者：杜文杰，WX手机：19519196569，QQ:3478827729</w:t>
+        <w:t>材料收集者：杜文杰，微信/手机：19519196569，QQ:3478827729</w:t>
       </w:r>
     </w:p>
     <w:sectPr>
